--- a/lessons/8-5/downloads/8-5-notes.docx
+++ b/lessons/8-5/downloads/8-5-notes.docx
@@ -401,6 +401,232 @@
           <w:szCs w:val="19"/>
         </w:rPr>
         <w:t xml:space="preserve">Small IQR = low variability in the middle 50%. Large IQR = high variability</w:t>
+      </w:r>
+    </w:p>
+    <w:p>
+      <w:pPr>
+        <w:pStyle w:val="Heading2"/>
+        <w:pBdr>
+          <w:left w:val="single" w:color="1FA6A2" w:sz="18" w:space="8"/>
+        </w:pBdr>
+        <w:spacing w:after="100" w:before="200"/>
+      </w:pPr>
+      <w:r>
+        <w:rPr>
+          <w:b/>
+          <w:bCs/>
+          <w:color w:val="1FA6A2"/>
+          <w:sz w:val="26"/>
+          <w:szCs w:val="26"/>
+        </w:rPr>
+        <w:t xml:space="preserve">Turn &amp; Talk — Discussion Points  (Level 1 support · Level 2)</w:t>
+      </w:r>
+    </w:p>
+    <w:p>
+      <w:pPr>
+        <w:spacing w:after="60"/>
+      </w:pPr>
+      <w:r>
+        <w:rPr>
+          <w:i/>
+          <w:iCs/>
+          <w:color w:val="5F6F80"/>
+          <w:sz w:val="19"/>
+          <w:szCs w:val="19"/>
+        </w:rPr>
+        <w:t xml:space="preserve">Talk with a partner. Use the Level 1 stems if you need help getting started; try the Level 2 question when you are ready for more.</w:t>
+      </w:r>
+    </w:p>
+    <w:p>
+      <w:pPr>
+        <w:spacing w:after="60"/>
+      </w:pPr>
+      <w:r>
+        <w:rPr>
+          <w:b/>
+          <w:bCs/>
+          <w:color w:val="12355B"/>
+          <w:sz w:val="21"/>
+          <w:szCs w:val="21"/>
+        </w:rPr>
+        <w:t xml:space="preserve">1. [Explore] </w:t>
+      </w:r>
+      <w:r>
+        <w:rPr>
+          <w:b/>
+          <w:bCs/>
+          <w:sz w:val="21"/>
+          <w:szCs w:val="21"/>
+        </w:rPr>
+        <w:t xml:space="preserve">What does the box plot show about the middle of the data?</w:t>
+      </w:r>
+    </w:p>
+    <w:p>
+      <w:pPr>
+        <w:spacing w:after="60"/>
+      </w:pPr>
+      <w:r>
+        <w:rPr>
+          <w:sz w:val="21"/>
+          <w:szCs w:val="21"/>
+        </w:rPr>
+        <w:t xml:space="preserve">The box shows ___.</w:t>
+      </w:r>
+      <w:r>
+        <w:rPr>
+          <w:i/>
+          <w:iCs/>
+          <w:color w:val="5F6F80"/>
+          <w:sz w:val="19"/>
+          <w:szCs w:val="19"/>
+        </w:rPr>
+        <w:br/>
+        <w:t xml:space="preserve">
+La caja muestra ___.</w:t>
+      </w:r>
+    </w:p>
+    <w:p>
+      <w:pPr>
+        <w:spacing w:after="60"/>
+      </w:pPr>
+      <w:r>
+        <w:rPr>
+          <w:sz w:val="21"/>
+          <w:szCs w:val="21"/>
+        </w:rPr>
+        <w:t xml:space="preserve">The median is ___.</w:t>
+      </w:r>
+      <w:r>
+        <w:rPr>
+          <w:i/>
+          <w:iCs/>
+          <w:color w:val="5F6F80"/>
+          <w:sz w:val="19"/>
+          <w:szCs w:val="19"/>
+        </w:rPr>
+        <w:br/>
+        <w:t xml:space="preserve">
+La mediana es ___.</w:t>
+      </w:r>
+    </w:p>
+    <w:p>
+      <w:pPr>
+        <w:spacing w:after="60"/>
+      </w:pPr>
+      <w:r>
+        <w:rPr>
+          <w:sz w:val="21"/>
+          <w:szCs w:val="21"/>
+        </w:rPr>
+        <w:t xml:space="preserve">I would compare ___ using box plots.</w:t>
+      </w:r>
+      <w:r>
+        <w:rPr>
+          <w:i/>
+          <w:iCs/>
+          <w:color w:val="5F6F80"/>
+          <w:sz w:val="19"/>
+          <w:szCs w:val="19"/>
+        </w:rPr>
+        <w:br/>
+        <w:t xml:space="preserve">
+Compararía ___ usando diagramas de caja.</w:t>
+      </w:r>
+    </w:p>
+    <w:p>
+      <w:pPr>
+        <w:spacing w:after="60"/>
+      </w:pPr>
+      <w:r>
+        <w:rPr>
+          <w:b/>
+          <w:bCs/>
+          <w:color w:val="12355B"/>
+          <w:sz w:val="21"/>
+          <w:szCs w:val="21"/>
+        </w:rPr>
+        <w:t xml:space="preserve">2. [Connect] </w:t>
+      </w:r>
+      <w:r>
+        <w:rPr>
+          <w:b/>
+          <w:bCs/>
+          <w:sz w:val="21"/>
+          <w:szCs w:val="21"/>
+        </w:rPr>
+        <w:t xml:space="preserve">When would a box plot help you compare two groups?</w:t>
+      </w:r>
+    </w:p>
+    <w:p>
+      <w:pPr>
+        <w:spacing w:after="60"/>
+      </w:pPr>
+      <w:r>
+        <w:rPr>
+          <w:sz w:val="21"/>
+          <w:szCs w:val="21"/>
+        </w:rPr>
+        <w:t xml:space="preserve">The box shows ___.</w:t>
+      </w:r>
+      <w:r>
+        <w:rPr>
+          <w:i/>
+          <w:iCs/>
+          <w:color w:val="5F6F80"/>
+          <w:sz w:val="19"/>
+          <w:szCs w:val="19"/>
+        </w:rPr>
+        <w:br/>
+        <w:t xml:space="preserve">
+La caja muestra ___.</w:t>
+      </w:r>
+    </w:p>
+    <w:p>
+      <w:pPr>
+        <w:spacing w:after="60"/>
+      </w:pPr>
+      <w:r>
+        <w:rPr>
+          <w:sz w:val="21"/>
+          <w:szCs w:val="21"/>
+        </w:rPr>
+        <w:t xml:space="preserve">The median is ___.</w:t>
+      </w:r>
+      <w:r>
+        <w:rPr>
+          <w:i/>
+          <w:iCs/>
+          <w:color w:val="5F6F80"/>
+          <w:sz w:val="19"/>
+          <w:szCs w:val="19"/>
+        </w:rPr>
+        <w:br/>
+        <w:t xml:space="preserve">
+La mediana es ___.</w:t>
+      </w:r>
+    </w:p>
+    <w:p>
+      <w:pPr>
+        <w:spacing w:after="60"/>
+      </w:pPr>
+      <w:r>
+        <w:rPr>
+          <w:sz w:val="21"/>
+          <w:szCs w:val="21"/>
+        </w:rPr>
+        <w:t xml:space="preserve">I would compare ___ using box plots.</w:t>
+      </w:r>
+      <w:r>
+        <w:rPr>
+          <w:i/>
+          <w:iCs/>
+          <w:color w:val="5F6F80"/>
+          <w:sz w:val="19"/>
+          <w:szCs w:val="19"/>
+        </w:rPr>
+        <w:br/>
+        <w:t xml:space="preserve">
+Compararía ___ usando diagramas de caja.</w:t>
       </w:r>
     </w:p>
     <w:p>

--- a/lessons/8-5/downloads/8-5-notes.docx
+++ b/lessons/8-5/downloads/8-5-notes.docx
@@ -449,28 +449,50 @@
           <w:sz w:val="21"/>
           <w:szCs w:val="21"/>
         </w:rPr>
-        <w:t xml:space="preserve">1. [Explore] </w:t>
-      </w:r>
-      <w:r>
-        <w:rPr>
-          <w:b/>
-          <w:bCs/>
-          <w:sz w:val="21"/>
-          <w:szCs w:val="21"/>
-        </w:rPr>
-        <w:t xml:space="preserve">What does the box plot show about the middle of the data?</w:t>
-      </w:r>
-    </w:p>
-    <w:p>
-      <w:pPr>
-        <w:spacing w:after="60"/>
-      </w:pPr>
-      <w:r>
-        <w:rPr>
-          <w:sz w:val="21"/>
-          <w:szCs w:val="21"/>
-        </w:rPr>
-        <w:t xml:space="preserve">The box shows ___.</w:t>
+        <w:t xml:space="preserve">1. [Launch] </w:t>
+      </w:r>
+      <w:r>
+        <w:rPr>
+          <w:b/>
+          <w:bCs/>
+          <w:sz w:val="21"/>
+          <w:szCs w:val="21"/>
+        </w:rPr>
+        <w:t xml:space="preserve">The Wildcats' scores are 4, 6, 8, 10, 12, 14, 15, 18, 22, 24, 28. To build a box plot you need a five-number summary. What five numbers will you need?</w:t>
+      </w:r>
+    </w:p>
+    <w:p>
+      <w:pPr>
+        <w:spacing w:after="60"/>
+      </w:pPr>
+      <w:r>
+        <w:rPr>
+          <w:b/>
+          <w:bCs/>
+          <w:color w:val="1FA6A2"/>
+          <w:sz w:val="20"/>
+          <w:szCs w:val="20"/>
+        </w:rPr>
+        <w:t xml:space="preserve">Level 1 — Start here: </w:t>
+      </w:r>
+      <w:r>
+        <w:rPr>
+          <w:sz w:val="20"/>
+          <w:szCs w:val="20"/>
+        </w:rPr>
+        <w:t xml:space="preserve">A box plot is built from the minimum, Q1, median, Q3, and maximum.</w:t>
+      </w:r>
+    </w:p>
+    <w:p>
+      <w:pPr>
+        <w:spacing w:after="60"/>
+      </w:pPr>
+      <w:r>
+        <w:rPr>
+          <w:sz w:val="21"/>
+          <w:szCs w:val="21"/>
+        </w:rPr>
+        <w:t xml:space="preserve">A box plot needs the ___, Q1, median, Q3, and ___.</w:t>
       </w:r>
       <w:r>
         <w:rPr>
@@ -482,19 +504,19 @@
         </w:rPr>
         <w:br/>
         <w:t xml:space="preserve">
-La caja muestra ___.</w:t>
-      </w:r>
-    </w:p>
-    <w:p>
-      <w:pPr>
-        <w:spacing w:after="60"/>
-      </w:pPr>
-      <w:r>
-        <w:rPr>
-          <w:sz w:val="21"/>
-          <w:szCs w:val="21"/>
-        </w:rPr>
-        <w:t xml:space="preserve">The median is ___.</w:t>
+Un diagrama de caja necesita el ___, Q1, mediana, Q3 y el ___.</w:t>
+      </w:r>
+    </w:p>
+    <w:p>
+      <w:pPr>
+        <w:spacing w:after="60"/>
+      </w:pPr>
+      <w:r>
+        <w:rPr>
+          <w:sz w:val="21"/>
+          <w:szCs w:val="21"/>
+        </w:rPr>
+        <w:t xml:space="preserve">The median of these scores is ___.</w:t>
       </w:r>
       <w:r>
         <w:rPr>
@@ -506,19 +528,161 @@
         </w:rPr>
         <w:br/>
         <w:t xml:space="preserve">
-La mediana es ___.</w:t>
-      </w:r>
-    </w:p>
-    <w:p>
-      <w:pPr>
-        <w:spacing w:after="60"/>
-      </w:pPr>
-      <w:r>
-        <w:rPr>
-          <w:sz w:val="21"/>
-          <w:szCs w:val="21"/>
-        </w:rPr>
-        <w:t xml:space="preserve">I would compare ___ using box plots.</w:t>
+La mediana de estos puntajes es ___.</w:t>
+      </w:r>
+    </w:p>
+    <w:p>
+      <w:pPr>
+        <w:spacing w:after="60"/>
+      </w:pPr>
+      <w:r>
+        <w:rPr>
+          <w:b/>
+          <w:bCs/>
+          <w:color w:val="12355B"/>
+          <w:sz w:val="20"/>
+          <w:szCs w:val="20"/>
+        </w:rPr>
+        <w:t xml:space="preserve">Word bank: </w:t>
+      </w:r>
+      <w:r>
+        <w:rPr>
+          <w:color w:val="1FA6A2"/>
+          <w:sz w:val="20"/>
+          <w:szCs w:val="20"/>
+        </w:rPr>
+        <w:t xml:space="preserve">box plot, median, quartile, interquartile range, minimum</w:t>
+      </w:r>
+    </w:p>
+    <w:p>
+      <w:pPr>
+        <w:spacing w:after="60"/>
+      </w:pPr>
+      <w:r>
+        <w:rPr>
+          <w:b/>
+          <w:bCs/>
+          <w:color w:val="12355B"/>
+          <w:sz w:val="19"/>
+          <w:szCs w:val="19"/>
+        </w:rPr>
+        <w:t xml:space="preserve">Listen for: </w:t>
+      </w:r>
+      <w:r>
+        <w:rPr>
+          <w:i/>
+          <w:iCs/>
+          <w:color w:val="5F6F80"/>
+          <w:sz w:val="19"/>
+          <w:szCs w:val="19"/>
+        </w:rPr>
+        <w:t xml:space="preserve">Students name the five-number summary (min, Q1, median, Q3, max) and find the median (14) for the 11 ordered scores.</w:t>
+      </w:r>
+    </w:p>
+    <w:p>
+      <w:pPr>
+        <w:spacing w:after="60"/>
+      </w:pPr>
+      <w:r>
+        <w:rPr>
+          <w:b/>
+          <w:bCs/>
+          <w:color w:val="9A6B12"/>
+          <w:sz w:val="20"/>
+          <w:szCs w:val="20"/>
+        </w:rPr>
+        <w:t xml:space="preserve">Level 2: </w:t>
+      </w:r>
+      <w:r>
+        <w:rPr>
+          <w:sz w:val="20"/>
+          <w:szCs w:val="20"/>
+        </w:rPr>
+        <w:t xml:space="preserve">Justify: explain how to find Q1 and Q3 for this data set and what they represent.</w:t>
+      </w:r>
+    </w:p>
+    <w:p>
+      <w:pPr>
+        <w:spacing w:after="60"/>
+        <w:ind w:left="360"/>
+      </w:pPr>
+      <w:r>
+        <w:rPr>
+          <w:sz w:val="20"/>
+          <w:szCs w:val="20"/>
+        </w:rPr>
+        <w:t xml:space="preserve">• Q1 is the median of the ___ half, which is ___.</w:t>
+      </w:r>
+    </w:p>
+    <w:p>
+      <w:pPr>
+        <w:spacing w:after="60"/>
+        <w:ind w:left="360"/>
+      </w:pPr>
+      <w:r>
+        <w:rPr>
+          <w:sz w:val="20"/>
+          <w:szCs w:val="20"/>
+        </w:rPr>
+        <w:t xml:space="preserve">• Q3 is the median of the ___ half, which is ___.</w:t>
+      </w:r>
+    </w:p>
+    <w:p>
+      <w:pPr>
+        <w:spacing w:after="60"/>
+      </w:pPr>
+      <w:r>
+        <w:rPr>
+          <w:b/>
+          <w:bCs/>
+          <w:color w:val="12355B"/>
+          <w:sz w:val="21"/>
+          <w:szCs w:val="21"/>
+        </w:rPr>
+        <w:t xml:space="preserve">2. [Explore] </w:t>
+      </w:r>
+      <w:r>
+        <w:rPr>
+          <w:b/>
+          <w:bCs/>
+          <w:sz w:val="21"/>
+          <w:szCs w:val="21"/>
+        </w:rPr>
+        <w:t xml:space="preserve">As you draw the box from Q1 to Q3, what does the length of the box tell you about the players' scores?</w:t>
+      </w:r>
+    </w:p>
+    <w:p>
+      <w:pPr>
+        <w:spacing w:after="60"/>
+      </w:pPr>
+      <w:r>
+        <w:rPr>
+          <w:b/>
+          <w:bCs/>
+          <w:color w:val="1FA6A2"/>
+          <w:sz w:val="20"/>
+          <w:szCs w:val="20"/>
+        </w:rPr>
+        <w:t xml:space="preserve">Level 1 — Start here: </w:t>
+      </w:r>
+      <w:r>
+        <w:rPr>
+          <w:sz w:val="20"/>
+          <w:szCs w:val="20"/>
+        </w:rPr>
+        <w:t xml:space="preserve">The box spans the middle 50% of the data; its length is the interquartile range.</w:t>
+      </w:r>
+    </w:p>
+    <w:p>
+      <w:pPr>
+        <w:spacing w:after="60"/>
+      </w:pPr>
+      <w:r>
+        <w:rPr>
+          <w:sz w:val="21"/>
+          <w:szCs w:val="21"/>
+        </w:rPr>
+        <w:t xml:space="preserve">The box covers the middle ___ of the scores.</w:t>
       </w:r>
       <w:r>
         <w:rPr>
@@ -530,43 +694,19 @@
         </w:rPr>
         <w:br/>
         <w:t xml:space="preserve">
-Compararía ___ usando diagramas de caja.</w:t>
-      </w:r>
-    </w:p>
-    <w:p>
-      <w:pPr>
-        <w:spacing w:after="60"/>
-      </w:pPr>
-      <w:r>
-        <w:rPr>
-          <w:b/>
-          <w:bCs/>
-          <w:color w:val="12355B"/>
-          <w:sz w:val="21"/>
-          <w:szCs w:val="21"/>
-        </w:rPr>
-        <w:t xml:space="preserve">2. [Connect] </w:t>
-      </w:r>
-      <w:r>
-        <w:rPr>
-          <w:b/>
-          <w:bCs/>
-          <w:sz w:val="21"/>
-          <w:szCs w:val="21"/>
-        </w:rPr>
-        <w:t xml:space="preserve">When would a box plot help you compare two groups?</w:t>
-      </w:r>
-    </w:p>
-    <w:p>
-      <w:pPr>
-        <w:spacing w:after="60"/>
-      </w:pPr>
-      <w:r>
-        <w:rPr>
-          <w:sz w:val="21"/>
-          <w:szCs w:val="21"/>
-        </w:rPr>
-        <w:t xml:space="preserve">The box shows ___.</w:t>
+La caja cubre el ___ medio de los puntajes.</w:t>
+      </w:r>
+    </w:p>
+    <w:p>
+      <w:pPr>
+        <w:spacing w:after="60"/>
+      </w:pPr>
+      <w:r>
+        <w:rPr>
+          <w:sz w:val="21"/>
+          <w:szCs w:val="21"/>
+        </w:rPr>
+        <w:t xml:space="preserve">A longer box means the middle scores are ___.</w:t>
       </w:r>
       <w:r>
         <w:rPr>
@@ -578,19 +718,161 @@
         </w:rPr>
         <w:br/>
         <w:t xml:space="preserve">
-La caja muestra ___.</w:t>
-      </w:r>
-    </w:p>
-    <w:p>
-      <w:pPr>
-        <w:spacing w:after="60"/>
-      </w:pPr>
-      <w:r>
-        <w:rPr>
-          <w:sz w:val="21"/>
-          <w:szCs w:val="21"/>
-        </w:rPr>
-        <w:t xml:space="preserve">The median is ___.</w:t>
+Una caja más larga significa que los puntajes del medio están ___.</w:t>
+      </w:r>
+    </w:p>
+    <w:p>
+      <w:pPr>
+        <w:spacing w:after="60"/>
+      </w:pPr>
+      <w:r>
+        <w:rPr>
+          <w:b/>
+          <w:bCs/>
+          <w:color w:val="12355B"/>
+          <w:sz w:val="20"/>
+          <w:szCs w:val="20"/>
+        </w:rPr>
+        <w:t xml:space="preserve">Word bank: </w:t>
+      </w:r>
+      <w:r>
+        <w:rPr>
+          <w:color w:val="1FA6A2"/>
+          <w:sz w:val="20"/>
+          <w:szCs w:val="20"/>
+        </w:rPr>
+        <w:t xml:space="preserve">box plot, median, quartile, interquartile range, spread</w:t>
+      </w:r>
+    </w:p>
+    <w:p>
+      <w:pPr>
+        <w:spacing w:after="60"/>
+      </w:pPr>
+      <w:r>
+        <w:rPr>
+          <w:b/>
+          <w:bCs/>
+          <w:color w:val="12355B"/>
+          <w:sz w:val="19"/>
+          <w:szCs w:val="19"/>
+        </w:rPr>
+        <w:t xml:space="preserve">Listen for: </w:t>
+      </w:r>
+      <w:r>
+        <w:rPr>
+          <w:i/>
+          <w:iCs/>
+          <w:color w:val="5F6F80"/>
+          <w:sz w:val="19"/>
+          <w:szCs w:val="19"/>
+        </w:rPr>
+        <w:t xml:space="preserve">A strong answer explains the box covers the middle 50% (Q1 to Q3), its length is the IQR, and a longer box means greater spread.</w:t>
+      </w:r>
+    </w:p>
+    <w:p>
+      <w:pPr>
+        <w:spacing w:after="60"/>
+      </w:pPr>
+      <w:r>
+        <w:rPr>
+          <w:b/>
+          <w:bCs/>
+          <w:color w:val="9A6B12"/>
+          <w:sz w:val="20"/>
+          <w:szCs w:val="20"/>
+        </w:rPr>
+        <w:t xml:space="preserve">Level 2: </w:t>
+      </w:r>
+      <w:r>
+        <w:rPr>
+          <w:sz w:val="20"/>
+          <w:szCs w:val="20"/>
+        </w:rPr>
+        <w:t xml:space="preserve">Compare: how would the box plot change if the highest score were 50 instead of 28? Which part changes, the box or the whisker?</w:t>
+      </w:r>
+    </w:p>
+    <w:p>
+      <w:pPr>
+        <w:spacing w:after="60"/>
+        <w:ind w:left="360"/>
+      </w:pPr>
+      <w:r>
+        <w:rPr>
+          <w:sz w:val="20"/>
+          <w:szCs w:val="20"/>
+        </w:rPr>
+        <w:t xml:space="preserve">• The ___ would change because ___.</w:t>
+      </w:r>
+    </w:p>
+    <w:p>
+      <w:pPr>
+        <w:spacing w:after="60"/>
+        <w:ind w:left="360"/>
+      </w:pPr>
+      <w:r>
+        <w:rPr>
+          <w:sz w:val="20"/>
+          <w:szCs w:val="20"/>
+        </w:rPr>
+        <w:t xml:space="preserve">• The box would stay about the same since ___.</w:t>
+      </w:r>
+    </w:p>
+    <w:p>
+      <w:pPr>
+        <w:spacing w:after="60"/>
+      </w:pPr>
+      <w:r>
+        <w:rPr>
+          <w:b/>
+          <w:bCs/>
+          <w:color w:val="12355B"/>
+          <w:sz w:val="21"/>
+          <w:szCs w:val="21"/>
+        </w:rPr>
+        <w:t xml:space="preserve">3. [Connect] </w:t>
+      </w:r>
+      <w:r>
+        <w:rPr>
+          <w:b/>
+          <w:bCs/>
+          <w:sz w:val="21"/>
+          <w:szCs w:val="21"/>
+        </w:rPr>
+        <w:t xml:space="preserve">Team A: Min=40, Q1=52, Med=60, Q3=68, Max=75. Team B: Min=35, Q1=55, Med=61, Q3=65, Max=80. A fan says Team B is better because they scored 80 once. Which team scores high more consistently?</w:t>
+      </w:r>
+    </w:p>
+    <w:p>
+      <w:pPr>
+        <w:spacing w:after="60"/>
+      </w:pPr>
+      <w:r>
+        <w:rPr>
+          <w:b/>
+          <w:bCs/>
+          <w:color w:val="1FA6A2"/>
+          <w:sz w:val="20"/>
+          <w:szCs w:val="20"/>
+        </w:rPr>
+        <w:t xml:space="preserve">Level 1 — Start here: </w:t>
+      </w:r>
+      <w:r>
+        <w:rPr>
+          <w:sz w:val="20"/>
+          <w:szCs w:val="20"/>
+        </w:rPr>
+        <w:t xml:space="preserve">A single high value matters less than the median and the spread of the middle 50%.</w:t>
+      </w:r>
+    </w:p>
+    <w:p>
+      <w:pPr>
+        <w:spacing w:after="60"/>
+      </w:pPr>
+      <w:r>
+        <w:rPr>
+          <w:sz w:val="21"/>
+          <w:szCs w:val="21"/>
+        </w:rPr>
+        <w:t xml:space="preserve">Team ___ scores high more consistently because their ___ is higher.</w:t>
       </w:r>
       <w:r>
         <w:rPr>
@@ -602,19 +884,19 @@
         </w:rPr>
         <w:br/>
         <w:t xml:space="preserve">
-La mediana es ___.</w:t>
-      </w:r>
-    </w:p>
-    <w:p>
-      <w:pPr>
-        <w:spacing w:after="60"/>
-      </w:pPr>
-      <w:r>
-        <w:rPr>
-          <w:sz w:val="21"/>
-          <w:szCs w:val="21"/>
-        </w:rPr>
-        <w:t xml:space="preserve">I would compare ___ using box plots.</w:t>
+El Equipo ___ anota alto más consistentemente porque su ___ es mayor.</w:t>
+      </w:r>
+    </w:p>
+    <w:p>
+      <w:pPr>
+        <w:spacing w:after="60"/>
+      </w:pPr>
+      <w:r>
+        <w:rPr>
+          <w:sz w:val="21"/>
+          <w:szCs w:val="21"/>
+        </w:rPr>
+        <w:t xml:space="preserve">The 80-point game is just the ___, not the typical score.</w:t>
       </w:r>
       <w:r>
         <w:rPr>
@@ -626,7 +908,293 @@
         </w:rPr>
         <w:br/>
         <w:t xml:space="preserve">
-Compararía ___ usando diagramas de caja.</w:t>
+El juego de 80 puntos es solo el ___, no el puntaje típico.</w:t>
+      </w:r>
+    </w:p>
+    <w:p>
+      <w:pPr>
+        <w:spacing w:after="60"/>
+      </w:pPr>
+      <w:r>
+        <w:rPr>
+          <w:b/>
+          <w:bCs/>
+          <w:color w:val="12355B"/>
+          <w:sz w:val="20"/>
+          <w:szCs w:val="20"/>
+        </w:rPr>
+        <w:t xml:space="preserve">Word bank: </w:t>
+      </w:r>
+      <w:r>
+        <w:rPr>
+          <w:color w:val="1FA6A2"/>
+          <w:sz w:val="20"/>
+          <w:szCs w:val="20"/>
+        </w:rPr>
+        <w:t xml:space="preserve">box plot, median, quartile, interquartile range, maximum</w:t>
+      </w:r>
+    </w:p>
+    <w:p>
+      <w:pPr>
+        <w:spacing w:after="60"/>
+      </w:pPr>
+      <w:r>
+        <w:rPr>
+          <w:b/>
+          <w:bCs/>
+          <w:color w:val="12355B"/>
+          <w:sz w:val="19"/>
+          <w:szCs w:val="19"/>
+        </w:rPr>
+        <w:t xml:space="preserve">Listen for: </w:t>
+      </w:r>
+      <w:r>
+        <w:rPr>
+          <w:i/>
+          <w:iCs/>
+          <w:color w:val="5F6F80"/>
+          <w:sz w:val="19"/>
+          <w:szCs w:val="19"/>
+        </w:rPr>
+        <w:t xml:space="preserve">Students compare medians and Q1/Q3 (Team B has a higher Q1 and median) and explain the single max of 80 doesn't make a team consistently better.</w:t>
+      </w:r>
+    </w:p>
+    <w:p>
+      <w:pPr>
+        <w:spacing w:after="60"/>
+      </w:pPr>
+      <w:r>
+        <w:rPr>
+          <w:b/>
+          <w:bCs/>
+          <w:color w:val="9A6B12"/>
+          <w:sz w:val="20"/>
+          <w:szCs w:val="20"/>
+        </w:rPr>
+        <w:t xml:space="preserve">Level 2: </w:t>
+      </w:r>
+      <w:r>
+        <w:rPr>
+          <w:sz w:val="20"/>
+          <w:szCs w:val="20"/>
+        </w:rPr>
+        <w:t xml:space="preserve">Critique: the fan focuses only on the maximum. What two box-plot features give a fairer comparison? Defend your choice.</w:t>
+      </w:r>
+    </w:p>
+    <w:p>
+      <w:pPr>
+        <w:spacing w:after="60"/>
+        <w:ind w:left="360"/>
+      </w:pPr>
+      <w:r>
+        <w:rPr>
+          <w:sz w:val="20"/>
+          <w:szCs w:val="20"/>
+        </w:rPr>
+        <w:t xml:space="preserve">• A fairer comparison looks at the ___ and the ___.</w:t>
+      </w:r>
+    </w:p>
+    <w:p>
+      <w:pPr>
+        <w:spacing w:after="60"/>
+        <w:ind w:left="360"/>
+      </w:pPr>
+      <w:r>
+        <w:rPr>
+          <w:sz w:val="20"/>
+          <w:szCs w:val="20"/>
+        </w:rPr>
+        <w:t xml:space="preserve">• The maximum alone is misleading because ___.</w:t>
+      </w:r>
+    </w:p>
+    <w:p>
+      <w:pPr>
+        <w:spacing w:after="60"/>
+      </w:pPr>
+      <w:r>
+        <w:rPr>
+          <w:b/>
+          <w:bCs/>
+          <w:color w:val="12355B"/>
+          <w:sz w:val="21"/>
+          <w:szCs w:val="21"/>
+        </w:rPr>
+        <w:t xml:space="preserve">4. [Reflect] </w:t>
+      </w:r>
+      <w:r>
+        <w:rPr>
+          <w:b/>
+          <w:bCs/>
+          <w:sz w:val="21"/>
+          <w:szCs w:val="21"/>
+        </w:rPr>
+        <w:t xml:space="preserve">A box plot has Q1 = 20 and Q3 = 36. What is the IQR, and what does it represent?</w:t>
+      </w:r>
+    </w:p>
+    <w:p>
+      <w:pPr>
+        <w:spacing w:after="60"/>
+      </w:pPr>
+      <w:r>
+        <w:rPr>
+          <w:b/>
+          <w:bCs/>
+          <w:color w:val="1FA6A2"/>
+          <w:sz w:val="20"/>
+          <w:szCs w:val="20"/>
+        </w:rPr>
+        <w:t xml:space="preserve">Level 1 — Start here: </w:t>
+      </w:r>
+      <w:r>
+        <w:rPr>
+          <w:sz w:val="20"/>
+          <w:szCs w:val="20"/>
+        </w:rPr>
+        <w:t xml:space="preserve">The IQR is Q3 minus Q1 and measures the spread of the middle 50% of the data.</w:t>
+      </w:r>
+    </w:p>
+    <w:p>
+      <w:pPr>
+        <w:spacing w:after="60"/>
+      </w:pPr>
+      <w:r>
+        <w:rPr>
+          <w:sz w:val="21"/>
+          <w:szCs w:val="21"/>
+        </w:rPr>
+        <w:t xml:space="preserve">The IQR is ___ because Q3 minus Q1 equals ___.</w:t>
+      </w:r>
+      <w:r>
+        <w:rPr>
+          <w:i/>
+          <w:iCs/>
+          <w:color w:val="5F6F80"/>
+          <w:sz w:val="19"/>
+          <w:szCs w:val="19"/>
+        </w:rPr>
+        <w:br/>
+        <w:t xml:space="preserve">
+El RIC es ___ porque Q3 menos Q1 es ___.</w:t>
+      </w:r>
+    </w:p>
+    <w:p>
+      <w:pPr>
+        <w:spacing w:after="60"/>
+      </w:pPr>
+      <w:r>
+        <w:rPr>
+          <w:sz w:val="21"/>
+          <w:szCs w:val="21"/>
+        </w:rPr>
+        <w:t xml:space="preserve">It represents the spread of the middle ___ of the data.</w:t>
+      </w:r>
+      <w:r>
+        <w:rPr>
+          <w:i/>
+          <w:iCs/>
+          <w:color w:val="5F6F80"/>
+          <w:sz w:val="19"/>
+          <w:szCs w:val="19"/>
+        </w:rPr>
+        <w:br/>
+        <w:t xml:space="preserve">
+Representa la dispersión del ___ medio de los datos.</w:t>
+      </w:r>
+    </w:p>
+    <w:p>
+      <w:pPr>
+        <w:spacing w:after="60"/>
+      </w:pPr>
+      <w:r>
+        <w:rPr>
+          <w:b/>
+          <w:bCs/>
+          <w:color w:val="12355B"/>
+          <w:sz w:val="20"/>
+          <w:szCs w:val="20"/>
+        </w:rPr>
+        <w:t xml:space="preserve">Word bank: </w:t>
+      </w:r>
+      <w:r>
+        <w:rPr>
+          <w:color w:val="1FA6A2"/>
+          <w:sz w:val="20"/>
+          <w:szCs w:val="20"/>
+        </w:rPr>
+        <w:t xml:space="preserve">interquartile range, quartile, median, box plot, spread</w:t>
+      </w:r>
+    </w:p>
+    <w:p>
+      <w:pPr>
+        <w:spacing w:after="60"/>
+      </w:pPr>
+      <w:r>
+        <w:rPr>
+          <w:b/>
+          <w:bCs/>
+          <w:color w:val="12355B"/>
+          <w:sz w:val="19"/>
+          <w:szCs w:val="19"/>
+        </w:rPr>
+        <w:t xml:space="preserve">Listen for: </w:t>
+      </w:r>
+      <w:r>
+        <w:rPr>
+          <w:i/>
+          <w:iCs/>
+          <w:color w:val="5F6F80"/>
+          <w:sz w:val="19"/>
+          <w:szCs w:val="19"/>
+        </w:rPr>
+        <w:t xml:space="preserve">Students compute IQR = 36 - 20 = 16 and explain it is the range of the middle 50% of the data.</w:t>
+      </w:r>
+    </w:p>
+    <w:p>
+      <w:pPr>
+        <w:spacing w:after="60"/>
+      </w:pPr>
+      <w:r>
+        <w:rPr>
+          <w:b/>
+          <w:bCs/>
+          <w:color w:val="9A6B12"/>
+          <w:sz w:val="20"/>
+          <w:szCs w:val="20"/>
+        </w:rPr>
+        <w:t xml:space="preserve">Level 2: </w:t>
+      </w:r>
+      <w:r>
+        <w:rPr>
+          <w:sz w:val="20"/>
+          <w:szCs w:val="20"/>
+        </w:rPr>
+        <w:t xml:space="preserve">Generalize: why is the IQR a more reliable measure of spread than the full range for a box plot with an extreme value?</w:t>
+      </w:r>
+    </w:p>
+    <w:p>
+      <w:pPr>
+        <w:spacing w:after="60"/>
+        <w:ind w:left="360"/>
+      </w:pPr>
+      <w:r>
+        <w:rPr>
+          <w:sz w:val="20"/>
+          <w:szCs w:val="20"/>
+        </w:rPr>
+        <w:t xml:space="preserve">• The IQR is more reliable because it ignores ___.</w:t>
+      </w:r>
+    </w:p>
+    <w:p>
+      <w:pPr>
+        <w:spacing w:after="60"/>
+        <w:ind w:left="360"/>
+      </w:pPr>
+      <w:r>
+        <w:rPr>
+          <w:sz w:val="20"/>
+          <w:szCs w:val="20"/>
+        </w:rPr>
+        <w:t xml:space="preserve">• The full range can be misleading when ___.</w:t>
       </w:r>
     </w:p>
     <w:p>
@@ -1213,7 +1781,7 @@
           <w:sz w:val="21"/>
           <w:szCs w:val="21"/>
         </w:rPr>
-        <w:t xml:space="preserve">The box shows ___.</w:t>
+        <w:t xml:space="preserve">A box plot needs the ___, Q1, median, Q3, and ___.</w:t>
       </w:r>
       <w:r>
         <w:rPr>
@@ -1225,19 +1793,19 @@
         </w:rPr>
         <w:br/>
         <w:t xml:space="preserve">
-La caja muestra ___.</w:t>
-      </w:r>
-    </w:p>
-    <w:p>
-      <w:pPr>
-        <w:spacing w:after="60"/>
-      </w:pPr>
-      <w:r>
-        <w:rPr>
-          <w:sz w:val="21"/>
-          <w:szCs w:val="21"/>
-        </w:rPr>
-        <w:t xml:space="preserve">The median is ___.</w:t>
+Un diagrama de caja necesita el ___, Q1, mediana, Q3 y el ___.</w:t>
+      </w:r>
+    </w:p>
+    <w:p>
+      <w:pPr>
+        <w:spacing w:after="60"/>
+      </w:pPr>
+      <w:r>
+        <w:rPr>
+          <w:sz w:val="21"/>
+          <w:szCs w:val="21"/>
+        </w:rPr>
+        <w:t xml:space="preserve">The median of these scores is ___.</w:t>
       </w:r>
       <w:r>
         <w:rPr>
@@ -1249,19 +1817,19 @@
         </w:rPr>
         <w:br/>
         <w:t xml:space="preserve">
-La mediana es ___.</w:t>
-      </w:r>
-    </w:p>
-    <w:p>
-      <w:pPr>
-        <w:spacing w:after="60"/>
-      </w:pPr>
-      <w:r>
-        <w:rPr>
-          <w:sz w:val="21"/>
-          <w:szCs w:val="21"/>
-        </w:rPr>
-        <w:t xml:space="preserve">I would compare ___ using box plots.</w:t>
+La mediana de estos puntajes es ___.</w:t>
+      </w:r>
+    </w:p>
+    <w:p>
+      <w:pPr>
+        <w:spacing w:after="60"/>
+      </w:pPr>
+      <w:r>
+        <w:rPr>
+          <w:sz w:val="21"/>
+          <w:szCs w:val="21"/>
+        </w:rPr>
+        <w:t xml:space="preserve">The box covers the middle ___ of the scores.</w:t>
       </w:r>
       <w:r>
         <w:rPr>
@@ -1273,7 +1841,7 @@
         </w:rPr>
         <w:br/>
         <w:t xml:space="preserve">
-Compararía ___ usando diagramas de caja.</w:t>
+La caja cubre el ___ medio de los puntajes.</w:t>
       </w:r>
     </w:p>
     <w:p>

--- a/lessons/8-5/downloads/8-5-notes.docx
+++ b/lessons/8-5/downloads/8-5-notes.docx
@@ -489,6 +489,43 @@
       </w:pPr>
       <w:r>
         <w:rPr>
+          <w:b/>
+          <w:bCs/>
+          <w:color w:val="1FA6A2"/>
+          <w:sz w:val="20"/>
+          <w:szCs w:val="20"/>
+        </w:rPr>
+        <w:t xml:space="preserve">Hint (optional): </w:t>
+      </w:r>
+      <w:r>
+        <w:rPr>
+          <w:sz w:val="20"/>
+          <w:szCs w:val="20"/>
+        </w:rPr>
+        <w:t xml:space="preserve">Try starting with the word "box plot" or "median". Re-read the question and underline what it is asking you to compare or find. Use one number or word from the problem as your evidence.</w:t>
+      </w:r>
+    </w:p>
+    <w:p>
+      <w:pPr>
+        <w:spacing w:after="60"/>
+      </w:pPr>
+      <w:r>
+        <w:rPr>
+          <w:b/>
+          <w:bCs/>
+          <w:color w:val="12355B"/>
+          <w:sz w:val="19"/>
+          <w:szCs w:val="19"/>
+        </w:rPr>
+        <w:t xml:space="preserve">Sentence starters (optional)</w:t>
+      </w:r>
+    </w:p>
+    <w:p>
+      <w:pPr>
+        <w:spacing w:after="60"/>
+      </w:pPr>
+      <w:r>
+        <w:rPr>
           <w:sz w:val="21"/>
           <w:szCs w:val="21"/>
         </w:rPr>
@@ -679,6 +716,43 @@
       </w:pPr>
       <w:r>
         <w:rPr>
+          <w:b/>
+          <w:bCs/>
+          <w:color w:val="1FA6A2"/>
+          <w:sz w:val="20"/>
+          <w:szCs w:val="20"/>
+        </w:rPr>
+        <w:t xml:space="preserve">Hint (optional): </w:t>
+      </w:r>
+      <w:r>
+        <w:rPr>
+          <w:sz w:val="20"/>
+          <w:szCs w:val="20"/>
+        </w:rPr>
+        <w:t xml:space="preserve">Try starting with the word "box plot" or "median". Re-read the question and underline what it is asking you to compare or find. Use one number or word from the problem as your evidence.</w:t>
+      </w:r>
+    </w:p>
+    <w:p>
+      <w:pPr>
+        <w:spacing w:after="60"/>
+      </w:pPr>
+      <w:r>
+        <w:rPr>
+          <w:b/>
+          <w:bCs/>
+          <w:color w:val="12355B"/>
+          <w:sz w:val="19"/>
+          <w:szCs w:val="19"/>
+        </w:rPr>
+        <w:t xml:space="preserve">Sentence starters (optional)</w:t>
+      </w:r>
+    </w:p>
+    <w:p>
+      <w:pPr>
+        <w:spacing w:after="60"/>
+      </w:pPr>
+      <w:r>
+        <w:rPr>
           <w:sz w:val="21"/>
           <w:szCs w:val="21"/>
         </w:rPr>
@@ -869,6 +943,43 @@
       </w:pPr>
       <w:r>
         <w:rPr>
+          <w:b/>
+          <w:bCs/>
+          <w:color w:val="1FA6A2"/>
+          <w:sz w:val="20"/>
+          <w:szCs w:val="20"/>
+        </w:rPr>
+        <w:t xml:space="preserve">Hint (optional): </w:t>
+      </w:r>
+      <w:r>
+        <w:rPr>
+          <w:sz w:val="20"/>
+          <w:szCs w:val="20"/>
+        </w:rPr>
+        <w:t xml:space="preserve">Try starting with the word "box plot" or "median". Re-read the question and underline what it is asking you to compare or find. Use one number or word from the problem as your evidence.</w:t>
+      </w:r>
+    </w:p>
+    <w:p>
+      <w:pPr>
+        <w:spacing w:after="60"/>
+      </w:pPr>
+      <w:r>
+        <w:rPr>
+          <w:b/>
+          <w:bCs/>
+          <w:color w:val="12355B"/>
+          <w:sz w:val="19"/>
+          <w:szCs w:val="19"/>
+        </w:rPr>
+        <w:t xml:space="preserve">Sentence starters (optional)</w:t>
+      </w:r>
+    </w:p>
+    <w:p>
+      <w:pPr>
+        <w:spacing w:after="60"/>
+      </w:pPr>
+      <w:r>
+        <w:rPr>
           <w:sz w:val="21"/>
           <w:szCs w:val="21"/>
         </w:rPr>
@@ -1051,6 +1162,43 @@
           <w:szCs w:val="20"/>
         </w:rPr>
         <w:t xml:space="preserve">The IQR is Q3 minus Q1 and measures the spread of the middle 50% of the data.</w:t>
+      </w:r>
+    </w:p>
+    <w:p>
+      <w:pPr>
+        <w:spacing w:after="60"/>
+      </w:pPr>
+      <w:r>
+        <w:rPr>
+          <w:b/>
+          <w:bCs/>
+          <w:color w:val="1FA6A2"/>
+          <w:sz w:val="20"/>
+          <w:szCs w:val="20"/>
+        </w:rPr>
+        <w:t xml:space="preserve">Hint (optional): </w:t>
+      </w:r>
+      <w:r>
+        <w:rPr>
+          <w:sz w:val="20"/>
+          <w:szCs w:val="20"/>
+        </w:rPr>
+        <w:t xml:space="preserve">Try starting with the word "interquartile range" or "quartile". Re-read the question and underline what it is asking you to compare or find. Use one number or word from the problem as your evidence.</w:t>
+      </w:r>
+    </w:p>
+    <w:p>
+      <w:pPr>
+        <w:spacing w:after="60"/>
+      </w:pPr>
+      <w:r>
+        <w:rPr>
+          <w:b/>
+          <w:bCs/>
+          <w:color w:val="12355B"/>
+          <w:sz w:val="19"/>
+          <w:szCs w:val="19"/>
+        </w:rPr>
+        <w:t xml:space="preserve">Sentence starters (optional)</w:t>
       </w:r>
     </w:p>
     <w:p>

--- a/lessons/8-5/downloads/8-5-notes.docx
+++ b/lessons/8-5/downloads/8-5-notes.docx
@@ -97,6 +97,69 @@
       </w:pPr>
       <w:r>
         <w:rPr>
+          <w:i/>
+          <w:iCs/>
+          <w:color w:val="5F6F80"/>
+          <w:sz w:val="19"/>
+          <w:szCs w:val="19"/>
+        </w:rPr>
+        <w:t xml:space="preserve">Picture first, then the word, then a plain-language meaning.</w:t>
+      </w:r>
+    </w:p>
+    <w:p>
+      <w:pPr>
+        <w:keepNext/>
+        <w:spacing w:after="20" w:before="120"/>
+        <w:jc w:val="center"/>
+      </w:pPr>
+      <w:r>
+        <w:drawing>
+          <wp:inline distT="0" distB="0" distL="0" distR="0">
+            <wp:extent cx="1238250" cy="933450"/>
+            <wp:effectExtent t="0" r="0" b="0" l="0"/>
+            <wp:docPr id="1" name="" descr="" title=""/>
+            <wp:cNvGraphicFramePr>
+              <a:graphicFrameLocks xmlns:a="http://schemas.openxmlformats.org/drawingml/2006/main" noChangeAspect="1"/>
+            </wp:cNvGraphicFramePr>
+            <a:graphic xmlns:a="http://schemas.openxmlformats.org/drawingml/2006/main">
+              <a:graphicData uri="http://schemas.openxmlformats.org/drawingml/2006/picture">
+                <pic:pic xmlns:pic="http://schemas.openxmlformats.org/drawingml/2006/picture">
+                  <pic:nvPicPr>
+                    <pic:cNvPr id="0" name="" descr=""/>
+                    <pic:cNvPicPr>
+                      <a:picLocks noChangeAspect="1" noChangeArrowheads="1"/>
+                    </pic:cNvPicPr>
+                  </pic:nvPicPr>
+                  <pic:blipFill>
+                    <a:blip r:embed="rId9" cstate="none"/>
+                    <a:srcRect/>
+                    <a:stretch>
+                      <a:fillRect/>
+                    </a:stretch>
+                  </pic:blipFill>
+                  <pic:spPr bwMode="auto">
+                    <a:xfrm>
+                      <a:off x="0" y="0"/>
+                      <a:ext cx="1238250" cy="933450"/>
+                    </a:xfrm>
+                    <a:prstGeom prst="rect">
+                      <a:avLst/>
+                    </a:prstGeom>
+                  </pic:spPr>
+                </pic:pic>
+              </a:graphicData>
+            </a:graphic>
+          </wp:inline>
+        </w:drawing>
+      </w:r>
+    </w:p>
+    <w:p>
+      <w:pPr>
+        <w:keepNext/>
+        <w:spacing w:after="20"/>
+      </w:pPr>
+      <w:r>
+        <w:rPr>
           <w:b/>
           <w:bCs/>
           <w:color w:val="12355B"/>
@@ -118,7 +181,7 @@
     </w:p>
     <w:p>
       <w:pPr>
-        <w:spacing w:after="60"/>
+        <w:spacing w:after="160"/>
       </w:pPr>
       <w:r>
         <w:rPr>
@@ -130,22 +193,55 @@
     </w:p>
     <w:p>
       <w:pPr>
-        <w:spacing w:after="60"/>
-      </w:pPr>
-      <w:r>
-        <w:rPr>
-          <w:i/>
-          <w:iCs/>
-          <w:color w:val="5F6F80"/>
-          <w:sz w:val="19"/>
-          <w:szCs w:val="19"/>
-        </w:rPr>
-        <w:t xml:space="preserve">A box from Q1 to Q3 with a line at the median, and whiskers from min to max</w:t>
-      </w:r>
-    </w:p>
-    <w:p>
-      <w:pPr>
-        <w:spacing w:after="60"/>
+        <w:keepNext/>
+        <w:spacing w:after="20" w:before="120"/>
+        <w:jc w:val="center"/>
+      </w:pPr>
+      <w:r>
+        <w:drawing>
+          <wp:inline distT="0" distB="0" distL="0" distR="0">
+            <wp:extent cx="1238250" cy="933450"/>
+            <wp:effectExtent t="0" r="0" b="0" l="0"/>
+            <wp:docPr id="1" name="" descr="" title=""/>
+            <wp:cNvGraphicFramePr>
+              <a:graphicFrameLocks xmlns:a="http://schemas.openxmlformats.org/drawingml/2006/main" noChangeAspect="1"/>
+            </wp:cNvGraphicFramePr>
+            <a:graphic xmlns:a="http://schemas.openxmlformats.org/drawingml/2006/main">
+              <a:graphicData uri="http://schemas.openxmlformats.org/drawingml/2006/picture">
+                <pic:pic xmlns:pic="http://schemas.openxmlformats.org/drawingml/2006/picture">
+                  <pic:nvPicPr>
+                    <pic:cNvPr id="0" name="" descr=""/>
+                    <pic:cNvPicPr>
+                      <a:picLocks noChangeAspect="1" noChangeArrowheads="1"/>
+                    </pic:cNvPicPr>
+                  </pic:nvPicPr>
+                  <pic:blipFill>
+                    <a:blip r:embed="rId10" cstate="none"/>
+                    <a:srcRect/>
+                    <a:stretch>
+                      <a:fillRect/>
+                    </a:stretch>
+                  </pic:blipFill>
+                  <pic:spPr bwMode="auto">
+                    <a:xfrm>
+                      <a:off x="0" y="0"/>
+                      <a:ext cx="1238250" cy="933450"/>
+                    </a:xfrm>
+                    <a:prstGeom prst="rect">
+                      <a:avLst/>
+                    </a:prstGeom>
+                  </pic:spPr>
+                </pic:pic>
+              </a:graphicData>
+            </a:graphic>
+          </wp:inline>
+        </w:drawing>
+      </w:r>
+    </w:p>
+    <w:p>
+      <w:pPr>
+        <w:keepNext/>
+        <w:spacing w:after="20"/>
       </w:pPr>
       <w:r>
         <w:rPr>
@@ -170,7 +266,7 @@
     </w:p>
     <w:p>
       <w:pPr>
-        <w:spacing w:after="60"/>
+        <w:spacing w:after="160"/>
       </w:pPr>
       <w:r>
         <w:rPr>
@@ -182,22 +278,55 @@
     </w:p>
     <w:p>
       <w:pPr>
-        <w:spacing w:after="60"/>
-      </w:pPr>
-      <w:r>
-        <w:rPr>
-          <w:i/>
-          <w:iCs/>
-          <w:color w:val="5F6F80"/>
-          <w:sz w:val="19"/>
-          <w:szCs w:val="19"/>
-        </w:rPr>
-        <w:t xml:space="preserve">Data: 10, 15, 20, 25, 30 → median is 20 (the 3rd value)</w:t>
-      </w:r>
-    </w:p>
-    <w:p>
-      <w:pPr>
-        <w:spacing w:after="60"/>
+        <w:keepNext/>
+        <w:spacing w:after="20" w:before="120"/>
+        <w:jc w:val="center"/>
+      </w:pPr>
+      <w:r>
+        <w:drawing>
+          <wp:inline distT="0" distB="0" distL="0" distR="0">
+            <wp:extent cx="1238250" cy="933450"/>
+            <wp:effectExtent t="0" r="0" b="0" l="0"/>
+            <wp:docPr id="1" name="" descr="" title=""/>
+            <wp:cNvGraphicFramePr>
+              <a:graphicFrameLocks xmlns:a="http://schemas.openxmlformats.org/drawingml/2006/main" noChangeAspect="1"/>
+            </wp:cNvGraphicFramePr>
+            <a:graphic xmlns:a="http://schemas.openxmlformats.org/drawingml/2006/main">
+              <a:graphicData uri="http://schemas.openxmlformats.org/drawingml/2006/picture">
+                <pic:pic xmlns:pic="http://schemas.openxmlformats.org/drawingml/2006/picture">
+                  <pic:nvPicPr>
+                    <pic:cNvPr id="0" name="" descr=""/>
+                    <pic:cNvPicPr>
+                      <a:picLocks noChangeAspect="1" noChangeArrowheads="1"/>
+                    </pic:cNvPicPr>
+                  </pic:nvPicPr>
+                  <pic:blipFill>
+                    <a:blip r:embed="rId9" cstate="none"/>
+                    <a:srcRect/>
+                    <a:stretch>
+                      <a:fillRect/>
+                    </a:stretch>
+                  </pic:blipFill>
+                  <pic:spPr bwMode="auto">
+                    <a:xfrm>
+                      <a:off x="0" y="0"/>
+                      <a:ext cx="1238250" cy="933450"/>
+                    </a:xfrm>
+                    <a:prstGeom prst="rect">
+                      <a:avLst/>
+                    </a:prstGeom>
+                  </pic:spPr>
+                </pic:pic>
+              </a:graphicData>
+            </a:graphic>
+          </wp:inline>
+        </w:drawing>
+      </w:r>
+    </w:p>
+    <w:p>
+      <w:pPr>
+        <w:keepNext/>
+        <w:spacing w:after="20"/>
       </w:pPr>
       <w:r>
         <w:rPr>
@@ -222,7 +351,7 @@
     </w:p>
     <w:p>
       <w:pPr>
-        <w:spacing w:after="60"/>
+        <w:spacing w:after="160"/>
       </w:pPr>
       <w:r>
         <w:rPr>
@@ -234,22 +363,55 @@
     </w:p>
     <w:p>
       <w:pPr>
-        <w:spacing w:after="60"/>
-      </w:pPr>
-      <w:r>
-        <w:rPr>
-          <w:i/>
-          <w:iCs/>
-          <w:color w:val="5F6F80"/>
-          <w:sz w:val="19"/>
-          <w:szCs w:val="19"/>
-        </w:rPr>
-        <w:t xml:space="preserve">Data: 2, 4, 6, 8, 10, 12, 14 → Q1 = 4 (median of lower half), Q3 = 12 (median of upper half)</w:t>
-      </w:r>
-    </w:p>
-    <w:p>
-      <w:pPr>
-        <w:spacing w:after="60"/>
+        <w:keepNext/>
+        <w:spacing w:after="20" w:before="120"/>
+        <w:jc w:val="center"/>
+      </w:pPr>
+      <w:r>
+        <w:drawing>
+          <wp:inline distT="0" distB="0" distL="0" distR="0">
+            <wp:extent cx="1238250" cy="933450"/>
+            <wp:effectExtent t="0" r="0" b="0" l="0"/>
+            <wp:docPr id="1" name="" descr="" title=""/>
+            <wp:cNvGraphicFramePr>
+              <a:graphicFrameLocks xmlns:a="http://schemas.openxmlformats.org/drawingml/2006/main" noChangeAspect="1"/>
+            </wp:cNvGraphicFramePr>
+            <a:graphic xmlns:a="http://schemas.openxmlformats.org/drawingml/2006/main">
+              <a:graphicData uri="http://schemas.openxmlformats.org/drawingml/2006/picture">
+                <pic:pic xmlns:pic="http://schemas.openxmlformats.org/drawingml/2006/picture">
+                  <pic:nvPicPr>
+                    <pic:cNvPr id="0" name="" descr=""/>
+                    <pic:cNvPicPr>
+                      <a:picLocks noChangeAspect="1" noChangeArrowheads="1"/>
+                    </pic:cNvPicPr>
+                  </pic:nvPicPr>
+                  <pic:blipFill>
+                    <a:blip r:embed="rId9" cstate="none"/>
+                    <a:srcRect/>
+                    <a:stretch>
+                      <a:fillRect/>
+                    </a:stretch>
+                  </pic:blipFill>
+                  <pic:spPr bwMode="auto">
+                    <a:xfrm>
+                      <a:off x="0" y="0"/>
+                      <a:ext cx="1238250" cy="933450"/>
+                    </a:xfrm>
+                    <a:prstGeom prst="rect">
+                      <a:avLst/>
+                    </a:prstGeom>
+                  </pic:spPr>
+                </pic:pic>
+              </a:graphicData>
+            </a:graphic>
+          </wp:inline>
+        </w:drawing>
+      </w:r>
+    </w:p>
+    <w:p>
+      <w:pPr>
+        <w:keepNext/>
+        <w:spacing w:after="20"/>
       </w:pPr>
       <w:r>
         <w:rPr>
@@ -274,7 +436,7 @@
     </w:p>
     <w:p>
       <w:pPr>
-        <w:spacing w:after="60"/>
+        <w:spacing w:after="160"/>
       </w:pPr>
       <w:r>
         <w:rPr>
@@ -286,22 +448,55 @@
     </w:p>
     <w:p>
       <w:pPr>
-        <w:spacing w:after="60"/>
-      </w:pPr>
-      <w:r>
-        <w:rPr>
-          <w:i/>
-          <w:iCs/>
-          <w:color w:val="5F6F80"/>
-          <w:sz w:val="19"/>
-          <w:szCs w:val="19"/>
-        </w:rPr>
-        <w:t xml:space="preserve">If Q1 = 12 and Q3 = 20, then IQR = 20 − 12 = 8 — the middle 50% spans 8 units</w:t>
-      </w:r>
-    </w:p>
-    <w:p>
-      <w:pPr>
-        <w:spacing w:after="60"/>
+        <w:keepNext/>
+        <w:spacing w:after="20" w:before="120"/>
+        <w:jc w:val="center"/>
+      </w:pPr>
+      <w:r>
+        <w:drawing>
+          <wp:inline distT="0" distB="0" distL="0" distR="0">
+            <wp:extent cx="1238250" cy="933450"/>
+            <wp:effectExtent t="0" r="0" b="0" l="0"/>
+            <wp:docPr id="1" name="" descr="" title=""/>
+            <wp:cNvGraphicFramePr>
+              <a:graphicFrameLocks xmlns:a="http://schemas.openxmlformats.org/drawingml/2006/main" noChangeAspect="1"/>
+            </wp:cNvGraphicFramePr>
+            <a:graphic xmlns:a="http://schemas.openxmlformats.org/drawingml/2006/main">
+              <a:graphicData uri="http://schemas.openxmlformats.org/drawingml/2006/picture">
+                <pic:pic xmlns:pic="http://schemas.openxmlformats.org/drawingml/2006/picture">
+                  <pic:nvPicPr>
+                    <pic:cNvPr id="0" name="" descr=""/>
+                    <pic:cNvPicPr>
+                      <a:picLocks noChangeAspect="1" noChangeArrowheads="1"/>
+                    </pic:cNvPicPr>
+                  </pic:nvPicPr>
+                  <pic:blipFill>
+                    <a:blip r:embed="rId11" cstate="none"/>
+                    <a:srcRect/>
+                    <a:stretch>
+                      <a:fillRect/>
+                    </a:stretch>
+                  </pic:blipFill>
+                  <pic:spPr bwMode="auto">
+                    <a:xfrm>
+                      <a:off x="0" y="0"/>
+                      <a:ext cx="1238250" cy="933450"/>
+                    </a:xfrm>
+                    <a:prstGeom prst="rect">
+                      <a:avLst/>
+                    </a:prstGeom>
+                  </pic:spPr>
+                </pic:pic>
+              </a:graphicData>
+            </a:graphic>
+          </wp:inline>
+        </w:drawing>
+      </w:r>
+    </w:p>
+    <w:p>
+      <w:pPr>
+        <w:keepNext/>
+        <w:spacing w:after="20"/>
       </w:pPr>
       <w:r>
         <w:rPr>
@@ -326,7 +521,7 @@
     </w:p>
     <w:p>
       <w:pPr>
-        <w:spacing w:after="60"/>
+        <w:spacing w:after="160"/>
       </w:pPr>
       <w:r>
         <w:rPr>
@@ -338,22 +533,55 @@
     </w:p>
     <w:p>
       <w:pPr>
-        <w:spacing w:after="60"/>
-      </w:pPr>
-      <w:r>
-        <w:rPr>
-          <w:i/>
-          <w:iCs/>
-          <w:color w:val="5F6F80"/>
-          <w:sz w:val="19"/>
-          <w:szCs w:val="19"/>
-        </w:rPr>
-        <w:t xml:space="preserve">A box plot where the median is centered in the box shows symmetric distribution</w:t>
-      </w:r>
-    </w:p>
-    <w:p>
-      <w:pPr>
-        <w:spacing w:after="60"/>
+        <w:keepNext/>
+        <w:spacing w:after="20" w:before="120"/>
+        <w:jc w:val="center"/>
+      </w:pPr>
+      <w:r>
+        <w:drawing>
+          <wp:inline distT="0" distB="0" distL="0" distR="0">
+            <wp:extent cx="1238250" cy="933450"/>
+            <wp:effectExtent t="0" r="0" b="0" l="0"/>
+            <wp:docPr id="1" name="" descr="" title=""/>
+            <wp:cNvGraphicFramePr>
+              <a:graphicFrameLocks xmlns:a="http://schemas.openxmlformats.org/drawingml/2006/main" noChangeAspect="1"/>
+            </wp:cNvGraphicFramePr>
+            <a:graphic xmlns:a="http://schemas.openxmlformats.org/drawingml/2006/main">
+              <a:graphicData uri="http://schemas.openxmlformats.org/drawingml/2006/picture">
+                <pic:pic xmlns:pic="http://schemas.openxmlformats.org/drawingml/2006/picture">
+                  <pic:nvPicPr>
+                    <pic:cNvPr id="0" name="" descr=""/>
+                    <pic:cNvPicPr>
+                      <a:picLocks noChangeAspect="1" noChangeArrowheads="1"/>
+                    </pic:cNvPicPr>
+                  </pic:nvPicPr>
+                  <pic:blipFill>
+                    <a:blip r:embed="rId12" cstate="none"/>
+                    <a:srcRect/>
+                    <a:stretch>
+                      <a:fillRect/>
+                    </a:stretch>
+                  </pic:blipFill>
+                  <pic:spPr bwMode="auto">
+                    <a:xfrm>
+                      <a:off x="0" y="0"/>
+                      <a:ext cx="1238250" cy="933450"/>
+                    </a:xfrm>
+                    <a:prstGeom prst="rect">
+                      <a:avLst/>
+                    </a:prstGeom>
+                  </pic:spPr>
+                </pic:pic>
+              </a:graphicData>
+            </a:graphic>
+          </wp:inline>
+        </w:drawing>
+      </w:r>
+    </w:p>
+    <w:p>
+      <w:pPr>
+        <w:keepNext/>
+        <w:spacing w:after="20"/>
       </w:pPr>
       <w:r>
         <w:rPr>
@@ -378,7 +606,7 @@
     </w:p>
     <w:p>
       <w:pPr>
-        <w:spacing w:after="60"/>
+        <w:spacing w:after="160"/>
       </w:pPr>
       <w:r>
         <w:rPr>
@@ -386,21 +614,6 @@
           <w:szCs w:val="21"/>
         </w:rPr>
         <w:t xml:space="preserve">How spread out the numbers are.</w:t>
-      </w:r>
-    </w:p>
-    <w:p>
-      <w:pPr>
-        <w:spacing w:after="60"/>
-      </w:pPr>
-      <w:r>
-        <w:rPr>
-          <w:i/>
-          <w:iCs/>
-          <w:color w:val="5F6F80"/>
-          <w:sz w:val="19"/>
-          <w:szCs w:val="19"/>
-        </w:rPr>
-        <w:t xml:space="preserve">Small IQR = low variability in the middle 50%. Large IQR = high variability</w:t>
       </w:r>
     </w:p>
     <w:p>

--- a/lessons/8-5/downloads/8-5-notes.docx
+++ b/lessons/8-5/downloads/8-5-notes.docx
@@ -1366,6 +1366,153 @@
     </w:p>
     <w:p>
       <w:pPr>
+        <w:pStyle w:val="Heading2"/>
+        <w:spacing w:after="80" w:before="180"/>
+      </w:pPr>
+      <w:r>
+        <w:rPr>
+          <w:b/>
+          <w:bCs/>
+          <w:color w:val="12355B"/>
+          <w:sz w:val="24"/>
+          <w:szCs w:val="24"/>
+        </w:rPr>
+        <w:t xml:space="preserve">Solved Example</w:t>
+      </w:r>
+      <w:r>
+        <w:rPr>
+          <w:i/>
+          <w:iCs/>
+          <w:color w:val="1FA6A2"/>
+          <w:sz w:val="19"/>
+          <w:szCs w:val="19"/>
+        </w:rPr>
+        <w:t xml:space="preserve">   I Do — watch each step</w:t>
+      </w:r>
+    </w:p>
+    <w:p>
+      <w:pPr>
+        <w:keepNext/>
+        <w:spacing w:after="40"/>
+      </w:pPr>
+      <w:r>
+        <w:rPr>
+          <w:b/>
+          <w:bCs/>
+          <w:color w:val="12355B"/>
+          <w:sz w:val="21"/>
+          <w:szCs w:val="21"/>
+        </w:rPr>
+        <w:t xml:space="preserve">Problem:  </w:t>
+      </w:r>
+      <w:r>
+        <w:rPr>
+          <w:sz w:val="21"/>
+          <w:szCs w:val="21"/>
+        </w:rPr>
+        <w:t xml:space="preserve">A box plot shows: Min = 10, Q1 = 15, Median = 20, Q3 = 28, Max = 35. What is the interquartile range (IQR)?</w:t>
+      </w:r>
+    </w:p>
+    <w:p>
+      <w:pPr>
+        <w:spacing w:after="30"/>
+        <w:ind w:left="420"/>
+      </w:pPr>
+      <w:r>
+        <w:rPr>
+          <w:sz w:val="20"/>
+          <w:szCs w:val="20"/>
+        </w:rPr>
+        <w:t xml:space="preserve">A)  13</w:t>
+      </w:r>
+    </w:p>
+    <w:p>
+      <w:pPr>
+        <w:spacing w:after="30"/>
+        <w:ind w:left="420"/>
+      </w:pPr>
+      <w:r>
+        <w:rPr>
+          <w:sz w:val="20"/>
+          <w:szCs w:val="20"/>
+        </w:rPr>
+        <w:t xml:space="preserve">B)  25</w:t>
+      </w:r>
+    </w:p>
+    <w:p>
+      <w:pPr>
+        <w:spacing w:after="30"/>
+        <w:ind w:left="420"/>
+      </w:pPr>
+      <w:r>
+        <w:rPr>
+          <w:sz w:val="20"/>
+          <w:szCs w:val="20"/>
+        </w:rPr>
+        <w:t xml:space="preserve">C)  10</w:t>
+      </w:r>
+    </w:p>
+    <w:p>
+      <w:pPr>
+        <w:spacing w:after="30"/>
+        <w:ind w:left="420"/>
+      </w:pPr>
+      <w:r>
+        <w:rPr>
+          <w:sz w:val="20"/>
+          <w:szCs w:val="20"/>
+        </w:rPr>
+        <w:t xml:space="preserve">D)  20</w:t>
+      </w:r>
+    </w:p>
+    <w:p>
+      <w:pPr>
+        <w:spacing w:after="20" w:before="50"/>
+      </w:pPr>
+      <w:r>
+        <w:rPr>
+          <w:b/>
+          <w:bCs/>
+          <w:color w:val="1FA6A2"/>
+          <w:sz w:val="21"/>
+          <w:szCs w:val="21"/>
+        </w:rPr>
+        <w:t xml:space="preserve">Step 1:  </w:t>
+      </w:r>
+      <w:r>
+        <w:rPr>
+          <w:sz w:val="21"/>
+          <w:szCs w:val="21"/>
+        </w:rPr>
+        <w:t xml:space="preserve">IQR = Q3 − Q1 = 28 − 15 = 13.</w:t>
+      </w:r>
+    </w:p>
+    <w:p>
+      <w:pPr>
+        <w:spacing w:after="40" w:before="60"/>
+      </w:pPr>
+      <w:r>
+        <w:rPr>
+          <w:b/>
+          <w:bCs/>
+          <w:color w:val="12355B"/>
+          <w:sz w:val="21"/>
+          <w:szCs w:val="21"/>
+        </w:rPr>
+        <w:t xml:space="preserve">Answer:  </w:t>
+      </w:r>
+      <w:r>
+        <w:rPr>
+          <w:b/>
+          <w:bCs/>
+          <w:sz w:val="21"/>
+          <w:szCs w:val="21"/>
+        </w:rPr>
+        <w:t xml:space="preserve">A. 13</w:t>
+      </w:r>
+    </w:p>
+    <w:p>
+      <w:pPr>
         <w:pStyle w:val="Heading1"/>
         <w:pageBreakBefore/>
         <w:pBdr>
@@ -1408,6 +1555,170 @@
           <w:szCs w:val="19"/>
         </w:rPr>
         <w:t xml:space="preserve">   We Do — work with your class</w:t>
+      </w:r>
+    </w:p>
+    <w:p>
+      <w:pPr>
+        <w:keepNext/>
+        <w:spacing w:after="40" w:before="40"/>
+      </w:pPr>
+      <w:r>
+        <w:rPr>
+          <w:b/>
+          <w:bCs/>
+          <w:color w:val="12355B"/>
+          <w:sz w:val="21"/>
+          <w:szCs w:val="21"/>
+        </w:rPr>
+        <w:t xml:space="preserve">Problem:  </w:t>
+      </w:r>
+      <w:r>
+        <w:rPr>
+          <w:sz w:val="21"/>
+          <w:szCs w:val="21"/>
+        </w:rPr>
+        <w:t xml:space="preserve">On a box plot, what does the line inside the box represent?</w:t>
+      </w:r>
+    </w:p>
+    <w:p>
+      <w:pPr>
+        <w:spacing w:after="30"/>
+        <w:ind w:left="420"/>
+      </w:pPr>
+      <w:r>
+        <w:rPr>
+          <w:sz w:val="20"/>
+          <w:szCs w:val="20"/>
+        </w:rPr>
+        <w:t xml:space="preserve">A)  The median</w:t>
+      </w:r>
+    </w:p>
+    <w:p>
+      <w:pPr>
+        <w:spacing w:after="30"/>
+        <w:ind w:left="420"/>
+      </w:pPr>
+      <w:r>
+        <w:rPr>
+          <w:sz w:val="20"/>
+          <w:szCs w:val="20"/>
+        </w:rPr>
+        <w:t xml:space="preserve">B)  The mean</w:t>
+      </w:r>
+    </w:p>
+    <w:p>
+      <w:pPr>
+        <w:spacing w:after="30"/>
+        <w:ind w:left="420"/>
+      </w:pPr>
+      <w:r>
+        <w:rPr>
+          <w:sz w:val="20"/>
+          <w:szCs w:val="20"/>
+        </w:rPr>
+        <w:t xml:space="preserve">C)  The mode</w:t>
+      </w:r>
+    </w:p>
+    <w:p>
+      <w:pPr>
+        <w:spacing w:after="30"/>
+        <w:ind w:left="420"/>
+      </w:pPr>
+      <w:r>
+        <w:rPr>
+          <w:sz w:val="20"/>
+          <w:szCs w:val="20"/>
+        </w:rPr>
+        <w:t xml:space="preserve">D)  The range</w:t>
+      </w:r>
+    </w:p>
+    <w:p>
+      <w:pPr>
+        <w:keepNext/>
+        <w:spacing w:after="0" w:before="50"/>
+      </w:pPr>
+      <w:r>
+        <w:rPr>
+          <w:b/>
+          <w:bCs/>
+          <w:color w:val="6B4FA0"/>
+          <w:sz w:val="21"/>
+          <w:szCs w:val="21"/>
+        </w:rPr>
+        <w:t xml:space="preserve">Step 1:</w:t>
+      </w:r>
+    </w:p>
+    <w:p>
+      <w:pPr>
+        <w:pBdr>
+          <w:bottom w:val="single" w:color="AFBECC" w:sz="6"/>
+        </w:pBdr>
+        <w:spacing w:after="30" w:before="150"/>
+      </w:pPr>
+      <w:r>
+        <w:t xml:space="preserve"/>
+      </w:r>
+    </w:p>
+    <w:p>
+      <w:pPr>
+        <w:keepNext/>
+        <w:spacing w:after="0" w:before="50"/>
+      </w:pPr>
+      <w:r>
+        <w:rPr>
+          <w:b/>
+          <w:bCs/>
+          <w:color w:val="6B4FA0"/>
+          <w:sz w:val="21"/>
+          <w:szCs w:val="21"/>
+        </w:rPr>
+        <w:t xml:space="preserve">Step 2:</w:t>
+      </w:r>
+    </w:p>
+    <w:p>
+      <w:pPr>
+        <w:pBdr>
+          <w:bottom w:val="single" w:color="AFBECC" w:sz="6"/>
+        </w:pBdr>
+        <w:spacing w:after="30" w:before="150"/>
+      </w:pPr>
+      <w:r>
+        <w:t xml:space="preserve"/>
+      </w:r>
+    </w:p>
+    <w:p>
+      <w:pPr>
+        <w:keepNext/>
+        <w:spacing w:after="0" w:before="60"/>
+      </w:pPr>
+      <w:r>
+        <w:rPr>
+          <w:b/>
+          <w:bCs/>
+          <w:color w:val="12355B"/>
+          <w:sz w:val="21"/>
+          <w:szCs w:val="21"/>
+        </w:rPr>
+        <w:t xml:space="preserve">Answer:</w:t>
+      </w:r>
+    </w:p>
+    <w:p>
+      <w:pPr>
+        <w:pBdr>
+          <w:bottom w:val="single" w:color="AFBECC" w:sz="6"/>
+        </w:pBdr>
+        <w:spacing w:after="30" w:before="150"/>
+      </w:pPr>
+      <w:r>
+        <w:t xml:space="preserve"/>
+      </w:r>
+    </w:p>
+    <w:p>
+      <w:pPr>
+        <w:spacing w:after="80"/>
+      </w:pPr>
+      <w:r>
+        <w:t xml:space="preserve"/>
       </w:r>
     </w:p>
     <w:tbl>
@@ -2008,7 +2319,7 @@
           <w:sz w:val="21"/>
           <w:szCs w:val="21"/>
         </w:rPr>
-        <w:t xml:space="preserve">A box plot shows: Min = 10, Q1 = 15, Median = 20, Q3 = 28, Max = 35. What is the interquartile range (IQR)?</w:t>
+        <w:t xml:space="preserve">What percentage of data falls between Q1 and Q3 on a box plot?</w:t>
       </w:r>
     </w:p>
     <w:p>
@@ -2021,7 +2332,7 @@
           <w:sz w:val="20"/>
           <w:szCs w:val="20"/>
         </w:rPr>
-        <w:t xml:space="preserve">A)  13</w:t>
+        <w:t xml:space="preserve">A)  50%</w:t>
       </w:r>
     </w:p>
     <w:p>
@@ -2034,7 +2345,7 @@
           <w:sz w:val="20"/>
           <w:szCs w:val="20"/>
         </w:rPr>
-        <w:t xml:space="preserve">B)  25</w:t>
+        <w:t xml:space="preserve">B)  25%</w:t>
       </w:r>
     </w:p>
     <w:p>
@@ -2047,7 +2358,7 @@
           <w:sz w:val="20"/>
           <w:szCs w:val="20"/>
         </w:rPr>
-        <w:t xml:space="preserve">C)  10</w:t>
+        <w:t xml:space="preserve">C)  75%</w:t>
       </w:r>
     </w:p>
     <w:p>
@@ -2060,7 +2371,7 @@
           <w:sz w:val="20"/>
           <w:szCs w:val="20"/>
         </w:rPr>
-        <w:t xml:space="preserve">D)  20</w:t>
+        <w:t xml:space="preserve">D)  100%</w:t>
       </w:r>
     </w:p>
     <w:p>
@@ -2138,7 +2449,7 @@
           <w:sz w:val="21"/>
           <w:szCs w:val="21"/>
         </w:rPr>
-        <w:t xml:space="preserve">On a box plot, what does the line inside the box represent?</w:t>
+        <w:t xml:space="preserve">Find the range of: 14, 22, 8, 31, 17</w:t>
       </w:r>
     </w:p>
     <w:p>
@@ -2151,7 +2462,7 @@
           <w:sz w:val="20"/>
           <w:szCs w:val="20"/>
         </w:rPr>
-        <w:t xml:space="preserve">A)  The median</w:t>
+        <w:t xml:space="preserve">A)  23</w:t>
       </w:r>
     </w:p>
     <w:p>
@@ -2164,7 +2475,7 @@
           <w:sz w:val="20"/>
           <w:szCs w:val="20"/>
         </w:rPr>
-        <w:t xml:space="preserve">B)  The mean</w:t>
+        <w:t xml:space="preserve">B)  31</w:t>
       </w:r>
     </w:p>
     <w:p>
@@ -2177,7 +2488,7 @@
           <w:sz w:val="20"/>
           <w:szCs w:val="20"/>
         </w:rPr>
-        <w:t xml:space="preserve">C)  The mode</w:t>
+        <w:t xml:space="preserve">C)  8</w:t>
       </w:r>
     </w:p>
     <w:p>
@@ -2190,7 +2501,7 @@
           <w:sz w:val="20"/>
           <w:szCs w:val="20"/>
         </w:rPr>
-        <w:t xml:space="preserve">D)  The range</w:t>
+        <w:t xml:space="preserve">D)  18</w:t>
       </w:r>
     </w:p>
     <w:p>
@@ -2268,7 +2579,7 @@
           <w:sz w:val="21"/>
           <w:szCs w:val="21"/>
         </w:rPr>
-        <w:t xml:space="preserve">What percentage of data falls between Q1 and Q3 on a box plot?</w:t>
+        <w:t xml:space="preserve">Two box plots show: Team A has IQR = 8, Team B has IQR = 22. What does this tell you?</w:t>
       </w:r>
     </w:p>
     <w:p>
@@ -2281,7 +2592,7 @@
           <w:sz w:val="20"/>
           <w:szCs w:val="20"/>
         </w:rPr>
-        <w:t xml:space="preserve">A)  50%</w:t>
+        <w:t xml:space="preserve">A)  Team A's middle 50% is more consistent; Team B's is more spread out</w:t>
       </w:r>
     </w:p>
     <w:p>
@@ -2294,7 +2605,7 @@
           <w:sz w:val="20"/>
           <w:szCs w:val="20"/>
         </w:rPr>
-        <w:t xml:space="preserve">B)  25%</w:t>
+        <w:t xml:space="preserve">B)  Team B is a better team</w:t>
       </w:r>
     </w:p>
     <w:p>
@@ -2307,7 +2618,7 @@
           <w:sz w:val="20"/>
           <w:szCs w:val="20"/>
         </w:rPr>
-        <w:t xml:space="preserve">C)  75%</w:t>
+        <w:t xml:space="preserve">C)  Team A has a higher median</w:t>
       </w:r>
     </w:p>
     <w:p>
@@ -2320,7 +2631,7 @@
           <w:sz w:val="20"/>
           <w:szCs w:val="20"/>
         </w:rPr>
-        <w:t xml:space="preserve">D)  100%</w:t>
+        <w:t xml:space="preserve">D)  The IQRs don't tell you about consistency</w:t>
       </w:r>
     </w:p>
     <w:p>
@@ -2398,7 +2709,7 @@
           <w:sz w:val="21"/>
           <w:szCs w:val="21"/>
         </w:rPr>
-        <w:t xml:space="preserve">Find the range of: 14, 22, 8, 31, 17</w:t>
+        <w:t xml:space="preserve">In a box plot, the line inside the box represents the...</w:t>
       </w:r>
     </w:p>
     <w:p>
@@ -2411,7 +2722,7 @@
           <w:sz w:val="20"/>
           <w:szCs w:val="20"/>
         </w:rPr>
-        <w:t xml:space="preserve">A)  23</w:t>
+        <w:t xml:space="preserve">A)  Median</w:t>
       </w:r>
     </w:p>
     <w:p>
@@ -2424,7 +2735,7 @@
           <w:sz w:val="20"/>
           <w:szCs w:val="20"/>
         </w:rPr>
-        <w:t xml:space="preserve">B)  31</w:t>
+        <w:t xml:space="preserve">B)  Mean</w:t>
       </w:r>
     </w:p>
     <w:p>
@@ -2437,7 +2748,7 @@
           <w:sz w:val="20"/>
           <w:szCs w:val="20"/>
         </w:rPr>
-        <w:t xml:space="preserve">C)  8</w:t>
+        <w:t xml:space="preserve">C)  Maximum</w:t>
       </w:r>
     </w:p>
     <w:p>
@@ -2450,7 +2761,7 @@
           <w:sz w:val="20"/>
           <w:szCs w:val="20"/>
         </w:rPr>
-        <w:t xml:space="preserve">D)  18</w:t>
+        <w:t xml:space="preserve">D)  Range</w:t>
       </w:r>
     </w:p>
     <w:p>
@@ -3163,6 +3474,64 @@
           <w:sz w:val="24"/>
           <w:szCs w:val="24"/>
         </w:rPr>
+        <w:t xml:space="preserve">Worked Notes (I Do / We Do)</w:t>
+      </w:r>
+    </w:p>
+    <w:p>
+      <w:pPr>
+        <w:spacing w:after="80"/>
+      </w:pPr>
+      <w:r>
+        <w:rPr>
+          <w:b/>
+          <w:bCs/>
+          <w:sz w:val="21"/>
+          <w:szCs w:val="21"/>
+        </w:rPr>
+        <w:t xml:space="preserve">I Do:  </w:t>
+      </w:r>
+      <w:r>
+        <w:rPr>
+          <w:sz w:val="21"/>
+          <w:szCs w:val="21"/>
+        </w:rPr>
+        <w:t xml:space="preserve">A. 13</w:t>
+      </w:r>
+    </w:p>
+    <w:p>
+      <w:pPr>
+        <w:spacing w:after="80"/>
+      </w:pPr>
+      <w:r>
+        <w:rPr>
+          <w:b/>
+          <w:bCs/>
+          <w:sz w:val="21"/>
+          <w:szCs w:val="21"/>
+        </w:rPr>
+        <w:t xml:space="preserve">We Do:  </w:t>
+      </w:r>
+      <w:r>
+        <w:rPr>
+          <w:sz w:val="21"/>
+          <w:szCs w:val="21"/>
+        </w:rPr>
+        <w:t xml:space="preserve">A. The median</w:t>
+      </w:r>
+    </w:p>
+    <w:p>
+      <w:pPr>
+        <w:pStyle w:val="Heading2"/>
+        <w:spacing w:after="80" w:before="180"/>
+      </w:pPr>
+      <w:r>
+        <w:rPr>
+          <w:b/>
+          <w:bCs/>
+          <w:color w:val="12355B"/>
+          <w:sz w:val="24"/>
+          <w:szCs w:val="24"/>
+        </w:rPr>
         <w:t xml:space="preserve">Independent Practice</w:t>
       </w:r>
     </w:p>
@@ -3184,7 +3553,7 @@
           <w:sz w:val="21"/>
           <w:szCs w:val="21"/>
         </w:rPr>
-        <w:t xml:space="preserve">A)  13</w:t>
+        <w:t xml:space="preserve">A)  50%</w:t>
       </w:r>
       <w:r>
         <w:rPr>
@@ -3194,7 +3563,7 @@
           <w:sz w:val="19"/>
           <w:szCs w:val="19"/>
         </w:rPr>
-        <w:t xml:space="preserve">  — IQR = Q3 − Q1 = 28 − 15 = 13.</w:t>
+        <w:t xml:space="preserve">  — The box in a box plot contains the middle 50% of the data (from Q1 to Q3).</w:t>
       </w:r>
     </w:p>
     <w:p>
@@ -3215,7 +3584,7 @@
           <w:sz w:val="21"/>
           <w:szCs w:val="21"/>
         </w:rPr>
-        <w:t xml:space="preserve">A)  The median</w:t>
+        <w:t xml:space="preserve">A)  23</w:t>
       </w:r>
       <w:r>
         <w:rPr>
@@ -3225,7 +3594,7 @@
           <w:sz w:val="19"/>
           <w:szCs w:val="19"/>
         </w:rPr>
-        <w:t xml:space="preserve">  — The line inside the box of a box plot always represents the median.</w:t>
+        <w:t xml:space="preserve">  — Range = max − min = 31 − 8 = 23.</w:t>
       </w:r>
     </w:p>
     <w:p>
@@ -3246,7 +3615,7 @@
           <w:sz w:val="21"/>
           <w:szCs w:val="21"/>
         </w:rPr>
-        <w:t xml:space="preserve">A)  50%</w:t>
+        <w:t xml:space="preserve">A)  Team A's middle 50% is more consistent; Team B's is more spread out</w:t>
       </w:r>
       <w:r>
         <w:rPr>
@@ -3256,7 +3625,7 @@
           <w:sz w:val="19"/>
           <w:szCs w:val="19"/>
         </w:rPr>
-        <w:t xml:space="preserve">  — The box in a box plot contains the middle 50% of the data (from Q1 to Q3).</w:t>
+        <w:t xml:space="preserve">  — A smaller IQR means the middle 50% of data is more tightly clustered. Team A's scoring is more consistent in the middle range.</w:t>
       </w:r>
     </w:p>
     <w:p>
@@ -3277,7 +3646,7 @@
           <w:sz w:val="21"/>
           <w:szCs w:val="21"/>
         </w:rPr>
-        <w:t xml:space="preserve">A)  23</w:t>
+        <w:t xml:space="preserve">A)  Median</w:t>
       </w:r>
       <w:r>
         <w:rPr>
@@ -3287,7 +3656,7 @@
           <w:sz w:val="19"/>
           <w:szCs w:val="19"/>
         </w:rPr>
-        <w:t xml:space="preserve">  — Range = max − min = 31 − 8 = 23.</w:t>
+        <w:t xml:space="preserve">  — The middle line of a box plot marks the median.</w:t>
       </w:r>
     </w:p>
     <w:p>

--- a/lessons/8-5/downloads/8-5-notes.docx
+++ b/lessons/8-5/downloads/8-5-notes.docx
@@ -1177,6 +1177,238 @@
     <w:p>
       <w:pPr>
         <w:pStyle w:val="Heading1"/>
+        <w:pBdr>
+          <w:bottom w:val="single" w:color="1FA6A2" w:sz="14" w:space="6"/>
+        </w:pBdr>
+        <w:spacing w:after="140" w:before="260"/>
+      </w:pPr>
+      <w:r>
+        <w:rPr>
+          <w:b/>
+          <w:bCs/>
+          <w:color w:val="12355B"/>
+          <w:sz w:val="30"/>
+          <w:szCs w:val="30"/>
+        </w:rPr>
+        <w:t xml:space="preserve">Guided Notes</w:t>
+      </w:r>
+    </w:p>
+    <w:p>
+      <w:pPr>
+        <w:spacing w:after="100"/>
+      </w:pPr>
+      <w:r>
+        <w:rPr>
+          <w:i/>
+          <w:iCs/>
+          <w:color w:val="5F6F80"/>
+          <w:sz w:val="19"/>
+          <w:szCs w:val="19"/>
+        </w:rPr>
+        <w:t xml:space="preserve">Fill in each blank as we go. Use the Word Bank to help you.</w:t>
+      </w:r>
+    </w:p>
+    <w:tbl>
+      <w:tblPr>
+        <w:tblW w:type="pct" w:w="100%"/>
+        <w:tblBorders>
+          <w:top w:val="single" w:color="BBD0DE" w:sz="8"/>
+          <w:left w:val="single" w:color="BBD0DE" w:sz="8"/>
+          <w:bottom w:val="single" w:color="BBD0DE" w:sz="8"/>
+          <w:right w:val="single" w:color="BBD0DE" w:sz="8"/>
+          <w:insideH w:val="single" w:color="auto" w:sz="4"/>
+          <w:insideV w:val="single" w:color="auto" w:sz="4"/>
+        </w:tblBorders>
+      </w:tblPr>
+      <w:tblGrid>
+        <w:gridCol w:w="100"/>
+      </w:tblGrid>
+      <w:tr>
+        <w:tc>
+          <w:tcPr>
+            <w:shd w:fill="EEF4F8" w:color="auto" w:val="clear"/>
+            <w:tcMar>
+              <w:top w:type="dxa" w:w="120"/>
+              <w:left w:type="dxa" w:w="180"/>
+              <w:bottom w:type="dxa" w:w="120"/>
+              <w:right w:type="dxa" w:w="180"/>
+            </w:tcMar>
+          </w:tcPr>
+          <w:p>
+            <w:pPr>
+              <w:spacing w:after="40"/>
+            </w:pPr>
+            <w:r>
+              <w:rPr>
+                <w:b/>
+                <w:bCs/>
+                <w:color w:val="1FA6A2"/>
+                <w:sz w:val="18"/>
+                <w:szCs w:val="18"/>
+              </w:rPr>
+              <w:t xml:space="preserve">WORD BANK</w:t>
+            </w:r>
+          </w:p>
+          <w:p>
+            <w:pPr>
+              <w:spacing w:after="80"/>
+            </w:pPr>
+            <w:r>
+              <w:rPr>
+                <w:b/>
+                <w:bCs/>
+                <w:sz w:val="21"/>
+                <w:szCs w:val="21"/>
+              </w:rPr>
+              <w:t xml:space="preserve">Box Plot      •      Median      •      Quartile      •      Interquartile Range      •      Data distribution      •      Variability</w:t>
+            </w:r>
+          </w:p>
+        </w:tc>
+      </w:tr>
+    </w:tbl>
+    <w:p>
+      <w:pPr>
+        <w:spacing w:after="80"/>
+      </w:pPr>
+      <w:r>
+        <w:t xml:space="preserve"/>
+      </w:r>
+    </w:p>
+    <w:p>
+      <w:pPr>
+        <w:spacing w:after="120" w:before="80"/>
+      </w:pPr>
+      <w:r>
+        <w:rPr>
+          <w:b/>
+          <w:bCs/>
+          <w:color w:val="12355B"/>
+          <w:sz w:val="22"/>
+          <w:szCs w:val="22"/>
+        </w:rPr>
+        <w:t xml:space="preserve">1.  </w:t>
+      </w:r>
+      <w:r>
+        <w:rPr>
+          <w:sz w:val="22"/>
+          <w:szCs w:val="22"/>
+        </w:rPr>
+        <w:t xml:space="preserve">A graph that shows data with a box and whiskers based on the five-number summary is a ___.</w:t>
+      </w:r>
+    </w:p>
+    <w:p>
+      <w:pPr>
+        <w:spacing w:after="120" w:before="80"/>
+      </w:pPr>
+      <w:r>
+        <w:rPr>
+          <w:b/>
+          <w:bCs/>
+          <w:color w:val="12355B"/>
+          <w:sz w:val="22"/>
+          <w:szCs w:val="22"/>
+        </w:rPr>
+        <w:t xml:space="preserve">2.  </w:t>
+      </w:r>
+      <w:r>
+        <w:rPr>
+          <w:sz w:val="22"/>
+          <w:szCs w:val="22"/>
+        </w:rPr>
+        <w:t xml:space="preserve">The middle value of the data, shown as a line inside the box, is the ___.</w:t>
+      </w:r>
+    </w:p>
+    <w:p>
+      <w:pPr>
+        <w:spacing w:after="120" w:before="80"/>
+      </w:pPr>
+      <w:r>
+        <w:rPr>
+          <w:b/>
+          <w:bCs/>
+          <w:color w:val="12355B"/>
+          <w:sz w:val="22"/>
+          <w:szCs w:val="22"/>
+        </w:rPr>
+        <w:t xml:space="preserve">3.  </w:t>
+      </w:r>
+      <w:r>
+        <w:rPr>
+          <w:sz w:val="22"/>
+          <w:szCs w:val="22"/>
+        </w:rPr>
+        <w:t xml:space="preserve">A value that divides the data into four equal parts is a ___.</w:t>
+      </w:r>
+    </w:p>
+    <w:p>
+      <w:pPr>
+        <w:spacing w:after="120" w:before="80"/>
+      </w:pPr>
+      <w:r>
+        <w:rPr>
+          <w:b/>
+          <w:bCs/>
+          <w:color w:val="12355B"/>
+          <w:sz w:val="22"/>
+          <w:szCs w:val="22"/>
+        </w:rPr>
+        <w:t xml:space="preserve">4.  </w:t>
+      </w:r>
+      <w:r>
+        <w:rPr>
+          <w:sz w:val="22"/>
+          <w:szCs w:val="22"/>
+        </w:rPr>
+        <w:t xml:space="preserve">The distance between the first and third quartiles, showing the middle 50% of data, is the ___.</w:t>
+      </w:r>
+    </w:p>
+    <w:p>
+      <w:pPr>
+        <w:spacing w:after="120" w:before="80"/>
+      </w:pPr>
+      <w:r>
+        <w:rPr>
+          <w:b/>
+          <w:bCs/>
+          <w:color w:val="12355B"/>
+          <w:sz w:val="22"/>
+          <w:szCs w:val="22"/>
+        </w:rPr>
+        <w:t xml:space="preserve">5.  </w:t>
+      </w:r>
+      <w:r>
+        <w:rPr>
+          <w:sz w:val="22"/>
+          <w:szCs w:val="22"/>
+        </w:rPr>
+        <w:t xml:space="preserve">The way data values are spread out is the ___.</w:t>
+      </w:r>
+    </w:p>
+    <w:p>
+      <w:pPr>
+        <w:spacing w:after="120" w:before="80"/>
+      </w:pPr>
+      <w:r>
+        <w:rPr>
+          <w:b/>
+          <w:bCs/>
+          <w:color w:val="12355B"/>
+          <w:sz w:val="22"/>
+          <w:szCs w:val="22"/>
+        </w:rPr>
+        <w:t xml:space="preserve">6.  </w:t>
+      </w:r>
+      <w:r>
+        <w:rPr>
+          <w:sz w:val="22"/>
+          <w:szCs w:val="22"/>
+        </w:rPr>
+        <w:t xml:space="preserve">How spread out the data values are is the ___.</w:t>
+      </w:r>
+    </w:p>
+    <w:p>
+      <w:pPr>
+        <w:pStyle w:val="Heading1"/>
         <w:pageBreakBefore/>
         <w:pBdr>
           <w:bottom w:val="single" w:color="1FA6A2" w:sz="14" w:space="6"/>
@@ -2238,6 +2470,87 @@
     </w:p>
     <w:p>
       <w:pPr>
+        <w:spacing w:after="40" w:before="80"/>
+      </w:pPr>
+      <w:r>
+        <w:rPr>
+          <w:b/>
+          <w:bCs/>
+          <w:color w:val="12355B"/>
+          <w:sz w:val="21"/>
+          <w:szCs w:val="21"/>
+        </w:rPr>
+        <w:t xml:space="preserve">5. </w:t>
+      </w:r>
+      <w:r>
+        <w:rPr>
+          <w:b/>
+          <w:bCs/>
+          <w:color w:val="6B4FA0"/>
+          <w:sz w:val="19"/>
+          <w:szCs w:val="19"/>
+        </w:rPr>
+        <w:t xml:space="preserve">[Practice] </w:t>
+      </w:r>
+      <w:r>
+        <w:rPr>
+          <w:b/>
+          <w:bCs/>
+          <w:sz w:val="21"/>
+          <w:szCs w:val="21"/>
+        </w:rPr>
+        <w:t xml:space="preserve">During practice on Display Data: Box Plots, what strategy did you use when a problem felt tricky?</w:t>
+      </w:r>
+    </w:p>
+    <w:p>
+      <w:pPr>
+        <w:spacing w:after="60"/>
+      </w:pPr>
+      <w:r>
+        <w:rPr>
+          <w:color w:val="1A2733"/>
+          <w:sz w:val="21"/>
+          <w:szCs w:val="21"/>
+        </w:rPr>
+        <w:t xml:space="preserve">Start with:  The box covers the middle ___ of the scores.</w:t>
+      </w:r>
+      <w:r>
+        <w:rPr>
+          <w:i/>
+          <w:iCs/>
+          <w:color w:val="5F6F80"/>
+          <w:sz w:val="19"/>
+          <w:szCs w:val="19"/>
+        </w:rPr>
+        <w:br/>
+        <w:t xml:space="preserve">La caja cubre el ___ medio de los puntajes.</w:t>
+      </w:r>
+    </w:p>
+    <w:p>
+      <w:pPr>
+        <w:spacing w:after="80"/>
+      </w:pPr>
+      <w:r>
+        <w:rPr>
+          <w:b/>
+          <w:bCs/>
+          <w:color w:val="12355B"/>
+          <w:sz w:val="19"/>
+          <w:szCs w:val="19"/>
+        </w:rPr>
+        <w:t xml:space="preserve">Word bank:  </w:t>
+      </w:r>
+      <w:r>
+        <w:rPr>
+          <w:color w:val="1FA6A2"/>
+          <w:sz w:val="19"/>
+          <w:szCs w:val="19"/>
+        </w:rPr>
+        <w:t xml:space="preserve">Box Plot,  Median,  Quartile,  Interquartile Range</w:t>
+      </w:r>
+    </w:p>
+    <w:p>
+      <w:pPr>
         <w:pStyle w:val="Heading1"/>
         <w:pageBreakBefore/>
         <w:pBdr>
@@ -2709,7 +3022,7 @@
           <w:sz w:val="21"/>
           <w:szCs w:val="21"/>
         </w:rPr>
-        <w:t xml:space="preserve">In a box plot, the line inside the box represents the...</w:t>
+        <w:t xml:space="preserve">The Hawks' points per quarter are 2, 4, 5, 7, 8, 10, 12. Resting on the scoreboard, what are the minimum, median, and maximum?</w:t>
       </w:r>
     </w:p>
     <w:p>
@@ -2722,7 +3035,7 @@
           <w:sz w:val="20"/>
           <w:szCs w:val="20"/>
         </w:rPr>
-        <w:t xml:space="preserve">A)  Median</w:t>
+        <w:t xml:space="preserve">A)  Minimum 2, median 7, maximum 12</w:t>
       </w:r>
     </w:p>
     <w:p>
@@ -2735,7 +3048,7 @@
           <w:sz w:val="20"/>
           <w:szCs w:val="20"/>
         </w:rPr>
-        <w:t xml:space="preserve">B)  Mean</w:t>
+        <w:t xml:space="preserve">B)  Minimum 2, median 5, maximum 12</w:t>
       </w:r>
     </w:p>
     <w:p>
@@ -2748,7 +3061,7 @@
           <w:sz w:val="20"/>
           <w:szCs w:val="20"/>
         </w:rPr>
-        <w:t xml:space="preserve">C)  Maximum</w:t>
+        <w:t xml:space="preserve">C)  Minimum 0, median 7, maximum 12</w:t>
       </w:r>
     </w:p>
     <w:p>
@@ -2761,7 +3074,7 @@
           <w:sz w:val="20"/>
           <w:szCs w:val="20"/>
         </w:rPr>
-        <w:t xml:space="preserve">D)  Range</w:t>
+        <w:t xml:space="preserve">D)  Minimum 2, median 8, maximum 10</w:t>
       </w:r>
     </w:p>
     <w:p>
@@ -2834,33 +3147,7 @@
           <w:sz w:val="30"/>
           <w:szCs w:val="30"/>
         </w:rPr>
-        <w:t xml:space="preserve">Write About the Math</w:t>
-      </w:r>
-    </w:p>
-    <w:p>
-      <w:pPr>
-        <w:pStyle w:val="Heading2"/>
-        <w:spacing w:after="80" w:before="180"/>
-      </w:pPr>
-      <w:r>
-        <w:rPr>
-          <w:b/>
-          <w:bCs/>
-          <w:color w:val="12355B"/>
-          <w:sz w:val="24"/>
-          <w:szCs w:val="24"/>
-        </w:rPr>
-        <w:t xml:space="preserve">Build Strong Sentences</w:t>
-      </w:r>
-      <w:r>
-        <w:rPr>
-          <w:i/>
-          <w:iCs/>
-          <w:color w:val="B97A12"/>
-          <w:sz w:val="19"/>
-          <w:szCs w:val="19"/>
-        </w:rPr>
-        <w:t xml:space="preserve">   The Writing Revolution</w:t>
+        <w:t xml:space="preserve">Exit Ticket</w:t>
       </w:r>
     </w:p>
     <w:p>
@@ -2875,435 +3162,86 @@
           <w:sz w:val="19"/>
           <w:szCs w:val="19"/>
         </w:rPr>
-        <w:t xml:space="preserve">I can explain my box plot using the words box plot, median, quartile, and interquartile range.</w:t>
-      </w:r>
-    </w:p>
-    <w:p>
-      <w:pPr>
-        <w:pStyle w:val="Heading2"/>
-        <w:spacing w:after="80" w:before="180"/>
-      </w:pPr>
-      <w:r>
-        <w:rPr>
-          <w:b/>
-          <w:bCs/>
-          <w:color w:val="12355B"/>
-          <w:sz w:val="24"/>
-          <w:szCs w:val="24"/>
-        </w:rPr>
-        <w:t xml:space="preserve">1. Kernel Sentence</w:t>
-      </w:r>
-      <w:r>
-        <w:rPr>
-          <w:i/>
-          <w:iCs/>
-          <w:color w:val="1FA6A2"/>
-          <w:sz w:val="19"/>
-          <w:szCs w:val="19"/>
-        </w:rPr>
-        <w:t xml:space="preserve">   subject + verb</w:t>
-      </w:r>
-    </w:p>
-    <w:tbl>
-      <w:tblPr>
-        <w:tblW w:type="pct" w:w="100%"/>
-        <w:tblBorders>
-          <w:top w:val="single" w:color="B97A12" w:sz="8"/>
-          <w:left w:val="single" w:color="B97A12" w:sz="8"/>
-          <w:bottom w:val="single" w:color="B97A12" w:sz="8"/>
-          <w:right w:val="single" w:color="B97A12" w:sz="8"/>
-          <w:insideH w:val="single" w:color="auto" w:sz="4"/>
-          <w:insideV w:val="single" w:color="auto" w:sz="4"/>
-        </w:tblBorders>
-      </w:tblPr>
-      <w:tblGrid>
-        <w:gridCol w:w="100"/>
-      </w:tblGrid>
-      <w:tr>
-        <w:tc>
-          <w:tcPr>
-            <w:shd w:fill="FBF3E2" w:color="auto" w:val="clear"/>
-            <w:tcMar>
-              <w:top w:type="dxa" w:w="120"/>
-              <w:left w:type="dxa" w:w="180"/>
-              <w:bottom w:type="dxa" w:w="120"/>
-              <w:right w:type="dxa" w:w="180"/>
-            </w:tcMar>
-          </w:tcPr>
-          <w:p>
-            <w:pPr>
-              <w:spacing w:after="0"/>
-            </w:pPr>
-            <w:r>
-              <w:rPr>
-                <w:b/>
-                <w:bCs/>
-                <w:color w:val="1FA6A2"/>
-                <w:sz w:val="20"/>
-                <w:szCs w:val="20"/>
-              </w:rPr>
-              <w:t xml:space="preserve">Model:  </w:t>
-            </w:r>
-            <w:r>
-              <w:rPr>
-                <w:sz w:val="20"/>
-                <w:szCs w:val="20"/>
-              </w:rPr>
-              <w:t xml:space="preserve">Box Plot is a graph that shows how data is spread using five key numbers.</w:t>
-            </w:r>
-          </w:p>
-        </w:tc>
-      </w:tr>
-    </w:tbl>
+        <w:t xml:space="preserve">Answer on your own. This shows what you learned today.</w:t>
+      </w:r>
+    </w:p>
+    <w:p>
+      <w:pPr>
+        <w:spacing w:after="80" w:before="80"/>
+      </w:pPr>
+      <w:r>
+        <w:rPr>
+          <w:color w:val="B97A12"/>
+          <w:sz w:val="22"/>
+          <w:szCs w:val="22"/>
+        </w:rPr>
+        <w:t xml:space="preserve">★  </w:t>
+      </w:r>
+      <w:r>
+        <w:rPr>
+          <w:b/>
+          <w:bCs/>
+          <w:sz w:val="22"/>
+          <w:szCs w:val="22"/>
+        </w:rPr>
+        <w:t xml:space="preserve">A box plot has Q1 = 20 and Q3 = 36. What is the IQR and what does it represent?</w:t>
+      </w:r>
+    </w:p>
+    <w:p>
+      <w:pPr>
+        <w:spacing w:after="60"/>
+        <w:ind w:left="420"/>
+      </w:pPr>
+      <w:r>
+        <w:rPr>
+          <w:sz w:val="21"/>
+          <w:szCs w:val="21"/>
+        </w:rPr>
+        <w:t xml:space="preserve">A)  IQR = 16; it is the spread of the middle 50% of the data</w:t>
+      </w:r>
+    </w:p>
+    <w:p>
+      <w:pPr>
+        <w:spacing w:after="60"/>
+        <w:ind w:left="420"/>
+      </w:pPr>
+      <w:r>
+        <w:rPr>
+          <w:sz w:val="21"/>
+          <w:szCs w:val="21"/>
+        </w:rPr>
+        <w:t xml:space="preserve">B)  IQR = 56; it is the total of Q1 and Q3</w:t>
+      </w:r>
+    </w:p>
+    <w:p>
+      <w:pPr>
+        <w:spacing w:after="60"/>
+        <w:ind w:left="420"/>
+      </w:pPr>
+      <w:r>
+        <w:rPr>
+          <w:sz w:val="21"/>
+          <w:szCs w:val="21"/>
+        </w:rPr>
+        <w:t xml:space="preserve">C)  IQR = 28; it is the median between Q1 and Q3</w:t>
+      </w:r>
+    </w:p>
+    <w:p>
+      <w:pPr>
+        <w:spacing w:after="60"/>
+        <w:ind w:left="420"/>
+      </w:pPr>
+      <w:r>
+        <w:rPr>
+          <w:sz w:val="21"/>
+          <w:szCs w:val="21"/>
+        </w:rPr>
+        <w:t xml:space="preserve">D)  IQR = 36; it is the value of Q3</w:t>
+      </w:r>
+    </w:p>
     <w:p>
       <w:pPr>
         <w:spacing w:after="40"/>
-      </w:pPr>
-      <w:r>
-        <w:t xml:space="preserve"/>
-      </w:r>
-    </w:p>
-    <w:p>
-      <w:pPr>
-        <w:spacing w:after="60"/>
-      </w:pPr>
-      <w:r>
-        <w:rPr>
-          <w:color w:val="1A2733"/>
-          <w:sz w:val="21"/>
-          <w:szCs w:val="21"/>
-        </w:rPr>
-        <w:t xml:space="preserve">Write a kernel sentence about box plot. Use a subject and a verb.</w:t>
-      </w:r>
-      <w:r>
-        <w:rPr>
-          <w:i/>
-          <w:iCs/>
-          <w:color w:val="5F6F80"/>
-          <w:sz w:val="19"/>
-          <w:szCs w:val="19"/>
-        </w:rPr>
-        <w:br/>
-        <w:t xml:space="preserve">Escribe una oración base sobre diagrama de caja. Usa un sujeto y un verbo.</w:t>
-      </w:r>
-    </w:p>
-    <w:p>
-      <w:pPr>
-        <w:pBdr>
-          <w:bottom w:val="single" w:color="AFBECC" w:sz="6"/>
-        </w:pBdr>
-        <w:spacing w:after="30" w:before="150"/>
-      </w:pPr>
-      <w:r>
-        <w:t xml:space="preserve"/>
-      </w:r>
-    </w:p>
-    <w:p>
-      <w:pPr>
-        <w:pBdr>
-          <w:bottom w:val="single" w:color="AFBECC" w:sz="6"/>
-        </w:pBdr>
-        <w:spacing w:after="30" w:before="150"/>
-      </w:pPr>
-      <w:r>
-        <w:t xml:space="preserve"/>
-      </w:r>
-    </w:p>
-    <w:p>
-      <w:pPr>
-        <w:pStyle w:val="Heading2"/>
-        <w:spacing w:after="80" w:before="180"/>
-      </w:pPr>
-      <w:r>
-        <w:rPr>
-          <w:b/>
-          <w:bCs/>
-          <w:color w:val="12355B"/>
-          <w:sz w:val="24"/>
-          <w:szCs w:val="24"/>
-        </w:rPr>
-        <w:t xml:space="preserve">2. Sentence Expansion</w:t>
-      </w:r>
-      <w:r>
-        <w:rPr>
-          <w:i/>
-          <w:iCs/>
-          <w:color w:val="1FA6A2"/>
-          <w:sz w:val="19"/>
-          <w:szCs w:val="19"/>
-        </w:rPr>
-        <w:t xml:space="preserve">   because · but · so</w:t>
-      </w:r>
-    </w:p>
-    <w:p>
-      <w:pPr>
-        <w:spacing w:after="80"/>
-      </w:pPr>
-      <w:r>
-        <w:rPr>
-          <w:b/>
-          <w:bCs/>
-          <w:color w:val="1FA6A2"/>
-          <w:sz w:val="20"/>
-          <w:szCs w:val="20"/>
-        </w:rPr>
-        <w:t xml:space="preserve">Kernel:  </w:t>
-      </w:r>
-      <w:r>
-        <w:rPr>
-          <w:sz w:val="20"/>
-          <w:szCs w:val="20"/>
-        </w:rPr>
-        <w:t xml:space="preserve">Box Plot matters in math</w:t>
-      </w:r>
-    </w:p>
-    <w:p>
-      <w:pPr>
-        <w:spacing w:after="80"/>
-      </w:pPr>
-      <w:r>
-        <w:rPr>
-          <w:b/>
-          <w:bCs/>
-          <w:color w:val="12355B"/>
-          <w:sz w:val="21"/>
-          <w:szCs w:val="21"/>
-        </w:rPr>
-        <w:t xml:space="preserve">because  </w:t>
-      </w:r>
-      <w:r>
-        <w:rPr>
-          <w:sz w:val="21"/>
-          <w:szCs w:val="21"/>
-        </w:rPr>
-        <w:t xml:space="preserve">Box Plot matters in math because ___.</w:t>
-      </w:r>
-      <w:r>
-        <w:rPr>
-          <w:i/>
-          <w:iCs/>
-          <w:color w:val="5F6F80"/>
-          <w:sz w:val="19"/>
-          <w:szCs w:val="19"/>
-        </w:rPr>
-        <w:br/>
-        <w:t xml:space="preserve">Diagrama de caja importa en matemáticas porque ___.</w:t>
-      </w:r>
-    </w:p>
-    <w:p>
-      <w:pPr>
-        <w:pBdr>
-          <w:bottom w:val="single" w:color="AFBECC" w:sz="6"/>
-        </w:pBdr>
-        <w:spacing w:after="30" w:before="150"/>
-      </w:pPr>
-      <w:r>
-        <w:t xml:space="preserve"/>
-      </w:r>
-    </w:p>
-    <w:p>
-      <w:pPr>
-        <w:spacing w:after="80"/>
-      </w:pPr>
-      <w:r>
-        <w:rPr>
-          <w:b/>
-          <w:bCs/>
-          <w:color w:val="12355B"/>
-          <w:sz w:val="21"/>
-          <w:szCs w:val="21"/>
-        </w:rPr>
-        <w:t xml:space="preserve">but  </w:t>
-      </w:r>
-      <w:r>
-        <w:rPr>
-          <w:sz w:val="21"/>
-          <w:szCs w:val="21"/>
-        </w:rPr>
-        <w:t xml:space="preserve">Box Plot matters in math, but ___.</w:t>
-      </w:r>
-      <w:r>
-        <w:rPr>
-          <w:i/>
-          <w:iCs/>
-          <w:color w:val="5F6F80"/>
-          <w:sz w:val="19"/>
-          <w:szCs w:val="19"/>
-        </w:rPr>
-        <w:br/>
-        <w:t xml:space="preserve">Diagrama de caja importa en matemáticas, pero ___.</w:t>
-      </w:r>
-    </w:p>
-    <w:p>
-      <w:pPr>
-        <w:pBdr>
-          <w:bottom w:val="single" w:color="AFBECC" w:sz="6"/>
-        </w:pBdr>
-        <w:spacing w:after="30" w:before="150"/>
-      </w:pPr>
-      <w:r>
-        <w:t xml:space="preserve"/>
-      </w:r>
-    </w:p>
-    <w:p>
-      <w:pPr>
-        <w:spacing w:after="80"/>
-      </w:pPr>
-      <w:r>
-        <w:rPr>
-          <w:b/>
-          <w:bCs/>
-          <w:color w:val="12355B"/>
-          <w:sz w:val="21"/>
-          <w:szCs w:val="21"/>
-        </w:rPr>
-        <w:t xml:space="preserve">so  </w:t>
-      </w:r>
-      <w:r>
-        <w:rPr>
-          <w:sz w:val="21"/>
-          <w:szCs w:val="21"/>
-        </w:rPr>
-        <w:t xml:space="preserve">Box Plot matters in math, so ___.</w:t>
-      </w:r>
-      <w:r>
-        <w:rPr>
-          <w:i/>
-          <w:iCs/>
-          <w:color w:val="5F6F80"/>
-          <w:sz w:val="19"/>
-          <w:szCs w:val="19"/>
-        </w:rPr>
-        <w:br/>
-        <w:t xml:space="preserve">Diagrama de caja importa en matemáticas, entonces ___.</w:t>
-      </w:r>
-    </w:p>
-    <w:p>
-      <w:pPr>
-        <w:pBdr>
-          <w:bottom w:val="single" w:color="AFBECC" w:sz="6"/>
-        </w:pBdr>
-        <w:spacing w:after="30" w:before="150"/>
-      </w:pPr>
-      <w:r>
-        <w:t xml:space="preserve"/>
-      </w:r>
-    </w:p>
-    <w:p>
-      <w:pPr>
-        <w:pStyle w:val="Heading2"/>
-        <w:spacing w:after="80" w:before="180"/>
-      </w:pPr>
-      <w:r>
-        <w:rPr>
-          <w:b/>
-          <w:bCs/>
-          <w:color w:val="12355B"/>
-          <w:sz w:val="24"/>
-          <w:szCs w:val="24"/>
-        </w:rPr>
-        <w:t xml:space="preserve">3. Explain Your Reasoning</w:t>
-      </w:r>
-      <w:r>
-        <w:rPr>
-          <w:i/>
-          <w:iCs/>
-          <w:color w:val="1FA6A2"/>
-          <w:sz w:val="19"/>
-          <w:szCs w:val="19"/>
-        </w:rPr>
-        <w:t xml:space="preserve">   use a sentence starter</w:t>
-      </w:r>
-    </w:p>
-    <w:p>
-      <w:pPr>
-        <w:spacing w:after="60"/>
-      </w:pPr>
-      <w:r>
-        <w:rPr>
-          <w:color w:val="1A2733"/>
-          <w:sz w:val="21"/>
-          <w:szCs w:val="21"/>
-        </w:rPr>
-        <w:t xml:space="preserve">A box plot needs the ___, Q1, median, Q3, and ___.</w:t>
-      </w:r>
-      <w:r>
-        <w:rPr>
-          <w:i/>
-          <w:iCs/>
-          <w:color w:val="5F6F80"/>
-          <w:sz w:val="19"/>
-          <w:szCs w:val="19"/>
-        </w:rPr>
-        <w:br/>
-        <w:t xml:space="preserve">Un diagrama de caja necesita el ___, Q1, mediana, Q3 y el ___.</w:t>
-      </w:r>
-    </w:p>
-    <w:p>
-      <w:pPr>
-        <w:spacing w:after="60"/>
-      </w:pPr>
-      <w:r>
-        <w:rPr>
-          <w:color w:val="1A2733"/>
-          <w:sz w:val="21"/>
-          <w:szCs w:val="21"/>
-        </w:rPr>
-        <w:t xml:space="preserve">The median of these scores is ___.</w:t>
-      </w:r>
-      <w:r>
-        <w:rPr>
-          <w:i/>
-          <w:iCs/>
-          <w:color w:val="5F6F80"/>
-          <w:sz w:val="19"/>
-          <w:szCs w:val="19"/>
-        </w:rPr>
-        <w:br/>
-        <w:t xml:space="preserve">La mediana de estos puntajes es ___.</w:t>
-      </w:r>
-    </w:p>
-    <w:p>
-      <w:pPr>
-        <w:spacing w:after="60"/>
-      </w:pPr>
-      <w:r>
-        <w:rPr>
-          <w:color w:val="1A2733"/>
-          <w:sz w:val="21"/>
-          <w:szCs w:val="21"/>
-        </w:rPr>
-        <w:t xml:space="preserve">The box covers the middle ___ of the scores.</w:t>
-      </w:r>
-      <w:r>
-        <w:rPr>
-          <w:i/>
-          <w:iCs/>
-          <w:color w:val="5F6F80"/>
-          <w:sz w:val="19"/>
-          <w:szCs w:val="19"/>
-        </w:rPr>
-        <w:br/>
-        <w:t xml:space="preserve">La caja cubre el ___ medio de los puntajes.</w:t>
-      </w:r>
-    </w:p>
-    <w:p>
-      <w:pPr>
-        <w:pBdr>
-          <w:bottom w:val="single" w:color="AFBECC" w:sz="6"/>
-        </w:pBdr>
-        <w:spacing w:after="30" w:before="150"/>
-      </w:pPr>
-      <w:r>
-        <w:t xml:space="preserve"/>
-      </w:r>
-    </w:p>
-    <w:p>
-      <w:pPr>
-        <w:pBdr>
-          <w:bottom w:val="single" w:color="AFBECC" w:sz="6"/>
-        </w:pBdr>
-        <w:spacing w:after="30" w:before="150"/>
       </w:pPr>
       <w:r>
         <w:t xml:space="preserve"/>
@@ -3326,7 +3264,7 @@
           <w:sz w:val="30"/>
           <w:szCs w:val="30"/>
         </w:rPr>
-        <w:t xml:space="preserve">Exit Ticket</w:t>
+        <w:t xml:space="preserve">Answer Key &amp; Teacher Guide</w:t>
       </w:r>
     </w:p>
     <w:p>
@@ -3341,115 +3279,245 @@
           <w:sz w:val="19"/>
           <w:szCs w:val="19"/>
         </w:rPr>
-        <w:t xml:space="preserve">Answer on your own. This shows what you learned today.</w:t>
-      </w:r>
-    </w:p>
-    <w:p>
-      <w:pPr>
-        <w:spacing w:after="80" w:before="80"/>
-      </w:pPr>
-      <w:r>
-        <w:rPr>
-          <w:color w:val="B97A12"/>
-          <w:sz w:val="22"/>
-          <w:szCs w:val="22"/>
-        </w:rPr>
-        <w:t xml:space="preserve">★  </w:t>
-      </w:r>
-      <w:r>
-        <w:rPr>
-          <w:b/>
-          <w:bCs/>
-          <w:sz w:val="22"/>
-          <w:szCs w:val="22"/>
-        </w:rPr>
-        <w:t xml:space="preserve">A box plot has Q1 = 20 and Q3 = 36. What is the IQR and what does it represent?</w:t>
-      </w:r>
-    </w:p>
-    <w:p>
-      <w:pPr>
-        <w:spacing w:after="60"/>
-        <w:ind w:left="420"/>
-      </w:pPr>
-      <w:r>
-        <w:rPr>
-          <w:sz w:val="21"/>
-          <w:szCs w:val="21"/>
-        </w:rPr>
-        <w:t xml:space="preserve">A)  IQR = 16; it is the spread of the middle 50% of the data</w:t>
-      </w:r>
-    </w:p>
-    <w:p>
-      <w:pPr>
-        <w:spacing w:after="60"/>
-        <w:ind w:left="420"/>
-      </w:pPr>
-      <w:r>
-        <w:rPr>
-          <w:sz w:val="21"/>
-          <w:szCs w:val="21"/>
-        </w:rPr>
-        <w:t xml:space="preserve">B)  IQR = 56; it is the total of Q1 and Q3</w:t>
-      </w:r>
-    </w:p>
-    <w:p>
-      <w:pPr>
-        <w:spacing w:after="60"/>
-        <w:ind w:left="420"/>
-      </w:pPr>
-      <w:r>
-        <w:rPr>
-          <w:sz w:val="21"/>
-          <w:szCs w:val="21"/>
-        </w:rPr>
-        <w:t xml:space="preserve">C)  IQR = 28; it is the median between Q1 and Q3</w:t>
-      </w:r>
-    </w:p>
-    <w:p>
-      <w:pPr>
-        <w:spacing w:after="60"/>
-        <w:ind w:left="420"/>
-      </w:pPr>
-      <w:r>
-        <w:rPr>
-          <w:sz w:val="21"/>
-          <w:szCs w:val="21"/>
-        </w:rPr>
-        <w:t xml:space="preserve">D)  IQR = 36; it is the value of Q3</w:t>
-      </w:r>
-    </w:p>
-    <w:p>
-      <w:pPr>
-        <w:spacing w:after="40"/>
-      </w:pPr>
-      <w:r>
-        <w:t xml:space="preserve"/>
-      </w:r>
-    </w:p>
-    <w:p>
-      <w:pPr>
-        <w:pStyle w:val="Heading1"/>
-        <w:pageBreakBefore/>
-        <w:pBdr>
-          <w:bottom w:val="single" w:color="1FA6A2" w:sz="14" w:space="6"/>
-        </w:pBdr>
-        <w:spacing w:after="140" w:before="0"/>
-      </w:pPr>
-      <w:r>
-        <w:rPr>
-          <w:b/>
-          <w:bCs/>
-          <w:color w:val="12355B"/>
-          <w:sz w:val="30"/>
-          <w:szCs w:val="30"/>
-        </w:rPr>
-        <w:t xml:space="preserve">Answer Key &amp; Teacher Guide</w:t>
-      </w:r>
-    </w:p>
-    <w:p>
-      <w:pPr>
-        <w:spacing w:after="100"/>
-      </w:pPr>
+        <w:t xml:space="preserve">Teacher reference — remove or fold back before distributing to students.</w:t>
+      </w:r>
+    </w:p>
+    <w:p>
+      <w:pPr>
+        <w:pStyle w:val="Heading2"/>
+        <w:spacing w:after="80" w:before="180"/>
+      </w:pPr>
+      <w:r>
+        <w:rPr>
+          <w:b/>
+          <w:bCs/>
+          <w:color w:val="12355B"/>
+          <w:sz w:val="24"/>
+          <w:szCs w:val="24"/>
+        </w:rPr>
+        <w:t xml:space="preserve">Guided Notes (Fill-in)</w:t>
+      </w:r>
+    </w:p>
+    <w:p>
+      <w:pPr>
+        <w:spacing w:after="80"/>
+      </w:pPr>
+      <w:r>
+        <w:rPr>
+          <w:b/>
+          <w:bCs/>
+          <w:sz w:val="21"/>
+          <w:szCs w:val="21"/>
+        </w:rPr>
+        <w:t xml:space="preserve">Notes 1:  </w:t>
+      </w:r>
+      <w:r>
+        <w:rPr>
+          <w:sz w:val="21"/>
+          <w:szCs w:val="21"/>
+        </w:rPr>
+        <w:t xml:space="preserve">Box Plot</w:t>
+      </w:r>
+    </w:p>
+    <w:p>
+      <w:pPr>
+        <w:spacing w:after="80"/>
+      </w:pPr>
+      <w:r>
+        <w:rPr>
+          <w:b/>
+          <w:bCs/>
+          <w:sz w:val="21"/>
+          <w:szCs w:val="21"/>
+        </w:rPr>
+        <w:t xml:space="preserve">Notes 2:  </w:t>
+      </w:r>
+      <w:r>
+        <w:rPr>
+          <w:sz w:val="21"/>
+          <w:szCs w:val="21"/>
+        </w:rPr>
+        <w:t xml:space="preserve">Median</w:t>
+      </w:r>
+    </w:p>
+    <w:p>
+      <w:pPr>
+        <w:spacing w:after="80"/>
+      </w:pPr>
+      <w:r>
+        <w:rPr>
+          <w:b/>
+          <w:bCs/>
+          <w:sz w:val="21"/>
+          <w:szCs w:val="21"/>
+        </w:rPr>
+        <w:t xml:space="preserve">Notes 3:  </w:t>
+      </w:r>
+      <w:r>
+        <w:rPr>
+          <w:sz w:val="21"/>
+          <w:szCs w:val="21"/>
+        </w:rPr>
+        <w:t xml:space="preserve">Quartile</w:t>
+      </w:r>
+    </w:p>
+    <w:p>
+      <w:pPr>
+        <w:spacing w:after="80"/>
+      </w:pPr>
+      <w:r>
+        <w:rPr>
+          <w:b/>
+          <w:bCs/>
+          <w:sz w:val="21"/>
+          <w:szCs w:val="21"/>
+        </w:rPr>
+        <w:t xml:space="preserve">Notes 4:  </w:t>
+      </w:r>
+      <w:r>
+        <w:rPr>
+          <w:sz w:val="21"/>
+          <w:szCs w:val="21"/>
+        </w:rPr>
+        <w:t xml:space="preserve">Interquartile Range</w:t>
+      </w:r>
+    </w:p>
+    <w:p>
+      <w:pPr>
+        <w:spacing w:after="80"/>
+      </w:pPr>
+      <w:r>
+        <w:rPr>
+          <w:b/>
+          <w:bCs/>
+          <w:sz w:val="21"/>
+          <w:szCs w:val="21"/>
+        </w:rPr>
+        <w:t xml:space="preserve">Notes 5:  </w:t>
+      </w:r>
+      <w:r>
+        <w:rPr>
+          <w:sz w:val="21"/>
+          <w:szCs w:val="21"/>
+        </w:rPr>
+        <w:t xml:space="preserve">Data distribution</w:t>
+      </w:r>
+    </w:p>
+    <w:p>
+      <w:pPr>
+        <w:spacing w:after="80"/>
+      </w:pPr>
+      <w:r>
+        <w:rPr>
+          <w:b/>
+          <w:bCs/>
+          <w:sz w:val="21"/>
+          <w:szCs w:val="21"/>
+        </w:rPr>
+        <w:t xml:space="preserve">Notes 6:  </w:t>
+      </w:r>
+      <w:r>
+        <w:rPr>
+          <w:sz w:val="21"/>
+          <w:szCs w:val="21"/>
+        </w:rPr>
+        <w:t xml:space="preserve">Variability</w:t>
+      </w:r>
+    </w:p>
+    <w:p>
+      <w:pPr>
+        <w:pStyle w:val="Heading2"/>
+        <w:spacing w:after="80" w:before="180"/>
+      </w:pPr>
+      <w:r>
+        <w:rPr>
+          <w:b/>
+          <w:bCs/>
+          <w:color w:val="12355B"/>
+          <w:sz w:val="24"/>
+          <w:szCs w:val="24"/>
+        </w:rPr>
+        <w:t xml:space="preserve">Worked Notes (I Do / We Do)</w:t>
+      </w:r>
+    </w:p>
+    <w:p>
+      <w:pPr>
+        <w:spacing w:after="80"/>
+      </w:pPr>
+      <w:r>
+        <w:rPr>
+          <w:b/>
+          <w:bCs/>
+          <w:sz w:val="21"/>
+          <w:szCs w:val="21"/>
+        </w:rPr>
+        <w:t xml:space="preserve">I Do:  </w:t>
+      </w:r>
+      <w:r>
+        <w:rPr>
+          <w:sz w:val="21"/>
+          <w:szCs w:val="21"/>
+        </w:rPr>
+        <w:t xml:space="preserve">A. 13</w:t>
+      </w:r>
+    </w:p>
+    <w:p>
+      <w:pPr>
+        <w:spacing w:after="80"/>
+      </w:pPr>
+      <w:r>
+        <w:rPr>
+          <w:b/>
+          <w:bCs/>
+          <w:sz w:val="21"/>
+          <w:szCs w:val="21"/>
+        </w:rPr>
+        <w:t xml:space="preserve">We Do:  </w:t>
+      </w:r>
+      <w:r>
+        <w:rPr>
+          <w:sz w:val="21"/>
+          <w:szCs w:val="21"/>
+        </w:rPr>
+        <w:t xml:space="preserve">A. The median</w:t>
+      </w:r>
+    </w:p>
+    <w:p>
+      <w:pPr>
+        <w:pStyle w:val="Heading2"/>
+        <w:spacing w:after="80" w:before="180"/>
+      </w:pPr>
+      <w:r>
+        <w:rPr>
+          <w:b/>
+          <w:bCs/>
+          <w:color w:val="12355B"/>
+          <w:sz w:val="24"/>
+          <w:szCs w:val="24"/>
+        </w:rPr>
+        <w:t xml:space="preserve">Independent Practice</w:t>
+      </w:r>
+    </w:p>
+    <w:p>
+      <w:pPr>
+        <w:spacing w:after="80"/>
+      </w:pPr>
+      <w:r>
+        <w:rPr>
+          <w:b/>
+          <w:bCs/>
+          <w:sz w:val="21"/>
+          <w:szCs w:val="21"/>
+        </w:rPr>
+        <w:t xml:space="preserve">1.  </w:t>
+      </w:r>
+      <w:r>
+        <w:rPr>
+          <w:sz w:val="21"/>
+          <w:szCs w:val="21"/>
+        </w:rPr>
+        <w:t xml:space="preserve">A)  50%</w:t>
+      </w:r>
       <w:r>
         <w:rPr>
           <w:i/>
@@ -3458,23 +3526,7 @@
           <w:sz w:val="19"/>
           <w:szCs w:val="19"/>
         </w:rPr>
-        <w:t xml:space="preserve">Teacher reference — remove or fold back before distributing to students.</w:t>
-      </w:r>
-    </w:p>
-    <w:p>
-      <w:pPr>
-        <w:pStyle w:val="Heading2"/>
-        <w:spacing w:after="80" w:before="180"/>
-      </w:pPr>
-      <w:r>
-        <w:rPr>
-          <w:b/>
-          <w:bCs/>
-          <w:color w:val="12355B"/>
-          <w:sz w:val="24"/>
-          <w:szCs w:val="24"/>
-        </w:rPr>
-        <w:t xml:space="preserve">Worked Notes (I Do / We Do)</w:t>
+        <w:t xml:space="preserve">  — The box in a box plot contains the middle 50% of the data (from Q1 to Q3).</w:t>
       </w:r>
     </w:p>
     <w:p>
@@ -3488,72 +3540,14 @@
           <w:sz w:val="21"/>
           <w:szCs w:val="21"/>
         </w:rPr>
-        <w:t xml:space="preserve">I Do:  </w:t>
-      </w:r>
-      <w:r>
-        <w:rPr>
-          <w:sz w:val="21"/>
-          <w:szCs w:val="21"/>
-        </w:rPr>
-        <w:t xml:space="preserve">A. 13</w:t>
-      </w:r>
-    </w:p>
-    <w:p>
-      <w:pPr>
-        <w:spacing w:after="80"/>
-      </w:pPr>
-      <w:r>
-        <w:rPr>
-          <w:b/>
-          <w:bCs/>
-          <w:sz w:val="21"/>
-          <w:szCs w:val="21"/>
-        </w:rPr>
-        <w:t xml:space="preserve">We Do:  </w:t>
-      </w:r>
-      <w:r>
-        <w:rPr>
-          <w:sz w:val="21"/>
-          <w:szCs w:val="21"/>
-        </w:rPr>
-        <w:t xml:space="preserve">A. The median</w:t>
-      </w:r>
-    </w:p>
-    <w:p>
-      <w:pPr>
-        <w:pStyle w:val="Heading2"/>
-        <w:spacing w:after="80" w:before="180"/>
-      </w:pPr>
-      <w:r>
-        <w:rPr>
-          <w:b/>
-          <w:bCs/>
-          <w:color w:val="12355B"/>
-          <w:sz w:val="24"/>
-          <w:szCs w:val="24"/>
-        </w:rPr>
-        <w:t xml:space="preserve">Independent Practice</w:t>
-      </w:r>
-    </w:p>
-    <w:p>
-      <w:pPr>
-        <w:spacing w:after="80"/>
-      </w:pPr>
-      <w:r>
-        <w:rPr>
-          <w:b/>
-          <w:bCs/>
-          <w:sz w:val="21"/>
-          <w:szCs w:val="21"/>
-        </w:rPr>
-        <w:t xml:space="preserve">1.  </w:t>
-      </w:r>
-      <w:r>
-        <w:rPr>
-          <w:sz w:val="21"/>
-          <w:szCs w:val="21"/>
-        </w:rPr>
-        <w:t xml:space="preserve">A)  50%</w:t>
+        <w:t xml:space="preserve">2.  </w:t>
+      </w:r>
+      <w:r>
+        <w:rPr>
+          <w:sz w:val="21"/>
+          <w:szCs w:val="21"/>
+        </w:rPr>
+        <w:t xml:space="preserve">A)  23</w:t>
       </w:r>
       <w:r>
         <w:rPr>
@@ -3563,7 +3557,7 @@
           <w:sz w:val="19"/>
           <w:szCs w:val="19"/>
         </w:rPr>
-        <w:t xml:space="preserve">  — The box in a box plot contains the middle 50% of the data (from Q1 to Q3).</w:t>
+        <w:t xml:space="preserve">  — Range = max − min = 31 − 8 = 23.</w:t>
       </w:r>
     </w:p>
     <w:p>
@@ -3577,14 +3571,14 @@
           <w:sz w:val="21"/>
           <w:szCs w:val="21"/>
         </w:rPr>
-        <w:t xml:space="preserve">2.  </w:t>
-      </w:r>
-      <w:r>
-        <w:rPr>
-          <w:sz w:val="21"/>
-          <w:szCs w:val="21"/>
-        </w:rPr>
-        <w:t xml:space="preserve">A)  23</w:t>
+        <w:t xml:space="preserve">3.  </w:t>
+      </w:r>
+      <w:r>
+        <w:rPr>
+          <w:sz w:val="21"/>
+          <w:szCs w:val="21"/>
+        </w:rPr>
+        <w:t xml:space="preserve">A)  Team A's middle 50% is more consistent; Team B's is more spread out</w:t>
       </w:r>
       <w:r>
         <w:rPr>
@@ -3594,7 +3588,7 @@
           <w:sz w:val="19"/>
           <w:szCs w:val="19"/>
         </w:rPr>
-        <w:t xml:space="preserve">  — Range = max − min = 31 − 8 = 23.</w:t>
+        <w:t xml:space="preserve">  — A smaller IQR means the middle 50% of data is more tightly clustered. Team A's scoring is more consistent in the middle range.</w:t>
       </w:r>
     </w:p>
     <w:p>
@@ -3608,14 +3602,14 @@
           <w:sz w:val="21"/>
           <w:szCs w:val="21"/>
         </w:rPr>
-        <w:t xml:space="preserve">3.  </w:t>
-      </w:r>
-      <w:r>
-        <w:rPr>
-          <w:sz w:val="21"/>
-          <w:szCs w:val="21"/>
-        </w:rPr>
-        <w:t xml:space="preserve">A)  Team A's middle 50% is more consistent; Team B's is more spread out</w:t>
+        <w:t xml:space="preserve">4.  </w:t>
+      </w:r>
+      <w:r>
+        <w:rPr>
+          <w:sz w:val="21"/>
+          <w:szCs w:val="21"/>
+        </w:rPr>
+        <w:t xml:space="preserve">A)  Minimum 2, median 7, maximum 12</w:t>
       </w:r>
       <w:r>
         <w:rPr>
@@ -3625,7 +3619,23 @@
           <w:sz w:val="19"/>
           <w:szCs w:val="19"/>
         </w:rPr>
-        <w:t xml:space="preserve">  — A smaller IQR means the middle 50% of data is more tightly clustered. Team A's scoring is more consistent in the middle range.</w:t>
+        <w:t xml:space="preserve">  — The data is already in order. The smallest value is 2 and the largest is 12. There are 7 values, so the median is the 4th value, which is 7.</w:t>
+      </w:r>
+    </w:p>
+    <w:p>
+      <w:pPr>
+        <w:pStyle w:val="Heading2"/>
+        <w:spacing w:after="80" w:before="180"/>
+      </w:pPr>
+      <w:r>
+        <w:rPr>
+          <w:b/>
+          <w:bCs/>
+          <w:color w:val="12355B"/>
+          <w:sz w:val="24"/>
+          <w:szCs w:val="24"/>
+        </w:rPr>
+        <w:t xml:space="preserve">Exit Ticket</w:t>
       </w:r>
     </w:p>
     <w:p>
@@ -3634,19 +3644,10 @@
       </w:pPr>
       <w:r>
         <w:rPr>
-          <w:b/>
-          <w:bCs/>
-          <w:sz w:val="21"/>
-          <w:szCs w:val="21"/>
-        </w:rPr>
-        <w:t xml:space="preserve">4.  </w:t>
-      </w:r>
-      <w:r>
-        <w:rPr>
-          <w:sz w:val="21"/>
-          <w:szCs w:val="21"/>
-        </w:rPr>
-        <w:t xml:space="preserve">A)  Median</w:t>
+          <w:sz w:val="21"/>
+          <w:szCs w:val="21"/>
+        </w:rPr>
+        <w:t xml:space="preserve">A)  IQR = 16; it is the spread of the middle 50% of the data</w:t>
       </w:r>
       <w:r>
         <w:rPr>
@@ -3656,197 +3657,7 @@
           <w:sz w:val="19"/>
           <w:szCs w:val="19"/>
         </w:rPr>
-        <w:t xml:space="preserve">  — The middle line of a box plot marks the median.</w:t>
-      </w:r>
-    </w:p>
-    <w:p>
-      <w:pPr>
-        <w:pStyle w:val="Heading2"/>
-        <w:spacing w:after="80" w:before="180"/>
-      </w:pPr>
-      <w:r>
-        <w:rPr>
-          <w:b/>
-          <w:bCs/>
-          <w:color w:val="12355B"/>
-          <w:sz w:val="24"/>
-          <w:szCs w:val="24"/>
-        </w:rPr>
-        <w:t xml:space="preserve">Exit Ticket</w:t>
-      </w:r>
-    </w:p>
-    <w:p>
-      <w:pPr>
-        <w:spacing w:after="80"/>
-      </w:pPr>
-      <w:r>
-        <w:rPr>
-          <w:sz w:val="21"/>
-          <w:szCs w:val="21"/>
-        </w:rPr>
-        <w:t xml:space="preserve">A)  IQR = 16; it is the spread of the middle 50% of the data</w:t>
-      </w:r>
-      <w:r>
-        <w:rPr>
-          <w:i/>
-          <w:iCs/>
-          <w:color w:val="5F6F80"/>
-          <w:sz w:val="19"/>
-          <w:szCs w:val="19"/>
-        </w:rPr>
         <w:t xml:space="preserve">  — IQR = Q3 − Q1 = 36 − 20 = 16. The IQR tells you the range of the middle 50% of the data.</w:t>
-      </w:r>
-    </w:p>
-    <w:p>
-      <w:pPr>
-        <w:pStyle w:val="Heading2"/>
-        <w:spacing w:after="80" w:before="180"/>
-      </w:pPr>
-      <w:r>
-        <w:rPr>
-          <w:b/>
-          <w:bCs/>
-          <w:color w:val="12355B"/>
-          <w:sz w:val="24"/>
-          <w:szCs w:val="24"/>
-        </w:rPr>
-        <w:t xml:space="preserve">Writing (TWR) — what to look for</w:t>
-      </w:r>
-    </w:p>
-    <w:p>
-      <w:pPr>
-        <w:spacing w:after="80"/>
-      </w:pPr>
-      <w:r>
-        <w:rPr>
-          <w:sz w:val="20"/>
-          <w:szCs w:val="20"/>
-        </w:rPr>
-        <w:t xml:space="preserve">Kernel sentence: a complete sentence needs a subject and a verb. Example: Box Plot is a graph that shows how data is spread using five key numbers.</w:t>
-      </w:r>
-    </w:p>
-    <w:p>
-      <w:pPr>
-        <w:spacing w:after="80"/>
-      </w:pPr>
-      <w:r>
-        <w:rPr>
-          <w:sz w:val="20"/>
-          <w:szCs w:val="20"/>
-        </w:rPr>
-        <w:t xml:space="preserve">Expansion: because = reason, but = contrast/exception, so = result. Answers vary; each must keep the kernel idea.</w:t>
-      </w:r>
-    </w:p>
-    <w:p>
-      <w:pPr>
-        <w:pStyle w:val="Heading2"/>
-        <w:spacing w:after="80" w:before="180"/>
-      </w:pPr>
-      <w:r>
-        <w:rPr>
-          <w:b/>
-          <w:bCs/>
-          <w:color w:val="12355B"/>
-          <w:sz w:val="24"/>
-          <w:szCs w:val="24"/>
-        </w:rPr>
-        <w:t xml:space="preserve">Turn &amp; Talk — listen for</w:t>
-      </w:r>
-    </w:p>
-    <w:p>
-      <w:pPr>
-        <w:spacing w:after="80"/>
-      </w:pPr>
-      <w:r>
-        <w:rPr>
-          <w:b/>
-          <w:bCs/>
-          <w:sz w:val="19"/>
-          <w:szCs w:val="19"/>
-        </w:rPr>
-        <w:t xml:space="preserve">1.  </w:t>
-      </w:r>
-      <w:r>
-        <w:rPr>
-          <w:i/>
-          <w:iCs/>
-          <w:color w:val="5F6F80"/>
-          <w:sz w:val="19"/>
-          <w:szCs w:val="19"/>
-        </w:rPr>
-        <w:t xml:space="preserve">Students name the five-number summary (min, Q1, median, Q3, max) and find the median (14) for the 11 ordered scores.</w:t>
-      </w:r>
-    </w:p>
-    <w:p>
-      <w:pPr>
-        <w:spacing w:after="80"/>
-      </w:pPr>
-      <w:r>
-        <w:rPr>
-          <w:b/>
-          <w:bCs/>
-          <w:sz w:val="19"/>
-          <w:szCs w:val="19"/>
-        </w:rPr>
-        <w:t xml:space="preserve">2.  </w:t>
-      </w:r>
-      <w:r>
-        <w:rPr>
-          <w:i/>
-          <w:iCs/>
-          <w:color w:val="5F6F80"/>
-          <w:sz w:val="19"/>
-          <w:szCs w:val="19"/>
-        </w:rPr>
-        <w:t xml:space="preserve">A strong answer explains the box covers the middle 50% (Q1 to Q3), its length is the IQR, and a longer box means greater spread.</w:t>
-      </w:r>
-    </w:p>
-    <w:p>
-      <w:pPr>
-        <w:spacing w:after="80"/>
-      </w:pPr>
-      <w:r>
-        <w:rPr>
-          <w:b/>
-          <w:bCs/>
-          <w:sz w:val="19"/>
-          <w:szCs w:val="19"/>
-        </w:rPr>
-        <w:t xml:space="preserve">3.  </w:t>
-      </w:r>
-      <w:r>
-        <w:rPr>
-          <w:i/>
-          <w:iCs/>
-          <w:color w:val="5F6F80"/>
-          <w:sz w:val="19"/>
-          <w:szCs w:val="19"/>
-        </w:rPr>
-        <w:t xml:space="preserve">Students compare medians and Q1/Q3 (Team B has a higher Q1 and median) and explain the single max of 80 doesn't make a team consistently better.</w:t>
-      </w:r>
-    </w:p>
-    <w:p>
-      <w:pPr>
-        <w:spacing w:after="80"/>
-      </w:pPr>
-      <w:r>
-        <w:rPr>
-          <w:b/>
-          <w:bCs/>
-          <w:sz w:val="19"/>
-          <w:szCs w:val="19"/>
-        </w:rPr>
-        <w:t xml:space="preserve">4.  </w:t>
-      </w:r>
-      <w:r>
-        <w:rPr>
-          <w:i/>
-          <w:iCs/>
-          <w:color w:val="5F6F80"/>
-          <w:sz w:val="19"/>
-          <w:szCs w:val="19"/>
-        </w:rPr>
-        <w:t xml:space="preserve">Students compute IQR = 36 - 20 = 16 and explain it is the range of the middle 50% of the data.</w:t>
       </w:r>
     </w:p>
     <w:sectPr>

--- a/lessons/8-5/downloads/8-5-notes.docx
+++ b/lessons/8-5/downloads/8-5-notes.docx
@@ -3245,419 +3245,6 @@
       </w:pPr>
       <w:r>
         <w:t xml:space="preserve"/>
-      </w:r>
-    </w:p>
-    <w:p>
-      <w:pPr>
-        <w:pStyle w:val="Heading1"/>
-        <w:pageBreakBefore/>
-        <w:pBdr>
-          <w:bottom w:val="single" w:color="1FA6A2" w:sz="14" w:space="6"/>
-        </w:pBdr>
-        <w:spacing w:after="140" w:before="0"/>
-      </w:pPr>
-      <w:r>
-        <w:rPr>
-          <w:b/>
-          <w:bCs/>
-          <w:color w:val="12355B"/>
-          <w:sz w:val="30"/>
-          <w:szCs w:val="30"/>
-        </w:rPr>
-        <w:t xml:space="preserve">Answer Key &amp; Teacher Guide</w:t>
-      </w:r>
-    </w:p>
-    <w:p>
-      <w:pPr>
-        <w:spacing w:after="100"/>
-      </w:pPr>
-      <w:r>
-        <w:rPr>
-          <w:i/>
-          <w:iCs/>
-          <w:color w:val="5F6F80"/>
-          <w:sz w:val="19"/>
-          <w:szCs w:val="19"/>
-        </w:rPr>
-        <w:t xml:space="preserve">Teacher reference — remove or fold back before distributing to students.</w:t>
-      </w:r>
-    </w:p>
-    <w:p>
-      <w:pPr>
-        <w:pStyle w:val="Heading2"/>
-        <w:spacing w:after="80" w:before="180"/>
-      </w:pPr>
-      <w:r>
-        <w:rPr>
-          <w:b/>
-          <w:bCs/>
-          <w:color w:val="12355B"/>
-          <w:sz w:val="24"/>
-          <w:szCs w:val="24"/>
-        </w:rPr>
-        <w:t xml:space="preserve">Guided Notes (Fill-in)</w:t>
-      </w:r>
-    </w:p>
-    <w:p>
-      <w:pPr>
-        <w:spacing w:after="80"/>
-      </w:pPr>
-      <w:r>
-        <w:rPr>
-          <w:b/>
-          <w:bCs/>
-          <w:sz w:val="21"/>
-          <w:szCs w:val="21"/>
-        </w:rPr>
-        <w:t xml:space="preserve">Notes 1:  </w:t>
-      </w:r>
-      <w:r>
-        <w:rPr>
-          <w:sz w:val="21"/>
-          <w:szCs w:val="21"/>
-        </w:rPr>
-        <w:t xml:space="preserve">Box Plot</w:t>
-      </w:r>
-    </w:p>
-    <w:p>
-      <w:pPr>
-        <w:spacing w:after="80"/>
-      </w:pPr>
-      <w:r>
-        <w:rPr>
-          <w:b/>
-          <w:bCs/>
-          <w:sz w:val="21"/>
-          <w:szCs w:val="21"/>
-        </w:rPr>
-        <w:t xml:space="preserve">Notes 2:  </w:t>
-      </w:r>
-      <w:r>
-        <w:rPr>
-          <w:sz w:val="21"/>
-          <w:szCs w:val="21"/>
-        </w:rPr>
-        <w:t xml:space="preserve">Median</w:t>
-      </w:r>
-    </w:p>
-    <w:p>
-      <w:pPr>
-        <w:spacing w:after="80"/>
-      </w:pPr>
-      <w:r>
-        <w:rPr>
-          <w:b/>
-          <w:bCs/>
-          <w:sz w:val="21"/>
-          <w:szCs w:val="21"/>
-        </w:rPr>
-        <w:t xml:space="preserve">Notes 3:  </w:t>
-      </w:r>
-      <w:r>
-        <w:rPr>
-          <w:sz w:val="21"/>
-          <w:szCs w:val="21"/>
-        </w:rPr>
-        <w:t xml:space="preserve">Quartile</w:t>
-      </w:r>
-    </w:p>
-    <w:p>
-      <w:pPr>
-        <w:spacing w:after="80"/>
-      </w:pPr>
-      <w:r>
-        <w:rPr>
-          <w:b/>
-          <w:bCs/>
-          <w:sz w:val="21"/>
-          <w:szCs w:val="21"/>
-        </w:rPr>
-        <w:t xml:space="preserve">Notes 4:  </w:t>
-      </w:r>
-      <w:r>
-        <w:rPr>
-          <w:sz w:val="21"/>
-          <w:szCs w:val="21"/>
-        </w:rPr>
-        <w:t xml:space="preserve">Interquartile Range</w:t>
-      </w:r>
-    </w:p>
-    <w:p>
-      <w:pPr>
-        <w:spacing w:after="80"/>
-      </w:pPr>
-      <w:r>
-        <w:rPr>
-          <w:b/>
-          <w:bCs/>
-          <w:sz w:val="21"/>
-          <w:szCs w:val="21"/>
-        </w:rPr>
-        <w:t xml:space="preserve">Notes 5:  </w:t>
-      </w:r>
-      <w:r>
-        <w:rPr>
-          <w:sz w:val="21"/>
-          <w:szCs w:val="21"/>
-        </w:rPr>
-        <w:t xml:space="preserve">Data distribution</w:t>
-      </w:r>
-    </w:p>
-    <w:p>
-      <w:pPr>
-        <w:spacing w:after="80"/>
-      </w:pPr>
-      <w:r>
-        <w:rPr>
-          <w:b/>
-          <w:bCs/>
-          <w:sz w:val="21"/>
-          <w:szCs w:val="21"/>
-        </w:rPr>
-        <w:t xml:space="preserve">Notes 6:  </w:t>
-      </w:r>
-      <w:r>
-        <w:rPr>
-          <w:sz w:val="21"/>
-          <w:szCs w:val="21"/>
-        </w:rPr>
-        <w:t xml:space="preserve">Variability</w:t>
-      </w:r>
-    </w:p>
-    <w:p>
-      <w:pPr>
-        <w:pStyle w:val="Heading2"/>
-        <w:spacing w:after="80" w:before="180"/>
-      </w:pPr>
-      <w:r>
-        <w:rPr>
-          <w:b/>
-          <w:bCs/>
-          <w:color w:val="12355B"/>
-          <w:sz w:val="24"/>
-          <w:szCs w:val="24"/>
-        </w:rPr>
-        <w:t xml:space="preserve">Worked Notes (I Do / We Do)</w:t>
-      </w:r>
-    </w:p>
-    <w:p>
-      <w:pPr>
-        <w:spacing w:after="80"/>
-      </w:pPr>
-      <w:r>
-        <w:rPr>
-          <w:b/>
-          <w:bCs/>
-          <w:sz w:val="21"/>
-          <w:szCs w:val="21"/>
-        </w:rPr>
-        <w:t xml:space="preserve">I Do:  </w:t>
-      </w:r>
-      <w:r>
-        <w:rPr>
-          <w:sz w:val="21"/>
-          <w:szCs w:val="21"/>
-        </w:rPr>
-        <w:t xml:space="preserve">A. 13</w:t>
-      </w:r>
-    </w:p>
-    <w:p>
-      <w:pPr>
-        <w:spacing w:after="80"/>
-      </w:pPr>
-      <w:r>
-        <w:rPr>
-          <w:b/>
-          <w:bCs/>
-          <w:sz w:val="21"/>
-          <w:szCs w:val="21"/>
-        </w:rPr>
-        <w:t xml:space="preserve">We Do:  </w:t>
-      </w:r>
-      <w:r>
-        <w:rPr>
-          <w:sz w:val="21"/>
-          <w:szCs w:val="21"/>
-        </w:rPr>
-        <w:t xml:space="preserve">A. The median</w:t>
-      </w:r>
-    </w:p>
-    <w:p>
-      <w:pPr>
-        <w:pStyle w:val="Heading2"/>
-        <w:spacing w:after="80" w:before="180"/>
-      </w:pPr>
-      <w:r>
-        <w:rPr>
-          <w:b/>
-          <w:bCs/>
-          <w:color w:val="12355B"/>
-          <w:sz w:val="24"/>
-          <w:szCs w:val="24"/>
-        </w:rPr>
-        <w:t xml:space="preserve">Independent Practice</w:t>
-      </w:r>
-    </w:p>
-    <w:p>
-      <w:pPr>
-        <w:spacing w:after="80"/>
-      </w:pPr>
-      <w:r>
-        <w:rPr>
-          <w:b/>
-          <w:bCs/>
-          <w:sz w:val="21"/>
-          <w:szCs w:val="21"/>
-        </w:rPr>
-        <w:t xml:space="preserve">1.  </w:t>
-      </w:r>
-      <w:r>
-        <w:rPr>
-          <w:sz w:val="21"/>
-          <w:szCs w:val="21"/>
-        </w:rPr>
-        <w:t xml:space="preserve">A)  50%</w:t>
-      </w:r>
-      <w:r>
-        <w:rPr>
-          <w:i/>
-          <w:iCs/>
-          <w:color w:val="5F6F80"/>
-          <w:sz w:val="19"/>
-          <w:szCs w:val="19"/>
-        </w:rPr>
-        <w:t xml:space="preserve">  — The box in a box plot contains the middle 50% of the data (from Q1 to Q3).</w:t>
-      </w:r>
-    </w:p>
-    <w:p>
-      <w:pPr>
-        <w:spacing w:after="80"/>
-      </w:pPr>
-      <w:r>
-        <w:rPr>
-          <w:b/>
-          <w:bCs/>
-          <w:sz w:val="21"/>
-          <w:szCs w:val="21"/>
-        </w:rPr>
-        <w:t xml:space="preserve">2.  </w:t>
-      </w:r>
-      <w:r>
-        <w:rPr>
-          <w:sz w:val="21"/>
-          <w:szCs w:val="21"/>
-        </w:rPr>
-        <w:t xml:space="preserve">A)  23</w:t>
-      </w:r>
-      <w:r>
-        <w:rPr>
-          <w:i/>
-          <w:iCs/>
-          <w:color w:val="5F6F80"/>
-          <w:sz w:val="19"/>
-          <w:szCs w:val="19"/>
-        </w:rPr>
-        <w:t xml:space="preserve">  — Range = max − min = 31 − 8 = 23.</w:t>
-      </w:r>
-    </w:p>
-    <w:p>
-      <w:pPr>
-        <w:spacing w:after="80"/>
-      </w:pPr>
-      <w:r>
-        <w:rPr>
-          <w:b/>
-          <w:bCs/>
-          <w:sz w:val="21"/>
-          <w:szCs w:val="21"/>
-        </w:rPr>
-        <w:t xml:space="preserve">3.  </w:t>
-      </w:r>
-      <w:r>
-        <w:rPr>
-          <w:sz w:val="21"/>
-          <w:szCs w:val="21"/>
-        </w:rPr>
-        <w:t xml:space="preserve">A)  Team A's middle 50% is more consistent; Team B's is more spread out</w:t>
-      </w:r>
-      <w:r>
-        <w:rPr>
-          <w:i/>
-          <w:iCs/>
-          <w:color w:val="5F6F80"/>
-          <w:sz w:val="19"/>
-          <w:szCs w:val="19"/>
-        </w:rPr>
-        <w:t xml:space="preserve">  — A smaller IQR means the middle 50% of data is more tightly clustered. Team A's scoring is more consistent in the middle range.</w:t>
-      </w:r>
-    </w:p>
-    <w:p>
-      <w:pPr>
-        <w:spacing w:after="80"/>
-      </w:pPr>
-      <w:r>
-        <w:rPr>
-          <w:b/>
-          <w:bCs/>
-          <w:sz w:val="21"/>
-          <w:szCs w:val="21"/>
-        </w:rPr>
-        <w:t xml:space="preserve">4.  </w:t>
-      </w:r>
-      <w:r>
-        <w:rPr>
-          <w:sz w:val="21"/>
-          <w:szCs w:val="21"/>
-        </w:rPr>
-        <w:t xml:space="preserve">A)  Minimum 2, median 7, maximum 12</w:t>
-      </w:r>
-      <w:r>
-        <w:rPr>
-          <w:i/>
-          <w:iCs/>
-          <w:color w:val="5F6F80"/>
-          <w:sz w:val="19"/>
-          <w:szCs w:val="19"/>
-        </w:rPr>
-        <w:t xml:space="preserve">  — The data is already in order. The smallest value is 2 and the largest is 12. There are 7 values, so the median is the 4th value, which is 7.</w:t>
-      </w:r>
-    </w:p>
-    <w:p>
-      <w:pPr>
-        <w:pStyle w:val="Heading2"/>
-        <w:spacing w:after="80" w:before="180"/>
-      </w:pPr>
-      <w:r>
-        <w:rPr>
-          <w:b/>
-          <w:bCs/>
-          <w:color w:val="12355B"/>
-          <w:sz w:val="24"/>
-          <w:szCs w:val="24"/>
-        </w:rPr>
-        <w:t xml:space="preserve">Exit Ticket</w:t>
-      </w:r>
-    </w:p>
-    <w:p>
-      <w:pPr>
-        <w:spacing w:after="80"/>
-      </w:pPr>
-      <w:r>
-        <w:rPr>
-          <w:sz w:val="21"/>
-          <w:szCs w:val="21"/>
-        </w:rPr>
-        <w:t xml:space="preserve">A)  IQR = 16; it is the spread of the middle 50% of the data</w:t>
-      </w:r>
-      <w:r>
-        <w:rPr>
-          <w:i/>
-          <w:iCs/>
-          <w:color w:val="5F6F80"/>
-          <w:sz w:val="19"/>
-          <w:szCs w:val="19"/>
-        </w:rPr>
-        <w:t xml:space="preserve">  — IQR = Q3 − Q1 = 36 − 20 = 16. The IQR tells you the range of the middle 50% of the data.</w:t>
       </w:r>
     </w:p>
     <w:sectPr>

--- a/lessons/8-5/downloads/8-5-notes.docx
+++ b/lessons/8-5/downloads/8-5-notes.docx
@@ -14,7 +14,7 @@
           <w:sz w:val="18"/>
           <w:szCs w:val="18"/>
         </w:rPr>
-        <w:t xml:space="preserve">UNIT 8  ·  LESSON 5      STANDARD 6.SP.4</w:t>
+        <w:t xml:space="preserve">UNIT 8  ·  LESSON 5      STANDARD 6.DS.5</w:t>
       </w:r>
     </w:p>
     <w:p>
@@ -2038,7 +2038,7 @@
           <w:sz w:val="20"/>
           <w:szCs w:val="20"/>
         </w:rPr>
-        <w:t xml:space="preserve">Team A's IQR is ___ and Team B's IQR is ___. Team A's middle 50% scores between ___ and ___. The fan is wrong because ___. The box plot shows that ___ is more consistent because ___.</w:t>
+        <w:t xml:space="preserve">Team A's IQR is ___ and Team B's IQR is ___. Team B's middle 50% scores between ___ and ___. The fan is wrong because ___. The box plot shows that Team B is more consistent because its Q1 and median are higher and its IQR (10) is smaller, while ___.</w:t>
       </w:r>
     </w:p>
     <w:p>
@@ -2612,6 +2612,32 @@
     </w:p>
     <w:p>
       <w:pPr>
+        <w:pStyle w:val="Heading2"/>
+        <w:spacing w:after="80" w:before="180"/>
+      </w:pPr>
+      <w:r>
+        <w:rPr>
+          <w:b/>
+          <w:bCs/>
+          <w:color w:val="12355B"/>
+          <w:sz w:val="24"/>
+          <w:szCs w:val="24"/>
+        </w:rPr>
+        <w:t xml:space="preserve">Level 1 Support</w:t>
+      </w:r>
+      <w:r>
+        <w:rPr>
+          <w:i/>
+          <w:iCs/>
+          <w:color w:val="1FA6A2"/>
+          <w:sz w:val="19"/>
+          <w:szCs w:val="19"/>
+        </w:rPr>
+        <w:t xml:space="preserve">   extra scaffolding</w:t>
+      </w:r>
+    </w:p>
+    <w:p>
+      <w:pPr>
         <w:keepNext/>
         <w:spacing w:after="60" w:before="160"/>
       </w:pPr>
@@ -2872,6 +2898,32 @@
     </w:tbl>
     <w:p>
       <w:pPr>
+        <w:pStyle w:val="Heading2"/>
+        <w:spacing w:after="80" w:before="180"/>
+      </w:pPr>
+      <w:r>
+        <w:rPr>
+          <w:b/>
+          <w:bCs/>
+          <w:color w:val="12355B"/>
+          <w:sz w:val="24"/>
+          <w:szCs w:val="24"/>
+        </w:rPr>
+        <w:t xml:space="preserve">On Level</w:t>
+      </w:r>
+      <w:r>
+        <w:rPr>
+          <w:i/>
+          <w:iCs/>
+          <w:color w:val="12355B"/>
+          <w:sz w:val="19"/>
+          <w:szCs w:val="19"/>
+        </w:rPr>
+        <w:t xml:space="preserve">   grade-level practice</w:t>
+      </w:r>
+    </w:p>
+    <w:p>
+      <w:pPr>
         <w:keepNext/>
         <w:spacing w:after="60" w:before="160"/>
       </w:pPr>
@@ -2945,136 +2997,6 @@
           <w:szCs w:val="20"/>
         </w:rPr>
         <w:t xml:space="preserve">D)  The IQRs don't tell you about consistency</w:t>
-      </w:r>
-    </w:p>
-    <w:p>
-      <w:pPr>
-        <w:spacing w:after="20"/>
-      </w:pPr>
-      <w:r>
-        <w:t xml:space="preserve"/>
-      </w:r>
-    </w:p>
-    <w:tbl>
-      <w:tblPr>
-        <w:tblW w:type="pct" w:w="100%"/>
-        <w:tblBorders>
-          <w:top w:val="single" w:color="C7D2DD" w:sz="6"/>
-          <w:left w:val="single" w:color="C7D2DD" w:sz="6"/>
-          <w:bottom w:val="single" w:color="C7D2DD" w:sz="6"/>
-          <w:right w:val="single" w:color="C7D2DD" w:sz="6"/>
-          <w:insideH w:val="single" w:color="auto" w:sz="4"/>
-          <w:insideV w:val="single" w:color="auto" w:sz="4"/>
-        </w:tblBorders>
-      </w:tblPr>
-      <w:tblGrid>
-        <w:gridCol w:w="100"/>
-      </w:tblGrid>
-      <w:tr>
-        <w:tc>
-          <w:tcPr>
-            <w:shd w:fill="FBF3E2" w:color="auto" w:val="clear"/>
-            <w:tcMar>
-              <w:top w:type="dxa" w:w="60"/>
-              <w:left w:type="dxa" w:w="120"/>
-              <w:bottom w:type="dxa" w:w="60"/>
-              <w:right w:type="dxa" w:w="120"/>
-            </w:tcMar>
-          </w:tcPr>
-          <w:p>
-            <w:pPr>
-              <w:spacing w:after="0" w:line="320"/>
-            </w:pPr>
-            <w:r>
-              <w:t xml:space="preserve"/>
-            </w:r>
-          </w:p>
-          <w:p>
-            <w:pPr>
-              <w:spacing w:after="0" w:line="320"/>
-            </w:pPr>
-            <w:r>
-              <w:t xml:space="preserve"/>
-            </w:r>
-          </w:p>
-        </w:tc>
-      </w:tr>
-    </w:tbl>
-    <w:p>
-      <w:pPr>
-        <w:keepNext/>
-        <w:spacing w:after="60" w:before="160"/>
-      </w:pPr>
-      <w:r>
-        <w:rPr>
-          <w:b/>
-          <w:bCs/>
-          <w:color w:val="12355B"/>
-          <w:sz w:val="22"/>
-          <w:szCs w:val="22"/>
-        </w:rPr>
-        <w:t xml:space="preserve">4.  </w:t>
-      </w:r>
-      <w:r>
-        <w:rPr>
-          <w:b/>
-          <w:bCs/>
-          <w:sz w:val="21"/>
-          <w:szCs w:val="21"/>
-        </w:rPr>
-        <w:t xml:space="preserve">The Hawks' points per quarter are 2, 4, 5, 7, 8, 10, 12. Resting on the scoreboard, what are the minimum, median, and maximum?</w:t>
-      </w:r>
-    </w:p>
-    <w:p>
-      <w:pPr>
-        <w:spacing w:after="40"/>
-        <w:ind w:left="420"/>
-      </w:pPr>
-      <w:r>
-        <w:rPr>
-          <w:sz w:val="20"/>
-          <w:szCs w:val="20"/>
-        </w:rPr>
-        <w:t xml:space="preserve">A)  Minimum 2, median 7, maximum 12</w:t>
-      </w:r>
-    </w:p>
-    <w:p>
-      <w:pPr>
-        <w:spacing w:after="40"/>
-        <w:ind w:left="420"/>
-      </w:pPr>
-      <w:r>
-        <w:rPr>
-          <w:sz w:val="20"/>
-          <w:szCs w:val="20"/>
-        </w:rPr>
-        <w:t xml:space="preserve">B)  Minimum 2, median 5, maximum 12</w:t>
-      </w:r>
-    </w:p>
-    <w:p>
-      <w:pPr>
-        <w:spacing w:after="40"/>
-        <w:ind w:left="420"/>
-      </w:pPr>
-      <w:r>
-        <w:rPr>
-          <w:sz w:val="20"/>
-          <w:szCs w:val="20"/>
-        </w:rPr>
-        <w:t xml:space="preserve">C)  Minimum 0, median 7, maximum 12</w:t>
-      </w:r>
-    </w:p>
-    <w:p>
-      <w:pPr>
-        <w:spacing w:after="40"/>
-        <w:ind w:left="420"/>
-      </w:pPr>
-      <w:r>
-        <w:rPr>
-          <w:sz w:val="20"/>
-          <w:szCs w:val="20"/>
-        </w:rPr>
-        <w:t xml:space="preserve">D)  Minimum 2, median 8, maximum 10</w:t>
       </w:r>
     </w:p>
     <w:p>

--- a/lessons/8-5/downloads/8-5-notes.docx
+++ b/lessons/8-5/downloads/8-5-notes.docx
@@ -1404,6 +1404,1302 @@
           <w:szCs w:val="22"/>
         </w:rPr>
         <w:t xml:space="preserve">How spread out the data values are is the ___.</w:t>
+      </w:r>
+    </w:p>
+    <w:p>
+      <w:pPr>
+        <w:pStyle w:val="Heading1"/>
+        <w:pageBreakBefore/>
+        <w:pBdr>
+          <w:bottom w:val="single" w:color="1FA6A2" w:sz="14" w:space="6"/>
+        </w:pBdr>
+        <w:spacing w:after="140" w:before="0"/>
+      </w:pPr>
+      <w:r>
+        <w:rPr>
+          <w:b/>
+          <w:bCs/>
+          <w:color w:val="12355B"/>
+          <w:sz w:val="30"/>
+          <w:szCs w:val="30"/>
+        </w:rPr>
+        <w:t xml:space="preserve">Write About the Math</w:t>
+      </w:r>
+    </w:p>
+    <w:p>
+      <w:pPr>
+        <w:spacing w:after="100"/>
+      </w:pPr>
+      <w:r>
+        <w:rPr>
+          <w:i/>
+          <w:iCs/>
+          <w:color w:val="5F6F80"/>
+          <w:sz w:val="19"/>
+          <w:szCs w:val="19"/>
+        </w:rPr>
+        <w:t xml:space="preserve">Use the support level you need. Every level answers the same math question.</w:t>
+      </w:r>
+    </w:p>
+    <w:p>
+      <w:pPr>
+        <w:pStyle w:val="Heading2"/>
+        <w:spacing w:after="80" w:before="180"/>
+      </w:pPr>
+      <w:r>
+        <w:rPr>
+          <w:b/>
+          <w:bCs/>
+          <w:color w:val="12355B"/>
+          <w:sz w:val="24"/>
+          <w:szCs w:val="24"/>
+        </w:rPr>
+        <w:t xml:space="preserve">1. Understand the Question</w:t>
+      </w:r>
+      <w:r>
+        <w:rPr>
+          <w:i/>
+          <w:iCs/>
+          <w:color w:val="B97A12"/>
+          <w:sz w:val="19"/>
+          <w:szCs w:val="19"/>
+        </w:rPr>
+        <w:t xml:space="preserve">   explain</w:t>
+      </w:r>
+    </w:p>
+    <w:tbl>
+      <w:tblPr>
+        <w:tblW w:type="pct" w:w="100%"/>
+        <w:tblBorders>
+          <w:top w:val="single" w:color="1FA6A2" w:sz="8"/>
+          <w:left w:val="single" w:color="1FA6A2" w:sz="8"/>
+          <w:bottom w:val="single" w:color="1FA6A2" w:sz="8"/>
+          <w:right w:val="single" w:color="1FA6A2" w:sz="8"/>
+          <w:insideH w:val="single" w:color="auto" w:sz="4"/>
+          <w:insideV w:val="single" w:color="auto" w:sz="4"/>
+        </w:tblBorders>
+      </w:tblPr>
+      <w:tblGrid>
+        <w:gridCol w:w="100"/>
+      </w:tblGrid>
+      <w:tr>
+        <w:tc>
+          <w:tcPr>
+            <w:shd w:fill="E6F4F3" w:color="auto" w:val="clear"/>
+            <w:tcMar>
+              <w:top w:type="dxa" w:w="120"/>
+              <w:left w:type="dxa" w:w="180"/>
+              <w:bottom w:type="dxa" w:w="120"/>
+              <w:right w:type="dxa" w:w="180"/>
+            </w:tcMar>
+          </w:tcPr>
+          <w:p>
+            <w:pPr>
+              <w:spacing w:after="60"/>
+            </w:pPr>
+            <w:r>
+              <w:rPr>
+                <w:color w:val="1A2733"/>
+                <w:sz w:val="21"/>
+                <w:szCs w:val="21"/>
+              </w:rPr>
+              <w:t xml:space="preserve">As you draw the box from Q1 to Q3, what does the length of the box tell you about the players' scores?</w:t>
+            </w:r>
+          </w:p>
+          <w:p>
+            <w:pPr>
+              <w:spacing w:after="0"/>
+            </w:pPr>
+            <w:r>
+              <w:rPr>
+                <w:b/>
+                <w:bCs/>
+                <w:color w:val="12355B"/>
+                <w:sz w:val="20"/>
+                <w:szCs w:val="20"/>
+              </w:rPr>
+              <w:t xml:space="preserve">Your job:  </w:t>
+            </w:r>
+            <w:r>
+              <w:rPr>
+                <w:sz w:val="20"/>
+                <w:szCs w:val="20"/>
+              </w:rPr>
+              <w:t xml:space="preserve">Answer the question. Use math evidence. Explain how the evidence proves your answer.</w:t>
+            </w:r>
+            <w:r>
+              <w:rPr>
+                <w:i/>
+                <w:iCs/>
+                <w:color w:val="5F6F80"/>
+                <w:sz w:val="18"/>
+                <w:szCs w:val="18"/>
+              </w:rPr>
+              <w:br/>
+              <w:t xml:space="preserve">Responde la pregunta. Usa evidencia matemática. Explica cómo la evidencia demuestra tu respuesta.</w:t>
+            </w:r>
+          </w:p>
+        </w:tc>
+      </w:tr>
+    </w:tbl>
+    <w:p>
+      <w:pPr>
+        <w:pStyle w:val="Heading2"/>
+        <w:spacing w:after="80" w:before="180"/>
+      </w:pPr>
+      <w:r>
+        <w:rPr>
+          <w:b/>
+          <w:bCs/>
+          <w:color w:val="12355B"/>
+          <w:sz w:val="24"/>
+          <w:szCs w:val="24"/>
+        </w:rPr>
+        <w:t xml:space="preserve">2. Plan Your Math Words</w:t>
+      </w:r>
+      <w:r>
+        <w:rPr>
+          <w:i/>
+          <w:iCs/>
+          <w:color w:val="1FA6A2"/>
+          <w:sz w:val="19"/>
+          <w:szCs w:val="19"/>
+        </w:rPr>
+        <w:t xml:space="preserve">   check at least two</w:t>
+      </w:r>
+    </w:p>
+    <w:p>
+      <w:pPr>
+        <w:spacing w:after="60"/>
+      </w:pPr>
+      <w:r>
+        <w:rPr>
+          <w:b/>
+          <w:bCs/>
+          <w:color w:val="1FA6A2"/>
+          <w:sz w:val="22"/>
+          <w:szCs w:val="22"/>
+        </w:rPr>
+        <w:t xml:space="preserve">☐  </w:t>
+      </w:r>
+      <w:r>
+        <w:rPr>
+          <w:b/>
+          <w:bCs/>
+          <w:color w:val="12355B"/>
+          <w:sz w:val="20"/>
+          <w:szCs w:val="20"/>
+        </w:rPr>
+        <w:t xml:space="preserve">Box Plot — </w:t>
+      </w:r>
+      <w:r>
+        <w:rPr>
+          <w:sz w:val="20"/>
+          <w:szCs w:val="20"/>
+        </w:rPr>
+        <w:t xml:space="preserve">A graph that shows how data is spread using five key numbers.</w:t>
+      </w:r>
+      <w:r>
+        <w:rPr>
+          <w:i/>
+          <w:iCs/>
+          <w:color w:val="5F6F80"/>
+          <w:sz w:val="18"/>
+          <w:szCs w:val="18"/>
+        </w:rPr>
+        <w:br/>
+        <w:t xml:space="preserve">Diagrama de caja — Una gráfica que muestra cómo se reparten los datos con cinco números clave.</w:t>
+      </w:r>
+    </w:p>
+    <w:p>
+      <w:pPr>
+        <w:spacing w:after="60"/>
+      </w:pPr>
+      <w:r>
+        <w:rPr>
+          <w:b/>
+          <w:bCs/>
+          <w:color w:val="1FA6A2"/>
+          <w:sz w:val="22"/>
+          <w:szCs w:val="22"/>
+        </w:rPr>
+        <w:t xml:space="preserve">☐  </w:t>
+      </w:r>
+      <w:r>
+        <w:rPr>
+          <w:b/>
+          <w:bCs/>
+          <w:color w:val="12355B"/>
+          <w:sz w:val="20"/>
+          <w:szCs w:val="20"/>
+        </w:rPr>
+        <w:t xml:space="preserve">Median — </w:t>
+      </w:r>
+      <w:r>
+        <w:rPr>
+          <w:sz w:val="20"/>
+          <w:szCs w:val="20"/>
+        </w:rPr>
+        <w:t xml:space="preserve">The middle number that splits the data in half.</w:t>
+      </w:r>
+      <w:r>
+        <w:rPr>
+          <w:i/>
+          <w:iCs/>
+          <w:color w:val="5F6F80"/>
+          <w:sz w:val="18"/>
+          <w:szCs w:val="18"/>
+        </w:rPr>
+        <w:br/>
+        <w:t xml:space="preserve">Mediana — El número del medio que divide los datos en dos mitades.</w:t>
+      </w:r>
+    </w:p>
+    <w:p>
+      <w:pPr>
+        <w:spacing w:after="60"/>
+      </w:pPr>
+      <w:r>
+        <w:rPr>
+          <w:b/>
+          <w:bCs/>
+          <w:color w:val="1FA6A2"/>
+          <w:sz w:val="22"/>
+          <w:szCs w:val="22"/>
+        </w:rPr>
+        <w:t xml:space="preserve">☐  </w:t>
+      </w:r>
+      <w:r>
+        <w:rPr>
+          <w:b/>
+          <w:bCs/>
+          <w:color w:val="12355B"/>
+          <w:sz w:val="20"/>
+          <w:szCs w:val="20"/>
+        </w:rPr>
+        <w:t xml:space="preserve">Quartile — </w:t>
+      </w:r>
+      <w:r>
+        <w:rPr>
+          <w:sz w:val="20"/>
+          <w:szCs w:val="20"/>
+        </w:rPr>
+        <w:t xml:space="preserve">Numbers that split the data into four equal parts.</w:t>
+      </w:r>
+      <w:r>
+        <w:rPr>
+          <w:i/>
+          <w:iCs/>
+          <w:color w:val="5F6F80"/>
+          <w:sz w:val="18"/>
+          <w:szCs w:val="18"/>
+        </w:rPr>
+        <w:br/>
+        <w:t xml:space="preserve">Cuartil — Números que dividen los datos en cuatro partes iguales.</w:t>
+      </w:r>
+    </w:p>
+    <w:p>
+      <w:pPr>
+        <w:spacing w:after="60"/>
+      </w:pPr>
+      <w:r>
+        <w:rPr>
+          <w:b/>
+          <w:bCs/>
+          <w:color w:val="1FA6A2"/>
+          <w:sz w:val="22"/>
+          <w:szCs w:val="22"/>
+        </w:rPr>
+        <w:t xml:space="preserve">☐  </w:t>
+      </w:r>
+      <w:r>
+        <w:rPr>
+          <w:b/>
+          <w:bCs/>
+          <w:color w:val="12355B"/>
+          <w:sz w:val="20"/>
+          <w:szCs w:val="20"/>
+        </w:rPr>
+        <w:t xml:space="preserve">Interquartile Range — </w:t>
+      </w:r>
+      <w:r>
+        <w:rPr>
+          <w:sz w:val="20"/>
+          <w:szCs w:val="20"/>
+        </w:rPr>
+        <w:t xml:space="preserve">The spread of the middle half of the data (Q3 − Q1).</w:t>
+      </w:r>
+      <w:r>
+        <w:rPr>
+          <w:i/>
+          <w:iCs/>
+          <w:color w:val="5F6F80"/>
+          <w:sz w:val="18"/>
+          <w:szCs w:val="18"/>
+        </w:rPr>
+        <w:br/>
+        <w:t xml:space="preserve">Rango intercuartílico — La extensión de la mitad central de los datos (Q3 − Q1).</w:t>
+      </w:r>
+    </w:p>
+    <w:p>
+      <w:pPr>
+        <w:spacing w:after="60"/>
+      </w:pPr>
+      <w:r>
+        <w:rPr>
+          <w:b/>
+          <w:bCs/>
+          <w:color w:val="1FA6A2"/>
+          <w:sz w:val="22"/>
+          <w:szCs w:val="22"/>
+        </w:rPr>
+        <w:t xml:space="preserve">☐  </w:t>
+      </w:r>
+      <w:r>
+        <w:rPr>
+          <w:b/>
+          <w:bCs/>
+          <w:color w:val="12355B"/>
+          <w:sz w:val="20"/>
+          <w:szCs w:val="20"/>
+        </w:rPr>
+        <w:t xml:space="preserve">Data distribution — </w:t>
+      </w:r>
+      <w:r>
+        <w:rPr>
+          <w:sz w:val="20"/>
+          <w:szCs w:val="20"/>
+        </w:rPr>
+        <w:t xml:space="preserve">How the data looks: where it sits and how spread out it is.</w:t>
+      </w:r>
+      <w:r>
+        <w:rPr>
+          <w:i/>
+          <w:iCs/>
+          <w:color w:val="5F6F80"/>
+          <w:sz w:val="18"/>
+          <w:szCs w:val="18"/>
+        </w:rPr>
+        <w:br/>
+        <w:t xml:space="preserve">Distribución de datos — Cómo se ven los datos: dónde están y qué tan separados están.</w:t>
+      </w:r>
+    </w:p>
+    <w:tbl>
+      <w:tblPr>
+        <w:tblW w:type="pct" w:w="100%"/>
+        <w:tblBorders>
+          <w:top w:val="single" w:color="1FA6A2" w:sz="8"/>
+          <w:left w:val="single" w:color="1FA6A2" w:sz="8"/>
+          <w:bottom w:val="single" w:color="1FA6A2" w:sz="8"/>
+          <w:right w:val="single" w:color="1FA6A2" w:sz="8"/>
+          <w:insideH w:val="single" w:color="auto" w:sz="4"/>
+          <w:insideV w:val="single" w:color="auto" w:sz="4"/>
+        </w:tblBorders>
+      </w:tblPr>
+      <w:tblGrid>
+        <w:gridCol w:w="100"/>
+      </w:tblGrid>
+      <w:tr>
+        <w:tc>
+          <w:tcPr>
+            <w:shd w:fill="F7FFFD" w:color="auto" w:val="clear"/>
+            <w:tcMar>
+              <w:top w:type="dxa" w:w="120"/>
+              <w:left w:type="dxa" w:w="180"/>
+              <w:bottom w:type="dxa" w:w="120"/>
+              <w:right w:type="dxa" w:w="180"/>
+            </w:tcMar>
+          </w:tcPr>
+          <w:p>
+            <w:pPr>
+              <w:spacing w:after="50"/>
+            </w:pPr>
+            <w:r>
+              <w:rPr>
+                <w:b/>
+                <w:bCs/>
+                <w:color w:val="1FA6A2"/>
+                <w:sz w:val="20"/>
+                <w:szCs w:val="20"/>
+              </w:rPr>
+              <w:t xml:space="preserve">Say it first:  </w:t>
+            </w:r>
+            <w:r>
+              <w:rPr>
+                <w:sz w:val="20"/>
+                <w:szCs w:val="20"/>
+              </w:rPr>
+              <w:t xml:space="preserve">Say your idea to a partner or quietly to yourself before you write.</w:t>
+            </w:r>
+          </w:p>
+          <w:p>
+            <w:pPr>
+              <w:spacing w:after="60"/>
+            </w:pPr>
+            <w:r>
+              <w:rPr>
+                <w:color w:val="1A2733"/>
+                <w:sz w:val="21"/>
+                <w:szCs w:val="21"/>
+              </w:rPr>
+              <w:t xml:space="preserve">The box covers the middle ___ of the scores.</w:t>
+            </w:r>
+            <w:r>
+              <w:rPr>
+                <w:i/>
+                <w:iCs/>
+                <w:color w:val="5F6F80"/>
+                <w:sz w:val="19"/>
+                <w:szCs w:val="19"/>
+              </w:rPr>
+              <w:br/>
+              <w:t xml:space="preserve">La caja cubre el ___ medio de los puntajes.</w:t>
+            </w:r>
+          </w:p>
+        </w:tc>
+      </w:tr>
+    </w:tbl>
+    <w:p>
+      <w:pPr>
+        <w:pStyle w:val="Heading2"/>
+        <w:spacing w:after="80" w:before="180"/>
+      </w:pPr>
+      <w:r>
+        <w:rPr>
+          <w:b/>
+          <w:bCs/>
+          <w:color w:val="12355B"/>
+          <w:sz w:val="24"/>
+          <w:szCs w:val="24"/>
+        </w:rPr>
+        <w:t xml:space="preserve">3. Build Your Explanation</w:t>
+      </w:r>
+      <w:r>
+        <w:rPr>
+          <w:i/>
+          <w:iCs/>
+          <w:color w:val="B97A12"/>
+          <w:sz w:val="19"/>
+          <w:szCs w:val="19"/>
+        </w:rPr>
+        <w:t xml:space="preserve">   choose your support</w:t>
+      </w:r>
+    </w:p>
+    <w:tbl>
+      <w:tblPr>
+        <w:tblW w:type="pct" w:w="100%"/>
+        <w:tblBorders>
+          <w:top w:val="single" w:color="BBD0DE" w:sz="8"/>
+          <w:left w:val="single" w:color="BBD0DE" w:sz="8"/>
+          <w:bottom w:val="single" w:color="BBD0DE" w:sz="8"/>
+          <w:right w:val="single" w:color="BBD0DE" w:sz="8"/>
+          <w:insideH w:val="single" w:color="auto" w:sz="4"/>
+          <w:insideV w:val="single" w:color="auto" w:sz="4"/>
+        </w:tblBorders>
+      </w:tblPr>
+      <w:tblGrid>
+        <w:gridCol w:w="100"/>
+      </w:tblGrid>
+      <w:tr>
+        <w:tc>
+          <w:tcPr>
+            <w:shd w:fill="EEF4F8" w:color="auto" w:val="clear"/>
+            <w:tcMar>
+              <w:top w:type="dxa" w:w="120"/>
+              <w:left w:type="dxa" w:w="180"/>
+              <w:bottom w:type="dxa" w:w="120"/>
+              <w:right w:type="dxa" w:w="180"/>
+            </w:tcMar>
+          </w:tcPr>
+          <w:p>
+            <w:pPr>
+              <w:spacing w:after="50"/>
+            </w:pPr>
+            <w:r>
+              <w:rPr>
+                <w:i/>
+                <w:iCs/>
+                <w:color w:val="5F6F80"/>
+                <w:sz w:val="19"/>
+                <w:szCs w:val="19"/>
+              </w:rPr>
+              <w:t xml:space="preserve">This model shows the parts of an explanation. It does not answer your writing question.</w:t>
+            </w:r>
+          </w:p>
+          <w:p>
+            <w:pPr>
+              <w:spacing w:after="80"/>
+            </w:pPr>
+            <w:r>
+              <w:rPr>
+                <w:b/>
+                <w:bCs/>
+                <w:color w:val="12355B"/>
+                <w:sz w:val="19"/>
+                <w:szCs w:val="19"/>
+              </w:rPr>
+              <w:t xml:space="preserve">Claim:  </w:t>
+            </w:r>
+            <w:r>
+              <w:rPr>
+                <w:sz w:val="19"/>
+                <w:szCs w:val="19"/>
+              </w:rPr>
+              <w:t xml:space="preserve">A box plot is built from the minimum, Q1, median, Q3, and maximum.</w:t>
+            </w:r>
+          </w:p>
+          <w:p>
+            <w:pPr>
+              <w:spacing w:after="80"/>
+            </w:pPr>
+            <w:r>
+              <w:rPr>
+                <w:b/>
+                <w:bCs/>
+                <w:color w:val="12355B"/>
+                <w:sz w:val="19"/>
+                <w:szCs w:val="19"/>
+              </w:rPr>
+              <w:t xml:space="preserve">Evidence:  </w:t>
+            </w:r>
+            <w:r>
+              <w:rPr>
+                <w:sz w:val="19"/>
+                <w:szCs w:val="19"/>
+              </w:rPr>
+              <w:t xml:space="preserve">Students name the five-number summary (min, Q1, median, Q3, max) and find the median (14) for the 11 ordered scores.</w:t>
+            </w:r>
+          </w:p>
+          <w:p>
+            <w:pPr>
+              <w:spacing w:after="80"/>
+            </w:pPr>
+            <w:r>
+              <w:rPr>
+                <w:b/>
+                <w:bCs/>
+                <w:color w:val="12355B"/>
+                <w:sz w:val="19"/>
+                <w:szCs w:val="19"/>
+              </w:rPr>
+              <w:t xml:space="preserve">Reasoning:  </w:t>
+            </w:r>
+            <w:r>
+              <w:rPr>
+                <w:sz w:val="19"/>
+                <w:szCs w:val="19"/>
+              </w:rPr>
+              <w:t xml:space="preserve">This evidence connects the definition of box plot to the mathematical claim.</w:t>
+            </w:r>
+          </w:p>
+        </w:tc>
+      </w:tr>
+    </w:tbl>
+    <w:p>
+      <w:pPr>
+        <w:pStyle w:val="Heading2"/>
+        <w:spacing w:after="80" w:before="180"/>
+      </w:pPr>
+      <w:r>
+        <w:rPr>
+          <w:b/>
+          <w:bCs/>
+          <w:color w:val="12355B"/>
+          <w:sz w:val="24"/>
+          <w:szCs w:val="24"/>
+        </w:rPr>
+        <w:t xml:space="preserve">Start</w:t>
+      </w:r>
+      <w:r>
+        <w:rPr>
+          <w:i/>
+          <w:iCs/>
+          <w:color w:val="1FA6A2"/>
+          <w:sz w:val="19"/>
+          <w:szCs w:val="19"/>
+        </w:rPr>
+        <w:t xml:space="preserve">   Most language support</w:t>
+      </w:r>
+    </w:p>
+    <w:p>
+      <w:pPr>
+        <w:spacing w:after="60"/>
+      </w:pPr>
+      <w:r>
+        <w:rPr>
+          <w:color w:val="1A2733"/>
+          <w:sz w:val="21"/>
+          <w:szCs w:val="21"/>
+        </w:rPr>
+        <w:t xml:space="preserve">Complete the frames. Use the word bank.</w:t>
+      </w:r>
+      <w:r>
+        <w:rPr>
+          <w:i/>
+          <w:iCs/>
+          <w:color w:val="5F6F80"/>
+          <w:sz w:val="19"/>
+          <w:szCs w:val="19"/>
+        </w:rPr>
+        <w:br/>
+        <w:t xml:space="preserve">Completa las oraciones. Usa el banco de palabras.</w:t>
+      </w:r>
+    </w:p>
+    <w:p>
+      <w:pPr>
+        <w:spacing w:after="60"/>
+      </w:pPr>
+      <w:r>
+        <w:rPr>
+          <w:color w:val="1A2733"/>
+          <w:sz w:val="21"/>
+          <w:szCs w:val="21"/>
+        </w:rPr>
+        <w:t xml:space="preserve">The box covers the middle ___ of the scores.</w:t>
+      </w:r>
+      <w:r>
+        <w:rPr>
+          <w:i/>
+          <w:iCs/>
+          <w:color w:val="5F6F80"/>
+          <w:sz w:val="19"/>
+          <w:szCs w:val="19"/>
+        </w:rPr>
+        <w:br/>
+        <w:t xml:space="preserve">La caja cubre el ___ medio de los puntajes.</w:t>
+      </w:r>
+    </w:p>
+    <w:p>
+      <w:pPr>
+        <w:spacing w:after="60"/>
+      </w:pPr>
+      <w:r>
+        <w:rPr>
+          <w:color w:val="1A2733"/>
+          <w:sz w:val="21"/>
+          <w:szCs w:val="21"/>
+        </w:rPr>
+        <w:t xml:space="preserve">A longer box means the middle scores are ___.</w:t>
+      </w:r>
+      <w:r>
+        <w:rPr>
+          <w:i/>
+          <w:iCs/>
+          <w:color w:val="5F6F80"/>
+          <w:sz w:val="19"/>
+          <w:szCs w:val="19"/>
+        </w:rPr>
+        <w:br/>
+        <w:t xml:space="preserve">Una caja más larga significa que los puntajes del medio están ___.</w:t>
+      </w:r>
+    </w:p>
+    <w:tbl>
+      <w:tblPr>
+        <w:tblW w:type="pct" w:w="100%"/>
+        <w:tblBorders>
+          <w:top w:val="single" w:color="C7D2DD" w:sz="6"/>
+          <w:left w:val="single" w:color="C7D2DD" w:sz="6"/>
+          <w:bottom w:val="single" w:color="C7D2DD" w:sz="6"/>
+          <w:right w:val="single" w:color="C7D2DD" w:sz="6"/>
+          <w:insideH w:val="single" w:color="auto" w:sz="4"/>
+          <w:insideV w:val="single" w:color="auto" w:sz="4"/>
+        </w:tblBorders>
+      </w:tblPr>
+      <w:tblGrid>
+        <w:gridCol w:w="100"/>
+      </w:tblGrid>
+      <w:tr>
+        <w:tc>
+          <w:tcPr>
+            <w:shd w:fill="FBF3E2" w:color="auto" w:val="clear"/>
+            <w:tcMar>
+              <w:top w:type="dxa" w:w="60"/>
+              <w:left w:type="dxa" w:w="120"/>
+              <w:bottom w:type="dxa" w:w="60"/>
+              <w:right w:type="dxa" w:w="120"/>
+            </w:tcMar>
+          </w:tcPr>
+          <w:p>
+            <w:pPr>
+              <w:spacing w:after="0" w:line="320"/>
+            </w:pPr>
+            <w:r>
+              <w:t xml:space="preserve"/>
+            </w:r>
+          </w:p>
+          <w:p>
+            <w:pPr>
+              <w:spacing w:after="0" w:line="320"/>
+            </w:pPr>
+            <w:r>
+              <w:t xml:space="preserve"/>
+            </w:r>
+          </w:p>
+          <w:p>
+            <w:pPr>
+              <w:spacing w:after="0" w:line="320"/>
+            </w:pPr>
+            <w:r>
+              <w:t xml:space="preserve"/>
+            </w:r>
+          </w:p>
+        </w:tc>
+      </w:tr>
+    </w:tbl>
+    <w:p>
+      <w:pPr>
+        <w:pStyle w:val="Heading2"/>
+        <w:spacing w:after="80" w:before="180"/>
+      </w:pPr>
+      <w:r>
+        <w:rPr>
+          <w:b/>
+          <w:bCs/>
+          <w:color w:val="12355B"/>
+          <w:sz w:val="24"/>
+          <w:szCs w:val="24"/>
+        </w:rPr>
+        <w:t xml:space="preserve">Build</w:t>
+      </w:r>
+      <w:r>
+        <w:rPr>
+          <w:i/>
+          <w:iCs/>
+          <w:color w:val="B97A12"/>
+          <w:sz w:val="19"/>
+          <w:szCs w:val="19"/>
+        </w:rPr>
+        <w:t xml:space="preserve">   Some language support</w:t>
+      </w:r>
+    </w:p>
+    <w:p>
+      <w:pPr>
+        <w:spacing w:after="60"/>
+      </w:pPr>
+      <w:r>
+        <w:rPr>
+          <w:color w:val="1A2733"/>
+          <w:sz w:val="21"/>
+          <w:szCs w:val="21"/>
+        </w:rPr>
+        <w:t xml:space="preserve">Write two connected sentences. Use because, so, or but.</w:t>
+      </w:r>
+      <w:r>
+        <w:rPr>
+          <w:i/>
+          <w:iCs/>
+          <w:color w:val="5F6F80"/>
+          <w:sz w:val="19"/>
+          <w:szCs w:val="19"/>
+        </w:rPr>
+        <w:br/>
+        <w:t xml:space="preserve">Escribe dos oraciones conectadas. Usa porque, entonces o pero.</w:t>
+      </w:r>
+    </w:p>
+    <w:p>
+      <w:pPr>
+        <w:spacing w:after="60"/>
+      </w:pPr>
+      <w:r>
+        <w:rPr>
+          <w:color w:val="1A2733"/>
+          <w:sz w:val="21"/>
+          <w:szCs w:val="21"/>
+        </w:rPr>
+        <w:t xml:space="preserve">My claim is ___.</w:t>
+      </w:r>
+      <w:r>
+        <w:rPr>
+          <w:i/>
+          <w:iCs/>
+          <w:color w:val="5F6F80"/>
+          <w:sz w:val="19"/>
+          <w:szCs w:val="19"/>
+        </w:rPr>
+        <w:br/>
+        <w:t xml:space="preserve">Mi afirmación es ___.</w:t>
+      </w:r>
+    </w:p>
+    <w:p>
+      <w:pPr>
+        <w:spacing w:after="60"/>
+      </w:pPr>
+      <w:r>
+        <w:rPr>
+          <w:color w:val="1A2733"/>
+          <w:sz w:val="21"/>
+          <w:szCs w:val="21"/>
+        </w:rPr>
+        <w:t xml:space="preserve">I know because ___.</w:t>
+      </w:r>
+      <w:r>
+        <w:rPr>
+          <w:i/>
+          <w:iCs/>
+          <w:color w:val="5F6F80"/>
+          <w:sz w:val="19"/>
+          <w:szCs w:val="19"/>
+        </w:rPr>
+        <w:br/>
+        <w:t xml:space="preserve">Lo sé porque ___.</w:t>
+      </w:r>
+    </w:p>
+    <w:p>
+      <w:pPr>
+        <w:spacing w:after="60"/>
+      </w:pPr>
+      <w:r>
+        <w:rPr>
+          <w:color w:val="1A2733"/>
+          <w:sz w:val="21"/>
+          <w:szCs w:val="21"/>
+        </w:rPr>
+        <w:t xml:space="preserve">So ___.</w:t>
+      </w:r>
+      <w:r>
+        <w:rPr>
+          <w:i/>
+          <w:iCs/>
+          <w:color w:val="5F6F80"/>
+          <w:sz w:val="19"/>
+          <w:szCs w:val="19"/>
+        </w:rPr>
+        <w:br/>
+        <w:t xml:space="preserve">Entonces ___.</w:t>
+      </w:r>
+    </w:p>
+    <w:tbl>
+      <w:tblPr>
+        <w:tblW w:type="pct" w:w="100%"/>
+        <w:tblBorders>
+          <w:top w:val="single" w:color="C7D2DD" w:sz="6"/>
+          <w:left w:val="single" w:color="C7D2DD" w:sz="6"/>
+          <w:bottom w:val="single" w:color="C7D2DD" w:sz="6"/>
+          <w:right w:val="single" w:color="C7D2DD" w:sz="6"/>
+          <w:insideH w:val="single" w:color="auto" w:sz="4"/>
+          <w:insideV w:val="single" w:color="auto" w:sz="4"/>
+        </w:tblBorders>
+      </w:tblPr>
+      <w:tblGrid>
+        <w:gridCol w:w="100"/>
+      </w:tblGrid>
+      <w:tr>
+        <w:tc>
+          <w:tcPr>
+            <w:shd w:fill="FBF3E2" w:color="auto" w:val="clear"/>
+            <w:tcMar>
+              <w:top w:type="dxa" w:w="60"/>
+              <w:left w:type="dxa" w:w="120"/>
+              <w:bottom w:type="dxa" w:w="60"/>
+              <w:right w:type="dxa" w:w="120"/>
+            </w:tcMar>
+          </w:tcPr>
+          <w:p>
+            <w:pPr>
+              <w:spacing w:after="0" w:line="320"/>
+            </w:pPr>
+            <w:r>
+              <w:t xml:space="preserve"/>
+            </w:r>
+          </w:p>
+          <w:p>
+            <w:pPr>
+              <w:spacing w:after="0" w:line="320"/>
+            </w:pPr>
+            <w:r>
+              <w:t xml:space="preserve"/>
+            </w:r>
+          </w:p>
+          <w:p>
+            <w:pPr>
+              <w:spacing w:after="0" w:line="320"/>
+            </w:pPr>
+            <w:r>
+              <w:t xml:space="preserve"/>
+            </w:r>
+          </w:p>
+        </w:tc>
+      </w:tr>
+    </w:tbl>
+    <w:p>
+      <w:pPr>
+        <w:pStyle w:val="Heading2"/>
+        <w:spacing w:after="80" w:before="180"/>
+      </w:pPr>
+      <w:r>
+        <w:rPr>
+          <w:b/>
+          <w:bCs/>
+          <w:color w:val="12355B"/>
+          <w:sz w:val="24"/>
+          <w:szCs w:val="24"/>
+        </w:rPr>
+        <w:t xml:space="preserve">Explain</w:t>
+      </w:r>
+      <w:r>
+        <w:rPr>
+          <w:i/>
+          <w:iCs/>
+          <w:color w:val="B97A12"/>
+          <w:sz w:val="19"/>
+          <w:szCs w:val="19"/>
+        </w:rPr>
+        <w:t xml:space="preserve">   Light language support</w:t>
+      </w:r>
+    </w:p>
+    <w:p>
+      <w:pPr>
+        <w:spacing w:after="60"/>
+      </w:pPr>
+      <w:r>
+        <w:rPr>
+          <w:color w:val="1A2733"/>
+          <w:sz w:val="21"/>
+          <w:szCs w:val="21"/>
+        </w:rPr>
+        <w:t xml:space="preserve">Write a claim, give math evidence, and explain your reasoning.</w:t>
+      </w:r>
+      <w:r>
+        <w:rPr>
+          <w:i/>
+          <w:iCs/>
+          <w:color w:val="5F6F80"/>
+          <w:sz w:val="19"/>
+          <w:szCs w:val="19"/>
+        </w:rPr>
+        <w:br/>
+        <w:t xml:space="preserve">Escribe una afirmación, da evidencia matemática y explica tu razonamiento.</w:t>
+      </w:r>
+    </w:p>
+    <w:p>
+      <w:pPr>
+        <w:spacing w:after="60"/>
+      </w:pPr>
+      <w:r>
+        <w:rPr>
+          <w:color w:val="1A2733"/>
+          <w:sz w:val="21"/>
+          <w:szCs w:val="21"/>
+        </w:rPr>
+        <w:t xml:space="preserve">My claim is ___.</w:t>
+      </w:r>
+      <w:r>
+        <w:rPr>
+          <w:i/>
+          <w:iCs/>
+          <w:color w:val="5F6F80"/>
+          <w:sz w:val="19"/>
+          <w:szCs w:val="19"/>
+        </w:rPr>
+        <w:br/>
+        <w:t xml:space="preserve">Mi afirmación es ___.</w:t>
+      </w:r>
+    </w:p>
+    <w:p>
+      <w:pPr>
+        <w:spacing w:after="60"/>
+      </w:pPr>
+      <w:r>
+        <w:rPr>
+          <w:color w:val="1A2733"/>
+          <w:sz w:val="21"/>
+          <w:szCs w:val="21"/>
+        </w:rPr>
+        <w:t xml:space="preserve">My math evidence is ___.</w:t>
+      </w:r>
+      <w:r>
+        <w:rPr>
+          <w:i/>
+          <w:iCs/>
+          <w:color w:val="5F6F80"/>
+          <w:sz w:val="19"/>
+          <w:szCs w:val="19"/>
+        </w:rPr>
+        <w:br/>
+        <w:t xml:space="preserve">Mi evidencia matemática es ___.</w:t>
+      </w:r>
+    </w:p>
+    <w:p>
+      <w:pPr>
+        <w:spacing w:after="60"/>
+      </w:pPr>
+      <w:r>
+        <w:rPr>
+          <w:color w:val="1A2733"/>
+          <w:sz w:val="21"/>
+          <w:szCs w:val="21"/>
+        </w:rPr>
+        <w:t xml:space="preserve">This proves ___ because ___.</w:t>
+      </w:r>
+      <w:r>
+        <w:rPr>
+          <w:i/>
+          <w:iCs/>
+          <w:color w:val="5F6F80"/>
+          <w:sz w:val="19"/>
+          <w:szCs w:val="19"/>
+        </w:rPr>
+        <w:br/>
+        <w:t xml:space="preserve">Esto demuestra ___ porque ___.</w:t>
+      </w:r>
+    </w:p>
+    <w:tbl>
+      <w:tblPr>
+        <w:tblW w:type="pct" w:w="100%"/>
+        <w:tblBorders>
+          <w:top w:val="single" w:color="C7D2DD" w:sz="6"/>
+          <w:left w:val="single" w:color="C7D2DD" w:sz="6"/>
+          <w:bottom w:val="single" w:color="C7D2DD" w:sz="6"/>
+          <w:right w:val="single" w:color="C7D2DD" w:sz="6"/>
+          <w:insideH w:val="single" w:color="auto" w:sz="4"/>
+          <w:insideV w:val="single" w:color="auto" w:sz="4"/>
+        </w:tblBorders>
+      </w:tblPr>
+      <w:tblGrid>
+        <w:gridCol w:w="100"/>
+      </w:tblGrid>
+      <w:tr>
+        <w:tc>
+          <w:tcPr>
+            <w:shd w:fill="FBF3E2" w:color="auto" w:val="clear"/>
+            <w:tcMar>
+              <w:top w:type="dxa" w:w="60"/>
+              <w:left w:type="dxa" w:w="120"/>
+              <w:bottom w:type="dxa" w:w="60"/>
+              <w:right w:type="dxa" w:w="120"/>
+            </w:tcMar>
+          </w:tcPr>
+          <w:p>
+            <w:pPr>
+              <w:spacing w:after="0" w:line="320"/>
+            </w:pPr>
+            <w:r>
+              <w:t xml:space="preserve"/>
+            </w:r>
+          </w:p>
+          <w:p>
+            <w:pPr>
+              <w:spacing w:after="0" w:line="320"/>
+            </w:pPr>
+            <w:r>
+              <w:t xml:space="preserve"/>
+            </w:r>
+          </w:p>
+          <w:p>
+            <w:pPr>
+              <w:spacing w:after="0" w:line="320"/>
+            </w:pPr>
+            <w:r>
+              <w:t xml:space="preserve"/>
+            </w:r>
+          </w:p>
+          <w:p>
+            <w:pPr>
+              <w:spacing w:after="0" w:line="320"/>
+            </w:pPr>
+            <w:r>
+              <w:t xml:space="preserve"/>
+            </w:r>
+          </w:p>
+          <w:p>
+            <w:pPr>
+              <w:spacing w:after="0" w:line="320"/>
+            </w:pPr>
+            <w:r>
+              <w:t xml:space="preserve"/>
+            </w:r>
+          </w:p>
+        </w:tc>
+      </w:tr>
+    </w:tbl>
+    <w:p>
+      <w:pPr>
+        <w:pStyle w:val="Heading2"/>
+        <w:spacing w:after="80" w:before="180"/>
+      </w:pPr>
+      <w:r>
+        <w:rPr>
+          <w:b/>
+          <w:bCs/>
+          <w:color w:val="12355B"/>
+          <w:sz w:val="24"/>
+          <w:szCs w:val="24"/>
+        </w:rPr>
+        <w:t xml:space="preserve">4. Check Your Explanation</w:t>
+      </w:r>
+      <w:r>
+        <w:rPr>
+          <w:i/>
+          <w:iCs/>
+          <w:color w:val="1FA6A2"/>
+          <w:sz w:val="19"/>
+          <w:szCs w:val="19"/>
+        </w:rPr>
+        <w:t xml:space="preserve">   five quick checks</w:t>
+      </w:r>
+    </w:p>
+    <w:p>
+      <w:pPr>
+        <w:spacing w:after="80"/>
+      </w:pPr>
+      <w:r>
+        <w:rPr>
+          <w:b/>
+          <w:bCs/>
+          <w:color w:val="1FA6A2"/>
+          <w:sz w:val="22"/>
+          <w:szCs w:val="22"/>
+        </w:rPr>
+        <w:t xml:space="preserve">☐  </w:t>
+      </w:r>
+      <w:r>
+        <w:rPr>
+          <w:sz w:val="20"/>
+          <w:szCs w:val="20"/>
+        </w:rPr>
+        <w:t xml:space="preserve">I answered the question.</w:t>
+      </w:r>
+      <w:r>
+        <w:rPr>
+          <w:i/>
+          <w:iCs/>
+          <w:color w:val="5F6F80"/>
+          <w:sz w:val="18"/>
+          <w:szCs w:val="18"/>
+        </w:rPr>
+        <w:br/>
+        <w:t xml:space="preserve">Respondí la pregunta.</w:t>
+      </w:r>
+    </w:p>
+    <w:p>
+      <w:pPr>
+        <w:spacing w:after="80"/>
+      </w:pPr>
+      <w:r>
+        <w:rPr>
+          <w:b/>
+          <w:bCs/>
+          <w:color w:val="1FA6A2"/>
+          <w:sz w:val="22"/>
+          <w:szCs w:val="22"/>
+        </w:rPr>
+        <w:t xml:space="preserve">☐  </w:t>
+      </w:r>
+      <w:r>
+        <w:rPr>
+          <w:sz w:val="20"/>
+          <w:szCs w:val="20"/>
+        </w:rPr>
+        <w:t xml:space="preserve">I used math evidence: numbers, an equation, a model, or a comparison.</w:t>
+      </w:r>
+      <w:r>
+        <w:rPr>
+          <w:i/>
+          <w:iCs/>
+          <w:color w:val="5F6F80"/>
+          <w:sz w:val="18"/>
+          <w:szCs w:val="18"/>
+        </w:rPr>
+        <w:br/>
+        <w:t xml:space="preserve">Usé evidencia matemática: números, una ecuación, un modelo o una comparación.</w:t>
+      </w:r>
+    </w:p>
+    <w:p>
+      <w:pPr>
+        <w:spacing w:after="80"/>
+      </w:pPr>
+      <w:r>
+        <w:rPr>
+          <w:b/>
+          <w:bCs/>
+          <w:color w:val="1FA6A2"/>
+          <w:sz w:val="22"/>
+          <w:szCs w:val="22"/>
+        </w:rPr>
+        <w:t xml:space="preserve">☐  </w:t>
+      </w:r>
+      <w:r>
+        <w:rPr>
+          <w:sz w:val="20"/>
+          <w:szCs w:val="20"/>
+        </w:rPr>
+        <w:t xml:space="preserve">I explained how the evidence proves my answer.</w:t>
+      </w:r>
+      <w:r>
+        <w:rPr>
+          <w:i/>
+          <w:iCs/>
+          <w:color w:val="5F6F80"/>
+          <w:sz w:val="18"/>
+          <w:szCs w:val="18"/>
+        </w:rPr>
+        <w:br/>
+        <w:t xml:space="preserve">Expliqué cómo la evidencia demuestra mi respuesta.</w:t>
+      </w:r>
+    </w:p>
+    <w:p>
+      <w:pPr>
+        <w:spacing w:after="80"/>
+      </w:pPr>
+      <w:r>
+        <w:rPr>
+          <w:b/>
+          <w:bCs/>
+          <w:color w:val="1FA6A2"/>
+          <w:sz w:val="22"/>
+          <w:szCs w:val="22"/>
+        </w:rPr>
+        <w:t xml:space="preserve">☐  </w:t>
+      </w:r>
+      <w:r>
+        <w:rPr>
+          <w:sz w:val="20"/>
+          <w:szCs w:val="20"/>
+        </w:rPr>
+        <w:t xml:space="preserve">I used at least two math words.</w:t>
+      </w:r>
+      <w:r>
+        <w:rPr>
+          <w:i/>
+          <w:iCs/>
+          <w:color w:val="5F6F80"/>
+          <w:sz w:val="18"/>
+          <w:szCs w:val="18"/>
+        </w:rPr>
+        <w:br/>
+        <w:t xml:space="preserve">Usé por lo menos dos palabras matemáticas.</w:t>
+      </w:r>
+    </w:p>
+    <w:p>
+      <w:pPr>
+        <w:spacing w:after="80"/>
+      </w:pPr>
+      <w:r>
+        <w:rPr>
+          <w:b/>
+          <w:bCs/>
+          <w:color w:val="1FA6A2"/>
+          <w:sz w:val="22"/>
+          <w:szCs w:val="22"/>
+        </w:rPr>
+        <w:t xml:space="preserve">☐  </w:t>
+      </w:r>
+      <w:r>
+        <w:rPr>
+          <w:sz w:val="20"/>
+          <w:szCs w:val="20"/>
+        </w:rPr>
+        <w:t xml:space="preserve">I reread complete sentences and punctuation.</w:t>
+      </w:r>
+      <w:r>
+        <w:rPr>
+          <w:i/>
+          <w:iCs/>
+          <w:color w:val="5F6F80"/>
+          <w:sz w:val="18"/>
+          <w:szCs w:val="18"/>
+        </w:rPr>
+        <w:br/>
+        <w:t xml:space="preserve">Volví a leer mis oraciones completas y la puntuación.</w:t>
       </w:r>
     </w:p>
     <w:p>

--- a/lessons/8-5/downloads/8-5-notes.docx
+++ b/lessons/8-5/downloads/8-5-notes.docx
@@ -1447,7 +1447,7 @@
           <w:sz w:val="22"/>
           <w:szCs w:val="22"/>
         </w:rPr>
-        <w:t xml:space="preserve">__________  —  Show every solution to an inequality on a number line with a boundary point and an arrow.</w:t>
+        <w:t xml:space="preserve">Mark the ___ ___, then shade every value that makes it true.</w:t>
       </w:r>
     </w:p>
     <w:p>

--- a/lessons/8-5/downloads/8-5-notes.docx
+++ b/lessons/8-5/downloads/8-5-notes.docx
@@ -219,10 +219,12 @@
     <w:p>
       <w:pPr>
         <w:pStyle w:val="Heading1"/>
+        <w:keepNext/>
+        <w:keepLines/>
         <w:pBdr>
           <w:bottom w:val="single" w:color="1FA6A2" w:sz="14" w:space="6"/>
         </w:pBdr>
-        <w:spacing w:after="140" w:before="260"/>
+        <w:spacing w:after="140" w:before="300"/>
       </w:pPr>
       <w:r>
         <w:rPr>
@@ -1331,10 +1333,12 @@
     <w:p>
       <w:pPr>
         <w:pStyle w:val="Heading1"/>
+        <w:keepNext/>
+        <w:keepLines/>
         <w:pBdr>
           <w:bottom w:val="single" w:color="1FA6A2" w:sz="14" w:space="6"/>
         </w:pBdr>
-        <w:spacing w:after="140" w:before="260"/>
+        <w:spacing w:after="140" w:before="300"/>
       </w:pPr>
       <w:r>
         <w:rPr>
@@ -1430,7 +1434,8 @@
     </w:p>
     <w:p>
       <w:pPr>
-        <w:spacing w:after="120" w:before="80"/>
+        <w:keepLines/>
+        <w:spacing w:after="260" w:before="200"/>
       </w:pPr>
       <w:r>
         <w:rPr>
@@ -1447,56 +1452,41 @@
           <w:sz w:val="22"/>
           <w:szCs w:val="22"/>
         </w:rPr>
-        <w:t xml:space="preserve">Mark the ___ ___, then shade every value that makes it true.</w:t>
-      </w:r>
-    </w:p>
-    <w:p>
-      <w:pPr>
-        <w:spacing w:after="120" w:before="80"/>
-      </w:pPr>
-      <w:r>
-        <w:rPr>
-          <w:b/>
-          <w:bCs/>
-          <w:color w:val="12355B"/>
+        <w:t xml:space="preserve">Mark the </w:t>
+      </w:r>
+      <w:r>
+        <w:rPr>
           <w:sz w:val="22"/>
           <w:szCs w:val="22"/>
         </w:rPr>
-        <w:t xml:space="preserve">2.  </w:t>
+        <w:t xml:space="preserve">________________</w:t>
       </w:r>
       <w:r>
         <w:rPr>
           <w:sz w:val="22"/>
           <w:szCs w:val="22"/>
         </w:rPr>
-        <w:t xml:space="preserve">A line with numbers in order used to show values and solutions is a ___.</w:t>
-      </w:r>
-    </w:p>
-    <w:p>
-      <w:pPr>
-        <w:spacing w:after="120" w:before="80"/>
-      </w:pPr>
-      <w:r>
-        <w:rPr>
-          <w:b/>
-          <w:bCs/>
-          <w:color w:val="12355B"/>
+        <w:t xml:space="preserve"> </w:t>
+      </w:r>
+      <w:r>
+        <w:rPr>
           <w:sz w:val="22"/>
           <w:szCs w:val="22"/>
         </w:rPr>
-        <w:t xml:space="preserve">3.  </w:t>
+        <w:t xml:space="preserve">________________</w:t>
       </w:r>
       <w:r>
         <w:rPr>
           <w:sz w:val="22"/>
           <w:szCs w:val="22"/>
         </w:rPr>
-        <w:t xml:space="preserve">A hollow circle that shows a value is NOT included, used for &lt; or &gt;, is an ___.</w:t>
-      </w:r>
-    </w:p>
-    <w:p>
-      <w:pPr>
-        <w:spacing w:after="120" w:before="80"/>
+        <w:t xml:space="preserve">, then shade every value that makes it true.</w:t>
+      </w:r>
+    </w:p>
+    <w:p>
+      <w:pPr>
+        <w:keepLines/>
+        <w:spacing w:after="260" w:before="200"/>
       </w:pPr>
       <w:r>
         <w:rPr>
@@ -1506,41 +1496,34 @@
           <w:sz w:val="22"/>
           <w:szCs w:val="22"/>
         </w:rPr>
-        <w:t xml:space="preserve">4.  </w:t>
+        <w:t xml:space="preserve">2.  </w:t>
       </w:r>
       <w:r>
         <w:rPr>
           <w:sz w:val="22"/>
           <w:szCs w:val="22"/>
         </w:rPr>
-        <w:t xml:space="preserve">A filled-in circle that shows a value IS included, used for ≤ or ≥, is a ___.</w:t>
-      </w:r>
-    </w:p>
-    <w:p>
-      <w:pPr>
-        <w:spacing w:after="120" w:before="80"/>
-      </w:pPr>
-      <w:r>
-        <w:rPr>
-          <w:b/>
-          <w:bCs/>
-          <w:color w:val="12355B"/>
+        <w:t xml:space="preserve">A line with numbers in order used to show values and solutions is a </w:t>
+      </w:r>
+      <w:r>
+        <w:rPr>
           <w:sz w:val="22"/>
           <w:szCs w:val="22"/>
         </w:rPr>
-        <w:t xml:space="preserve">5.  </w:t>
+        <w:t xml:space="preserve">________________</w:t>
       </w:r>
       <w:r>
         <w:rPr>
           <w:sz w:val="22"/>
           <w:szCs w:val="22"/>
         </w:rPr>
-        <w:t xml:space="preserve">All the values that make an inequality true form the ___.</w:t>
-      </w:r>
-    </w:p>
-    <w:p>
-      <w:pPr>
-        <w:spacing w:after="120" w:before="80"/>
+        <w:t xml:space="preserve">.</w:t>
+      </w:r>
+    </w:p>
+    <w:p>
+      <w:pPr>
+        <w:keepLines/>
+        <w:spacing w:after="260" w:before="200"/>
       </w:pPr>
       <w:r>
         <w:rPr>
@@ -1550,46 +1533,187 @@
           <w:sz w:val="22"/>
           <w:szCs w:val="22"/>
         </w:rPr>
-        <w:t xml:space="preserve">6.  </w:t>
+        <w:t xml:space="preserve">3.  </w:t>
       </w:r>
       <w:r>
         <w:rPr>
           <w:sz w:val="22"/>
           <w:szCs w:val="22"/>
         </w:rPr>
-        <w:t xml:space="preserve">A math sentence comparing two amounts with &lt;, &gt;, ≤, or ≥ is an ___.</w:t>
-      </w:r>
-    </w:p>
-    <w:p>
-      <w:pPr>
-        <w:spacing w:after="120" w:before="80"/>
-      </w:pPr>
-      <w:r>
-        <w:rPr>
-          <w:b/>
-          <w:bCs/>
-          <w:color w:val="12355B"/>
+        <w:t xml:space="preserve">A hollow circle that shows a value is NOT included, used for &lt; or &gt;, is an </w:t>
+      </w:r>
+      <w:r>
+        <w:rPr>
           <w:sz w:val="22"/>
           <w:szCs w:val="22"/>
         </w:rPr>
-        <w:t xml:space="preserve">7.  </w:t>
+        <w:t xml:space="preserve">________________</w:t>
       </w:r>
       <w:r>
         <w:rPr>
           <w:sz w:val="22"/>
           <w:szCs w:val="22"/>
         </w:rPr>
-        <w:t xml:space="preserve">The number where the solution set begins on the number line is the ___.</w:t>
+        <w:t xml:space="preserve">.</w:t>
+      </w:r>
+    </w:p>
+    <w:p>
+      <w:pPr>
+        <w:keepLines/>
+        <w:spacing w:after="260" w:before="200"/>
+      </w:pPr>
+      <w:r>
+        <w:rPr>
+          <w:b/>
+          <w:bCs/>
+          <w:color w:val="12355B"/>
+          <w:sz w:val="22"/>
+          <w:szCs w:val="22"/>
+        </w:rPr>
+        <w:t xml:space="preserve">4.  </w:t>
+      </w:r>
+      <w:r>
+        <w:rPr>
+          <w:sz w:val="22"/>
+          <w:szCs w:val="22"/>
+        </w:rPr>
+        <w:t xml:space="preserve">A filled-in circle that shows a value IS included, used for ≤ or ≥, is a </w:t>
+      </w:r>
+      <w:r>
+        <w:rPr>
+          <w:sz w:val="22"/>
+          <w:szCs w:val="22"/>
+        </w:rPr>
+        <w:t xml:space="preserve">________________</w:t>
+      </w:r>
+      <w:r>
+        <w:rPr>
+          <w:sz w:val="22"/>
+          <w:szCs w:val="22"/>
+        </w:rPr>
+        <w:t xml:space="preserve">.</w:t>
+      </w:r>
+    </w:p>
+    <w:p>
+      <w:pPr>
+        <w:keepLines/>
+        <w:spacing w:after="260" w:before="200"/>
+      </w:pPr>
+      <w:r>
+        <w:rPr>
+          <w:b/>
+          <w:bCs/>
+          <w:color w:val="12355B"/>
+          <w:sz w:val="22"/>
+          <w:szCs w:val="22"/>
+        </w:rPr>
+        <w:t xml:space="preserve">5.  </w:t>
+      </w:r>
+      <w:r>
+        <w:rPr>
+          <w:sz w:val="22"/>
+          <w:szCs w:val="22"/>
+        </w:rPr>
+        <w:t xml:space="preserve">All the values that make an inequality true form the </w:t>
+      </w:r>
+      <w:r>
+        <w:rPr>
+          <w:sz w:val="22"/>
+          <w:szCs w:val="22"/>
+        </w:rPr>
+        <w:t xml:space="preserve">________________</w:t>
+      </w:r>
+      <w:r>
+        <w:rPr>
+          <w:sz w:val="22"/>
+          <w:szCs w:val="22"/>
+        </w:rPr>
+        <w:t xml:space="preserve">.</w:t>
+      </w:r>
+    </w:p>
+    <w:p>
+      <w:pPr>
+        <w:keepLines/>
+        <w:spacing w:after="260" w:before="200"/>
+      </w:pPr>
+      <w:r>
+        <w:rPr>
+          <w:b/>
+          <w:bCs/>
+          <w:color w:val="12355B"/>
+          <w:sz w:val="22"/>
+          <w:szCs w:val="22"/>
+        </w:rPr>
+        <w:t xml:space="preserve">6.  </w:t>
+      </w:r>
+      <w:r>
+        <w:rPr>
+          <w:sz w:val="22"/>
+          <w:szCs w:val="22"/>
+        </w:rPr>
+        <w:t xml:space="preserve">A math sentence comparing two amounts with &lt;, &gt;, ≤, or ≥ is an </w:t>
+      </w:r>
+      <w:r>
+        <w:rPr>
+          <w:sz w:val="22"/>
+          <w:szCs w:val="22"/>
+        </w:rPr>
+        <w:t xml:space="preserve">________________</w:t>
+      </w:r>
+      <w:r>
+        <w:rPr>
+          <w:sz w:val="22"/>
+          <w:szCs w:val="22"/>
+        </w:rPr>
+        <w:t xml:space="preserve">.</w:t>
+      </w:r>
+    </w:p>
+    <w:p>
+      <w:pPr>
+        <w:keepLines/>
+        <w:spacing w:after="260" w:before="200"/>
+      </w:pPr>
+      <w:r>
+        <w:rPr>
+          <w:b/>
+          <w:bCs/>
+          <w:color w:val="12355B"/>
+          <w:sz w:val="22"/>
+          <w:szCs w:val="22"/>
+        </w:rPr>
+        <w:t xml:space="preserve">7.  </w:t>
+      </w:r>
+      <w:r>
+        <w:rPr>
+          <w:sz w:val="22"/>
+          <w:szCs w:val="22"/>
+        </w:rPr>
+        <w:t xml:space="preserve">The number where the solution set begins on the number line is the </w:t>
+      </w:r>
+      <w:r>
+        <w:rPr>
+          <w:sz w:val="22"/>
+          <w:szCs w:val="22"/>
+        </w:rPr>
+        <w:t xml:space="preserve">________________</w:t>
+      </w:r>
+      <w:r>
+        <w:rPr>
+          <w:sz w:val="22"/>
+          <w:szCs w:val="22"/>
+        </w:rPr>
+        <w:t xml:space="preserve">.</w:t>
       </w:r>
     </w:p>
     <w:p>
       <w:pPr>
         <w:pStyle w:val="Heading1"/>
-        <w:pageBreakBefore/>
+        <w:keepNext/>
+        <w:keepLines/>
         <w:pBdr>
           <w:bottom w:val="single" w:color="1FA6A2" w:sz="14" w:space="6"/>
         </w:pBdr>
-        <w:spacing w:after="140" w:before="0"/>
+        <w:spacing w:after="140" w:before="300"/>
       </w:pPr>
       <w:r>
         <w:rPr>
@@ -2870,11 +2994,12 @@
     <w:p>
       <w:pPr>
         <w:pStyle w:val="Heading1"/>
-        <w:pageBreakBefore/>
+        <w:keepNext/>
+        <w:keepLines/>
         <w:pBdr>
           <w:bottom w:val="single" w:color="1FA6A2" w:sz="14" w:space="6"/>
         </w:pBdr>
-        <w:spacing w:after="140" w:before="0"/>
+        <w:spacing w:after="140" w:before="300"/>
       </w:pPr>
       <w:r>
         <w:rPr>
@@ -3207,11 +3332,12 @@
     <w:p>
       <w:pPr>
         <w:pStyle w:val="Heading1"/>
-        <w:pageBreakBefore/>
+        <w:keepNext/>
+        <w:keepLines/>
         <w:pBdr>
           <w:bottom w:val="single" w:color="1FA6A2" w:sz="14" w:space="6"/>
         </w:pBdr>
-        <w:spacing w:after="140" w:before="0"/>
+        <w:spacing w:after="140" w:before="300"/>
       </w:pPr>
       <w:r>
         <w:rPr>
@@ -3932,11 +4058,12 @@
     <w:p>
       <w:pPr>
         <w:pStyle w:val="Heading1"/>
-        <w:pageBreakBefore/>
+        <w:keepNext/>
+        <w:keepLines/>
         <w:pBdr>
           <w:bottom w:val="single" w:color="1FA6A2" w:sz="14" w:space="6"/>
         </w:pBdr>
-        <w:spacing w:after="140" w:before="0"/>
+        <w:spacing w:after="140" w:before="300"/>
       </w:pPr>
       <w:r>
         <w:rPr>
@@ -4435,11 +4562,12 @@
     <w:p>
       <w:pPr>
         <w:pStyle w:val="Heading1"/>
-        <w:pageBreakBefore/>
+        <w:keepNext/>
+        <w:keepLines/>
         <w:pBdr>
           <w:bottom w:val="single" w:color="1FA6A2" w:sz="14" w:space="6"/>
         </w:pBdr>
-        <w:spacing w:after="140" w:before="0"/>
+        <w:spacing w:after="140" w:before="300"/>
       </w:pPr>
       <w:r>
         <w:rPr>

--- a/lessons/8-5/downloads/8-5-notes.docx
+++ b/lessons/8-5/downloads/8-5-notes.docx
@@ -1726,47 +1726,6 @@
         <w:t xml:space="preserve">Write About the Math</w:t>
       </w:r>
     </w:p>
-    <w:p>
-      <w:pPr>
-        <w:spacing w:after="100"/>
-      </w:pPr>
-      <w:r>
-        <w:rPr>
-          <w:i/>
-          <w:iCs/>
-          <w:color w:val="5F6F80"/>
-          <w:sz w:val="19"/>
-          <w:szCs w:val="19"/>
-        </w:rPr>
-        <w:t xml:space="preserve">Use the support level you need. Every level answers the same math question.</w:t>
-      </w:r>
-    </w:p>
-    <w:p>
-      <w:pPr>
-        <w:pStyle w:val="Heading2"/>
-        <w:spacing w:after="80" w:before="180"/>
-      </w:pPr>
-      <w:r>
-        <w:rPr>
-          <w:b/>
-          <w:bCs/>
-          <w:color w:val="12355B"/>
-          <w:sz w:val="24"/>
-          <w:szCs w:val="24"/>
-        </w:rPr>
-        <w:t xml:space="preserve">1. Understand the Question</w:t>
-      </w:r>
-      <w:r>
-        <w:rPr>
-          <w:i/>
-          <w:iCs/>
-          <w:color w:val="B97A12"/>
-          <w:sz w:val="19"/>
-          <w:szCs w:val="19"/>
-        </w:rPr>
-        <w:t xml:space="preserve">   explain</w:t>
-      </w:r>
-    </w:p>
     <w:tbl>
       <w:tblPr>
         <w:tblW w:type="pct" w:w="100%"/>
@@ -1805,38 +1764,16 @@
               </w:rPr>
               <w:t xml:space="preserve">Why did the detective use an open circle instead of a closed circle? What values of p are possible?</w:t>
             </w:r>
-          </w:p>
-          <w:p>
-            <w:pPr>
-              <w:spacing w:after="0"/>
-            </w:pPr>
-            <w:r>
-              <w:rPr>
-                <w:b/>
-                <w:bCs/>
-                <w:color w:val="12355B"/>
-                <w:sz w:val="20"/>
-                <w:szCs w:val="20"/>
-              </w:rPr>
-              <w:t xml:space="preserve">Your job:  </w:t>
-            </w:r>
-            <w:r>
-              <w:rPr>
-                <w:sz w:val="20"/>
-                <w:szCs w:val="20"/>
-              </w:rPr>
-              <w:t xml:space="preserve">Answer the question. Use math evidence. Explain how the evidence proves your answer.</w:t>
-            </w:r>
             <w:r>
               <w:rPr>
                 <w:i/>
                 <w:iCs/>
                 <w:color w:val="5F6F80"/>
-                <w:sz w:val="18"/>
-                <w:szCs w:val="18"/>
+                <w:sz w:val="19"/>
+                <w:szCs w:val="19"/>
               </w:rPr>
               <w:br/>
-              <w:t xml:space="preserve">Responde la pregunta. Usa evidencia matemática. Explica cómo la evidencia demuestra tu respuesta.</w:t>
+              <w:t xml:space="preserve">¿Por qué usó la detective un círculo abierto en vez de uno cerrado? ¿Qué valores de p son posibles?</w:t>
             </w:r>
           </w:p>
         </w:tc>
@@ -1844,33 +1781,22 @@
     </w:tbl>
     <w:p>
       <w:pPr>
-        <w:pStyle w:val="Heading2"/>
-        <w:spacing w:after="80" w:before="180"/>
-      </w:pPr>
-      <w:r>
-        <w:rPr>
-          <w:b/>
-          <w:bCs/>
-          <w:color w:val="12355B"/>
-          <w:sz w:val="24"/>
-          <w:szCs w:val="24"/>
-        </w:rPr>
-        <w:t xml:space="preserve">2. Plan Your Math Words</w:t>
-      </w:r>
+        <w:spacing w:after="100"/>
+      </w:pPr>
       <w:r>
         <w:rPr>
           <w:i/>
           <w:iCs/>
-          <w:color w:val="1FA6A2"/>
+          <w:color w:val="5F6F80"/>
           <w:sz w:val="19"/>
           <w:szCs w:val="19"/>
         </w:rPr>
-        <w:t xml:space="preserve">   check at least two</w:t>
-      </w:r>
-    </w:p>
-    <w:p>
-      <w:pPr>
-        <w:spacing w:after="60"/>
+        <w:t xml:space="preserve">Say your answer to a partner first. Then write it, using at least two of these words:</w:t>
+      </w:r>
+    </w:p>
+    <w:p>
+      <w:pPr>
+        <w:spacing w:after="40"/>
       </w:pPr>
       <w:r>
         <w:rPr>
@@ -1890,14 +1816,7 @@
           <w:sz w:val="20"/>
           <w:szCs w:val="20"/>
         </w:rPr>
-        <w:t xml:space="preserve">Graph Inequalities — </w:t>
-      </w:r>
-      <w:r>
-        <w:rPr>
-          <w:sz w:val="20"/>
-          <w:szCs w:val="20"/>
-        </w:rPr>
-        <w:t xml:space="preserve">Show every solution to an inequality on a number line with a boundary point and an arrow.</w:t>
+        <w:t xml:space="preserve">Number line</w:t>
       </w:r>
       <w:r>
         <w:rPr>
@@ -1907,13 +1826,12 @@
           <w:sz w:val="18"/>
           <w:szCs w:val="18"/>
         </w:rPr>
-        <w:br/>
-        <w:t xml:space="preserve">Representar desigualdades en una recta numérica — Mostrar cada solución de una desigualdad en una recta numérica con un punto límite y una flecha.</w:t>
-      </w:r>
-    </w:p>
-    <w:p>
-      <w:pPr>
-        <w:spacing w:after="60"/>
+        <w:t xml:space="preserve">  ·  Recta numérica</w:t>
+      </w:r>
+    </w:p>
+    <w:p>
+      <w:pPr>
+        <w:spacing w:after="40"/>
       </w:pPr>
       <w:r>
         <w:rPr>
@@ -1933,14 +1851,7 @@
           <w:sz w:val="20"/>
           <w:szCs w:val="20"/>
         </w:rPr>
-        <w:t xml:space="preserve">Number line — </w:t>
-      </w:r>
-      <w:r>
-        <w:rPr>
-          <w:sz w:val="20"/>
-          <w:szCs w:val="20"/>
-        </w:rPr>
-        <w:t xml:space="preserve">A straight line where numbers are placed in order; numbers get smaller to the left and larger to the right.</w:t>
+        <w:t xml:space="preserve">Open circle</w:t>
       </w:r>
       <w:r>
         <w:rPr>
@@ -1950,13 +1861,12 @@
           <w:sz w:val="18"/>
           <w:szCs w:val="18"/>
         </w:rPr>
-        <w:br/>
-        <w:t xml:space="preserve">Recta numérica — Una recta donde los números se colocan en orden; los números son menores a la izquierda y mayores a la derecha.</w:t>
-      </w:r>
-    </w:p>
-    <w:p>
-      <w:pPr>
-        <w:spacing w:after="60"/>
+        <w:t xml:space="preserve">  ·  Círculo abierto</w:t>
+      </w:r>
+    </w:p>
+    <w:p>
+      <w:pPr>
+        <w:spacing w:after="40"/>
       </w:pPr>
       <w:r>
         <w:rPr>
@@ -1976,14 +1886,7 @@
           <w:sz w:val="20"/>
           <w:szCs w:val="20"/>
         </w:rPr>
-        <w:t xml:space="preserve">Open circle — </w:t>
-      </w:r>
-      <w:r>
-        <w:rPr>
-          <w:sz w:val="20"/>
-          <w:szCs w:val="20"/>
-        </w:rPr>
-        <w:t xml:space="preserve">An empty circle showing a number is NOT included.</w:t>
+        <w:t xml:space="preserve">Closed circle</w:t>
       </w:r>
       <w:r>
         <w:rPr>
@@ -1993,13 +1896,12 @@
           <w:sz w:val="18"/>
           <w:szCs w:val="18"/>
         </w:rPr>
-        <w:br/>
-        <w:t xml:space="preserve">Círculo abierto — Un círculo vacío que muestra que un número NO está incluido.</w:t>
-      </w:r>
-    </w:p>
-    <w:p>
-      <w:pPr>
-        <w:spacing w:after="60"/>
+        <w:t xml:space="preserve">  ·  Círculo cerrado</w:t>
+      </w:r>
+    </w:p>
+    <w:p>
+      <w:pPr>
+        <w:spacing w:after="40"/>
       </w:pPr>
       <w:r>
         <w:rPr>
@@ -2019,14 +1921,7 @@
           <w:sz w:val="20"/>
           <w:szCs w:val="20"/>
         </w:rPr>
-        <w:t xml:space="preserve">Closed circle — </w:t>
-      </w:r>
-      <w:r>
-        <w:rPr>
-          <w:sz w:val="20"/>
-          <w:szCs w:val="20"/>
-        </w:rPr>
-        <w:t xml:space="preserve">A filled-in circle showing a number IS included.</w:t>
+        <w:t xml:space="preserve">Solution set</w:t>
       </w:r>
       <w:r>
         <w:rPr>
@@ -2036,13 +1931,12 @@
           <w:sz w:val="18"/>
           <w:szCs w:val="18"/>
         </w:rPr>
-        <w:br/>
-        <w:t xml:space="preserve">Círculo cerrado — Un círculo relleno que muestra que un número SÍ está incluido.</w:t>
-      </w:r>
-    </w:p>
-    <w:p>
-      <w:pPr>
-        <w:spacing w:after="60"/>
+        <w:t xml:space="preserve">  ·  Conjunto solución</w:t>
+      </w:r>
+    </w:p>
+    <w:p>
+      <w:pPr>
+        <w:spacing w:after="40"/>
       </w:pPr>
       <w:r>
         <w:rPr>
@@ -2062,14 +1956,7 @@
           <w:sz w:val="20"/>
           <w:szCs w:val="20"/>
         </w:rPr>
-        <w:t xml:space="preserve">Solution set — </w:t>
-      </w:r>
-      <w:r>
-        <w:rPr>
-          <w:sz w:val="20"/>
-          <w:szCs w:val="20"/>
-        </w:rPr>
-        <w:t xml:space="preserve">All the numbers that make the inequality true.</w:t>
+        <w:t xml:space="preserve">Inequality</w:t>
       </w:r>
       <w:r>
         <w:rPr>
@@ -2079,109 +1966,7 @@
           <w:sz w:val="18"/>
           <w:szCs w:val="18"/>
         </w:rPr>
-        <w:br/>
-        <w:t xml:space="preserve">Conjunto solución — Todos los números que hacen verdadera la desigualdad.</w:t>
-      </w:r>
-    </w:p>
-    <w:tbl>
-      <w:tblPr>
-        <w:tblW w:type="pct" w:w="100%"/>
-        <w:tblBorders>
-          <w:top w:val="single" w:color="1FA6A2" w:sz="8"/>
-          <w:left w:val="single" w:color="1FA6A2" w:sz="8"/>
-          <w:bottom w:val="single" w:color="1FA6A2" w:sz="8"/>
-          <w:right w:val="single" w:color="1FA6A2" w:sz="8"/>
-          <w:insideH w:val="single" w:color="auto" w:sz="4"/>
-          <w:insideV w:val="single" w:color="auto" w:sz="4"/>
-        </w:tblBorders>
-      </w:tblPr>
-      <w:tblGrid>
-        <w:gridCol w:w="100"/>
-      </w:tblGrid>
-      <w:tr>
-        <w:tc>
-          <w:tcPr>
-            <w:shd w:fill="F7FFFD" w:color="auto" w:val="clear"/>
-            <w:tcMar>
-              <w:top w:type="dxa" w:w="120"/>
-              <w:left w:type="dxa" w:w="180"/>
-              <w:bottom w:type="dxa" w:w="120"/>
-              <w:right w:type="dxa" w:w="180"/>
-            </w:tcMar>
-          </w:tcPr>
-          <w:p>
-            <w:pPr>
-              <w:spacing w:after="50"/>
-            </w:pPr>
-            <w:r>
-              <w:rPr>
-                <w:b/>
-                <w:bCs/>
-                <w:color w:val="1FA6A2"/>
-                <w:sz w:val="20"/>
-                <w:szCs w:val="20"/>
-              </w:rPr>
-              <w:t xml:space="preserve">Say it first:  </w:t>
-            </w:r>
-            <w:r>
-              <w:rPr>
-                <w:sz w:val="20"/>
-                <w:szCs w:val="20"/>
-              </w:rPr>
-              <w:t xml:space="preserve">Say your idea to a partner or quietly to yourself before you write.</w:t>
-            </w:r>
-          </w:p>
-          <w:p>
-            <w:pPr>
-              <w:spacing w:after="60"/>
-            </w:pPr>
-            <w:r>
-              <w:rPr>
-                <w:color w:val="1A2733"/>
-                <w:sz w:val="21"/>
-                <w:szCs w:val="21"/>
-              </w:rPr>
-              <w:t xml:space="preserve">The detective used an open circle because ___ means 12 is ___ included, so possible values are numbers ___ than 12.</w:t>
-            </w:r>
-            <w:r>
-              <w:rPr>
-                <w:i/>
-                <w:iCs/>
-                <w:color w:val="5F6F80"/>
-                <w:sz w:val="19"/>
-                <w:szCs w:val="19"/>
-              </w:rPr>
-              <w:br/>
-              <w:t xml:space="preserve">Di tu respuesta primero: Mi respuesta es ___ porque ___.</w:t>
-            </w:r>
-          </w:p>
-        </w:tc>
-      </w:tr>
-    </w:tbl>
-    <w:p>
-      <w:pPr>
-        <w:pStyle w:val="Heading2"/>
-        <w:spacing w:after="80" w:before="180"/>
-      </w:pPr>
-      <w:r>
-        <w:rPr>
-          <w:b/>
-          <w:bCs/>
-          <w:color w:val="12355B"/>
-          <w:sz w:val="24"/>
-          <w:szCs w:val="24"/>
-        </w:rPr>
-        <w:t xml:space="preserve">3. Build Your Explanation</w:t>
-      </w:r>
-      <w:r>
-        <w:rPr>
-          <w:i/>
-          <w:iCs/>
-          <w:color w:val="B97A12"/>
-          <w:sz w:val="19"/>
-          <w:szCs w:val="19"/>
-        </w:rPr>
-        <w:t xml:space="preserve">   choose your support</w:t>
+        <w:t xml:space="preserve">  ·  Desigualdad</w:t>
       </w:r>
     </w:p>
     <w:tbl>
@@ -2212,21 +1997,6 @@
           </w:tcPr>
           <w:p>
             <w:pPr>
-              <w:spacing w:after="50"/>
-            </w:pPr>
-            <w:r>
-              <w:rPr>
-                <w:i/>
-                <w:iCs/>
-                <w:color w:val="5F6F80"/>
-                <w:sz w:val="19"/>
-                <w:szCs w:val="19"/>
-              </w:rPr>
-              <w:t xml:space="preserve">This model shows the parts of an explanation. It does not answer your writing question.</w:t>
-            </w:r>
-          </w:p>
-          <w:p>
-            <w:pPr>
               <w:spacing w:after="80"/>
             </w:pPr>
             <w:r>
@@ -2237,58 +2007,14 @@
                 <w:sz w:val="19"/>
                 <w:szCs w:val="19"/>
               </w:rPr>
-              <w:t xml:space="preserve">Claim:  </w:t>
+              <w:t xml:space="preserve">Model:  </w:t>
             </w:r>
             <w:r>
               <w:rPr>
                 <w:sz w:val="19"/>
                 <w:szCs w:val="19"/>
               </w:rPr>
-              <w:t xml:space="preserve">Because 2:00 itself counts, I use a closed circle at 2.</w:t>
-            </w:r>
-          </w:p>
-          <w:p>
-            <w:pPr>
-              <w:spacing w:after="80"/>
-            </w:pPr>
-            <w:r>
-              <w:rPr>
-                <w:b/>
-                <w:bCs/>
-                <w:color w:val="12355B"/>
-                <w:sz w:val="19"/>
-                <w:szCs w:val="19"/>
-              </w:rPr>
-              <w:t xml:space="preserve">Evidence:  </w:t>
-            </w:r>
-            <w:r>
-              <w:rPr>
-                <w:sz w:val="19"/>
-                <w:szCs w:val="19"/>
-              </w:rPr>
-              <w:t xml:space="preserve">Students choose a closed circle at 2 (because 'no earlier than' includes 2) and shade to the right since later times satisfy t ≥ 2.</w:t>
-            </w:r>
-          </w:p>
-          <w:p>
-            <w:pPr>
-              <w:spacing w:after="80"/>
-            </w:pPr>
-            <w:r>
-              <w:rPr>
-                <w:b/>
-                <w:bCs/>
-                <w:color w:val="12355B"/>
-                <w:sz w:val="19"/>
-                <w:szCs w:val="19"/>
-              </w:rPr>
-              <w:t xml:space="preserve">Reasoning:  </w:t>
-            </w:r>
-            <w:r>
-              <w:rPr>
-                <w:sz w:val="19"/>
-                <w:szCs w:val="19"/>
-              </w:rPr>
-              <w:t xml:space="preserve">This evidence connects the definition of graph inequalities to the mathematical claim.</w:t>
+              <w:t xml:space="preserve">Because 2:00 itself counts, I use a closed circle at 2. — Students choose a closed circle at 2 (because 'no earlier than' includes 2) and shade to the right since later times satisfy t ≥ 2.</w:t>
             </w:r>
           </w:p>
         </w:tc>
@@ -2367,7 +2093,7 @@
           <w:sz w:val="21"/>
           <w:szCs w:val="21"/>
         </w:rPr>
-        <w:t xml:space="preserve">My answer is ___.</w:t>
+        <w:t xml:space="preserve">My answer is ___ because ___.</w:t>
       </w:r>
       <w:r>
         <w:rPr>
@@ -2378,7 +2104,7 @@
           <w:szCs w:val="19"/>
         </w:rPr>
         <w:br/>
-        <w:t xml:space="preserve">Mi respuesta es ___.</w:t>
+        <w:t xml:space="preserve">Mi respuesta es ___ porque ___.</w:t>
       </w:r>
     </w:p>
     <w:tbl>
@@ -2518,7 +2244,7 @@
           <w:sz w:val="21"/>
           <w:szCs w:val="21"/>
         </w:rPr>
-        <w:t xml:space="preserve">I know because ___.</w:t>
+        <w:t xml:space="preserve">My evidence is ___, so ___.</w:t>
       </w:r>
       <w:r>
         <w:rPr>
@@ -2529,31 +2255,7 @@
           <w:szCs w:val="19"/>
         </w:rPr>
         <w:br/>
-        <w:t xml:space="preserve">Lo sé porque ___.</w:t>
-      </w:r>
-    </w:p>
-    <w:p>
-      <w:pPr>
-        <w:spacing w:after="60"/>
-      </w:pPr>
-      <w:r>
-        <w:rPr>
-          <w:color w:val="1A2733"/>
-          <w:sz w:val="21"/>
-          <w:szCs w:val="21"/>
-        </w:rPr>
-        <w:t xml:space="preserve">So ___.</w:t>
-      </w:r>
-      <w:r>
-        <w:rPr>
-          <w:i/>
-          <w:iCs/>
-          <w:color w:val="5F6F80"/>
-          <w:sz w:val="19"/>
-          <w:szCs w:val="19"/>
-        </w:rPr>
-        <w:br/>
-        <w:t xml:space="preserve">Entonces ___.</w:t>
+        <w:t xml:space="preserve">Mi evidencia es ___, entonces ___.</w:t>
       </w:r>
     </w:p>
     <w:tbl>
@@ -2659,78 +2361,6 @@
         <w:t xml:space="preserve">Escribe una afirmación, da evidencia matemática y explica tu razonamiento.</w:t>
       </w:r>
     </w:p>
-    <w:p>
-      <w:pPr>
-        <w:spacing w:after="60"/>
-      </w:pPr>
-      <w:r>
-        <w:rPr>
-          <w:color w:val="1A2733"/>
-          <w:sz w:val="21"/>
-          <w:szCs w:val="21"/>
-        </w:rPr>
-        <w:t xml:space="preserve">My claim is ___.</w:t>
-      </w:r>
-      <w:r>
-        <w:rPr>
-          <w:i/>
-          <w:iCs/>
-          <w:color w:val="5F6F80"/>
-          <w:sz w:val="19"/>
-          <w:szCs w:val="19"/>
-        </w:rPr>
-        <w:br/>
-        <w:t xml:space="preserve">Mi afirmación es ___.</w:t>
-      </w:r>
-    </w:p>
-    <w:p>
-      <w:pPr>
-        <w:spacing w:after="60"/>
-      </w:pPr>
-      <w:r>
-        <w:rPr>
-          <w:color w:val="1A2733"/>
-          <w:sz w:val="21"/>
-          <w:szCs w:val="21"/>
-        </w:rPr>
-        <w:t xml:space="preserve">My math evidence is ___.</w:t>
-      </w:r>
-      <w:r>
-        <w:rPr>
-          <w:i/>
-          <w:iCs/>
-          <w:color w:val="5F6F80"/>
-          <w:sz w:val="19"/>
-          <w:szCs w:val="19"/>
-        </w:rPr>
-        <w:br/>
-        <w:t xml:space="preserve">Mi evidencia matemática es ___.</w:t>
-      </w:r>
-    </w:p>
-    <w:p>
-      <w:pPr>
-        <w:spacing w:after="60"/>
-      </w:pPr>
-      <w:r>
-        <w:rPr>
-          <w:color w:val="1A2733"/>
-          <w:sz w:val="21"/>
-          <w:szCs w:val="21"/>
-        </w:rPr>
-        <w:t xml:space="preserve">This proves ___ because ___.</w:t>
-      </w:r>
-      <w:r>
-        <w:rPr>
-          <w:i/>
-          <w:iCs/>
-          <w:color w:val="5F6F80"/>
-          <w:sz w:val="19"/>
-          <w:szCs w:val="19"/>
-        </w:rPr>
-        <w:br/>
-        <w:t xml:space="preserve">Esto demuestra ___ porque ___.</w:t>
-      </w:r>
-    </w:p>
     <w:tbl>
       <w:tblPr>
         <w:tblW w:type="pct" w:w="100%"/>
@@ -2813,7 +2443,7 @@
           <w:sz w:val="24"/>
           <w:szCs w:val="24"/>
         </w:rPr>
-        <w:t xml:space="preserve">4. Check Your Explanation</w:t>
+        <w:t xml:space="preserve">Check Your Explanation</w:t>
       </w:r>
       <w:r>
         <w:rPr>
@@ -2823,7 +2453,7 @@
           <w:sz w:val="19"/>
           <w:szCs w:val="19"/>
         </w:rPr>
-        <w:t xml:space="preserve">   five quick checks</w:t>
+        <w:t xml:space="preserve">   three quick checks</w:t>
       </w:r>
     </w:p>
     <w:p>
@@ -2847,17 +2477,6 @@
         </w:rPr>
         <w:t xml:space="preserve">I answered the question.</w:t>
       </w:r>
-      <w:r>
-        <w:rPr>
-          <w:i/>
-          <w:iCs/>
-          <w:color w:val="5F6F80"/>
-          <w:sz w:val="18"/>
-          <w:szCs w:val="18"/>
-        </w:rPr>
-        <w:br/>
-        <w:t xml:space="preserve">Respondí la pregunta.</w:t>
-      </w:r>
     </w:p>
     <w:p>
       <w:pPr>
@@ -2878,18 +2497,7 @@
           <w:sz w:val="20"/>
           <w:szCs w:val="20"/>
         </w:rPr>
-        <w:t xml:space="preserve">I used math evidence: numbers, an equation, a model, or a comparison.</w:t>
-      </w:r>
-      <w:r>
-        <w:rPr>
-          <w:i/>
-          <w:iCs/>
-          <w:color w:val="5F6F80"/>
-          <w:sz w:val="18"/>
-          <w:szCs w:val="18"/>
-        </w:rPr>
-        <w:br/>
-        <w:t xml:space="preserve">Usé evidencia matemática: números, una ecuación, un modelo o una comparación.</w:t>
+        <w:t xml:space="preserve">I used math evidence: numbers, an equation, or a model.</w:t>
       </w:r>
     </w:p>
     <w:p>
@@ -2911,84 +2519,7 @@
           <w:sz w:val="20"/>
           <w:szCs w:val="20"/>
         </w:rPr>
-        <w:t xml:space="preserve">I explained how the evidence proves my answer.</w:t>
-      </w:r>
-      <w:r>
-        <w:rPr>
-          <w:i/>
-          <w:iCs/>
-          <w:color w:val="5F6F80"/>
-          <w:sz w:val="18"/>
-          <w:szCs w:val="18"/>
-        </w:rPr>
-        <w:br/>
-        <w:t xml:space="preserve">Expliqué cómo la evidencia demuestra mi respuesta.</w:t>
-      </w:r>
-    </w:p>
-    <w:p>
-      <w:pPr>
-        <w:spacing w:after="80"/>
-      </w:pPr>
-      <w:r>
-        <w:rPr>
-          <w:b/>
-          <w:bCs/>
-          <w:color w:val="1FA6A2"/>
-          <w:sz w:val="22"/>
-          <w:szCs w:val="22"/>
-        </w:rPr>
-        <w:t xml:space="preserve">☐  </w:t>
-      </w:r>
-      <w:r>
-        <w:rPr>
-          <w:sz w:val="20"/>
-          <w:szCs w:val="20"/>
-        </w:rPr>
         <w:t xml:space="preserve">I used at least two math words.</w:t>
-      </w:r>
-      <w:r>
-        <w:rPr>
-          <w:i/>
-          <w:iCs/>
-          <w:color w:val="5F6F80"/>
-          <w:sz w:val="18"/>
-          <w:szCs w:val="18"/>
-        </w:rPr>
-        <w:br/>
-        <w:t xml:space="preserve">Usé por lo menos dos palabras matemáticas.</w:t>
-      </w:r>
-    </w:p>
-    <w:p>
-      <w:pPr>
-        <w:spacing w:after="80"/>
-      </w:pPr>
-      <w:r>
-        <w:rPr>
-          <w:b/>
-          <w:bCs/>
-          <w:color w:val="1FA6A2"/>
-          <w:sz w:val="22"/>
-          <w:szCs w:val="22"/>
-        </w:rPr>
-        <w:t xml:space="preserve">☐  </w:t>
-      </w:r>
-      <w:r>
-        <w:rPr>
-          <w:sz w:val="20"/>
-          <w:szCs w:val="20"/>
-        </w:rPr>
-        <w:t xml:space="preserve">I reread complete sentences and punctuation.</w:t>
-      </w:r>
-      <w:r>
-        <w:rPr>
-          <w:i/>
-          <w:iCs/>
-          <w:color w:val="5F6F80"/>
-          <w:sz w:val="18"/>
-          <w:szCs w:val="18"/>
-        </w:rPr>
-        <w:br/>
-        <w:t xml:space="preserve">Volví a leer mis oraciones completas y la puntuación.</w:t>
       </w:r>
     </w:p>
     <w:p>
